--- a/downloads/teacher/ai-6-week-06.docx
+++ b/downloads/teacher/ai-6-week-06.docx
@@ -1920,6 +1920,396 @@
         <w:t>For the Grounded Learning Service, retain an annotated trace and the changed-case result. Name the contract or evidence that makes the deciding step valid, so another team can review it.</w:t>
       </w:r>
     </w:p>
+    <w:p>
+      <w:pPr>
+        <w:pStyle w:val="Heading1"/>
+      </w:pPr>
+      <w:r>
+        <w:t>07. Prepare, teach and assess</w:t>
+      </w:r>
+    </w:p>
+    <w:p>
+      <w:r>
+        <w:t>Teaching target: Explain the mechanism and terminology of least privilege and tool scopes</w:t>
+      </w:r>
+    </w:p>
+    <w:p>
+      <w:r>
+        <w:t>Prepare the labelled worked-case picture, the matching workbook, fictional input cards and a place for individual responses. Check a local Python 3 environment before class; have a paper-trace version ready.</w:t>
+      </w:r>
+    </w:p>
+    <w:tbl>
+      <w:tblPr>
+        <w:tblStyle w:val="LightShading-Accent1"/>
+        <w:tblW w:type="auto" w:w="0"/>
+        <w:tblLook w:firstColumn="1" w:firstRow="1" w:lastColumn="0" w:lastRow="0" w:noHBand="0" w:noVBand="1" w:val="04A0"/>
+      </w:tblPr>
+      <w:tblGrid>
+        <w:gridCol w:w="3408"/>
+        <w:gridCol w:w="3408"/>
+        <w:gridCol w:w="3408"/>
+      </w:tblGrid>
+      <w:tr>
+        <w:trPr>
+          <w:tblHeader/>
+        </w:trPr>
+        <w:tc>
+          <w:tcPr>
+            <w:tcW w:type="dxa" w:w="3408"/>
+          </w:tcPr>
+          <w:p>
+            <w:r>
+              <w:t>Session</w:t>
+            </w:r>
+          </w:p>
+        </w:tc>
+        <w:tc>
+          <w:tcPr>
+            <w:tcW w:type="dxa" w:w="3408"/>
+          </w:tcPr>
+          <w:p>
+            <w:r>
+              <w:t>Plan</w:t>
+            </w:r>
+          </w:p>
+        </w:tc>
+        <w:tc>
+          <w:tcPr>
+            <w:tcW w:type="dxa" w:w="3408"/>
+          </w:tcPr>
+          <w:p>
+            <w:r>
+              <w:t>Resources</w:t>
+            </w:r>
+          </w:p>
+        </w:tc>
+      </w:tr>
+      <w:tr>
+        <w:tc>
+          <w:tcPr>
+            <w:tcW w:type="dxa" w:w="3408"/>
+          </w:tcPr>
+          <w:p>
+            <w:r>
+              <w:t>Session 1 · Understand · 45 min</w:t>
+            </w:r>
+          </w:p>
+        </w:tc>
+        <w:tc>
+          <w:tcPr>
+            <w:tcW w:type="dxa" w:w="3408"/>
+          </w:tcPr>
+          <w:p>
+            <w:r>
+              <w:t>0–7: recall and prerequisite; 7–15: inspect the concrete case and predict; 15–30: teacher models the worked trace; 30–40: learners explain a step using the text and visual; 40–45: check the core idea.</w:t>
+            </w:r>
+          </w:p>
+        </w:tc>
+        <w:tc>
+          <w:tcPr>
+            <w:tcW w:type="dxa" w:w="3408"/>
+          </w:tcPr>
+          <w:p>
+            <w:r>
+              <w:t>Sections 1–6; record the brief recall in the workbook.</w:t>
+            </w:r>
+          </w:p>
+        </w:tc>
+      </w:tr>
+      <w:tr>
+        <w:tc>
+          <w:tcPr>
+            <w:tcW w:type="dxa" w:w="3408"/>
+          </w:tcPr>
+          <w:p>
+            <w:r>
+              <w:t>Session 2 · Practise · 45 min</w:t>
+            </w:r>
+          </w:p>
+        </w:tc>
+        <w:tc>
+          <w:tcPr>
+            <w:tcW w:type="dxa" w:w="3408"/>
+          </w:tcPr>
+          <w:p>
+            <w:r>
+              <w:t>0–5: retrieve the procedure; 5–15: W2 completion practice; 15–23: explain and check with a partner; 23–30: each learner answers the misconception check; 30–40: targeted reteaching or a harder variation; 40–45: prepare the investigation.</w:t>
+            </w:r>
+          </w:p>
+        </w:tc>
+        <w:tc>
+          <w:tcPr>
+            <w:tcW w:type="dxa" w:w="3408"/>
+          </w:tcPr>
+          <w:p>
+            <w:r>
+              <w:t>Sections 7–10; use the matching workbook W2 and misconception check.</w:t>
+            </w:r>
+          </w:p>
+        </w:tc>
+      </w:tr>
+      <w:tr>
+        <w:tc>
+          <w:tcPr>
+            <w:tcW w:type="dxa" w:w="3408"/>
+          </w:tcPr>
+          <w:p>
+            <w:r>
+              <w:t>Session 3 · Investigate and transfer · 45 min</w:t>
+            </w:r>
+          </w:p>
+        </w:tc>
+        <w:tc>
+          <w:tcPr>
+            <w:tcW w:type="dxa" w:w="3408"/>
+          </w:tcPr>
+          <w:p>
+            <w:r>
+              <w:t>0–5: retrieve the decision rule; 5–20: investigate or trace; 20–30: start the independent case; 30–38: connect the project; 38–43: act on feedback; 43–45: plan the return check.</w:t>
+            </w:r>
+          </w:p>
+        </w:tc>
+        <w:tc>
+          <w:tcPr>
+            <w:tcW w:type="dxa" w:w="3408"/>
+          </w:tcPr>
+          <w:p>
+            <w:r>
+              <w:t>Sections 9 and 11–14. Give extra time to finish the full task set; use Section 15 when the week includes a coding lab.</w:t>
+            </w:r>
+          </w:p>
+        </w:tc>
+      </w:tr>
+    </w:tbl>
+    <w:p>
+      <w:r>
+        <w:t>Before class, solve the supported practice: Tool token permits lookup(public-room). A proposed call writes teacher notes. Show the intermediate steps and give the conclusion with its scope.</w:t>
+      </w:r>
+    </w:p>
+    <w:p>
+      <w:r>
+        <w:t>Reasoned practice answer: Teacher explanation: Both operation and resource exceed scope; deny before execution, regardless of generated confidence.</w:t>
+      </w:r>
+    </w:p>
+    <w:p>
+      <w:r>
+        <w:t>Check every learner before discussion: Use the worked case for Least privilege and tool scopes. Proposed explanation: “The worked result establishes every future case”. Decide whether this explanation is supported. Point to the step or supplied fact that decides; explain your repair if needed.</w:t>
+      </w:r>
+    </w:p>
+    <w:p>
+      <w:r>
+        <w:t>Misconception repair: A generated plan cannot expand the token or actor scope.</w:t>
+      </w:r>
+    </w:p>
+    <w:p>
+      <w:r>
+        <w:t>Support: read the exact case aloud, enlarge the labelled picture, supply input cards and model only the first deciding step. Accept a spoken explanation or drawing; retain the reasoning goal.</w:t>
+      </w:r>
+    </w:p>
+    <w:p>
+      <w:r>
+        <w:t>Extension: Add read S5 explicitly to the trusted scope. Require a prediction and a reason before comparing. Expected result: Read S5 becomes permitted; write S2 remains denied. Reason: Adding one station does not grant a write operation.</w:t>
+      </w:r>
+    </w:p>
+    <w:p>
+      <w:r>
+        <w:t>Independent assessment: withhold the reserved answer until the learner has attempted the new case. Record support separately from correctness.</w:t>
+      </w:r>
+    </w:p>
+    <w:tbl>
+      <w:tblPr>
+        <w:tblStyle w:val="LightShading-Accent1"/>
+        <w:tblW w:type="auto" w:w="0"/>
+        <w:tblLook w:firstColumn="1" w:firstRow="1" w:lastColumn="0" w:lastRow="0" w:noHBand="0" w:noVBand="1" w:val="04A0"/>
+      </w:tblPr>
+      <w:tblGrid>
+        <w:gridCol w:w="2556"/>
+        <w:gridCol w:w="2556"/>
+        <w:gridCol w:w="2556"/>
+        <w:gridCol w:w="2556"/>
+      </w:tblGrid>
+      <w:tr>
+        <w:trPr>
+          <w:tblHeader/>
+        </w:trPr>
+        <w:tc>
+          <w:tcPr>
+            <w:tcW w:type="dxa" w:w="2556"/>
+          </w:tcPr>
+          <w:p>
+            <w:r>
+              <w:t>Criterion</w:t>
+            </w:r>
+          </w:p>
+        </w:tc>
+        <w:tc>
+          <w:tcPr>
+            <w:tcW w:type="dxa" w:w="2556"/>
+          </w:tcPr>
+          <w:p>
+            <w:r>
+              <w:t>Not yet</w:t>
+            </w:r>
+          </w:p>
+        </w:tc>
+        <w:tc>
+          <w:tcPr>
+            <w:tcW w:type="dxa" w:w="2556"/>
+          </w:tcPr>
+          <w:p>
+            <w:r>
+              <w:t>With support</w:t>
+            </w:r>
+          </w:p>
+        </w:tc>
+        <w:tc>
+          <w:tcPr>
+            <w:tcW w:type="dxa" w:w="2556"/>
+          </w:tcPr>
+          <w:p>
+            <w:r>
+              <w:t>Independent</w:t>
+            </w:r>
+          </w:p>
+        </w:tc>
+      </w:tr>
+      <w:tr>
+        <w:tc>
+          <w:tcPr>
+            <w:tcW w:type="dxa" w:w="2556"/>
+          </w:tcPr>
+          <w:p>
+            <w:r>
+              <w:t>Explanation</w:t>
+            </w:r>
+          </w:p>
+        </w:tc>
+        <w:tc>
+          <w:tcPr>
+            <w:tcW w:type="dxa" w:w="2556"/>
+          </w:tcPr>
+          <w:p>
+            <w:r>
+              <w:t>Names an answer without a deciding fact</w:t>
+            </w:r>
+          </w:p>
+        </w:tc>
+        <w:tc>
+          <w:tcPr>
+            <w:tcW w:type="dxa" w:w="2556"/>
+          </w:tcPr>
+          <w:p>
+            <w:r>
+              <w:t>Uses a hint to link fact and decision</w:t>
+            </w:r>
+          </w:p>
+        </w:tc>
+        <w:tc>
+          <w:tcPr>
+            <w:tcW w:type="dxa" w:w="2556"/>
+          </w:tcPr>
+          <w:p>
+            <w:r>
+              <w:t>Explains the deciding fact in own words</w:t>
+            </w:r>
+          </w:p>
+        </w:tc>
+      </w:tr>
+      <w:tr>
+        <w:tc>
+          <w:tcPr>
+            <w:tcW w:type="dxa" w:w="2556"/>
+          </w:tcPr>
+          <w:p>
+            <w:r>
+              <w:t>Trace or test</w:t>
+            </w:r>
+          </w:p>
+        </w:tc>
+        <w:tc>
+          <w:tcPr>
+            <w:tcW w:type="dxa" w:w="2556"/>
+          </w:tcPr>
+          <w:p>
+            <w:r>
+              <w:t>Cannot connect input and result</w:t>
+            </w:r>
+          </w:p>
+        </w:tc>
+        <w:tc>
+          <w:tcPr>
+            <w:tcW w:type="dxa" w:w="2556"/>
+          </w:tcPr>
+          <w:p>
+            <w:r>
+              <w:t>Completes steps with prompts</w:t>
+            </w:r>
+          </w:p>
+        </w:tc>
+        <w:tc>
+          <w:tcPr>
+            <w:tcW w:type="dxa" w:w="2556"/>
+          </w:tcPr>
+          <w:p>
+            <w:r>
+              <w:t>Traces or tests a changed case accurately</w:t>
+            </w:r>
+          </w:p>
+        </w:tc>
+      </w:tr>
+      <w:tr>
+        <w:tc>
+          <w:tcPr>
+            <w:tcW w:type="dxa" w:w="2556"/>
+          </w:tcPr>
+          <w:p>
+            <w:r>
+              <w:t>Limits and revision</w:t>
+            </w:r>
+          </w:p>
+        </w:tc>
+        <w:tc>
+          <w:tcPr>
+            <w:tcW w:type="dxa" w:w="2556"/>
+          </w:tcPr>
+          <w:p>
+            <w:r>
+              <w:t>Claims more than evidence supports</w:t>
+            </w:r>
+          </w:p>
+        </w:tc>
+        <w:tc>
+          <w:tcPr>
+            <w:tcW w:type="dxa" w:w="2556"/>
+          </w:tcPr>
+          <w:p>
+            <w:r>
+              <w:t>Names a limit after a prompt</w:t>
+            </w:r>
+          </w:p>
+        </w:tc>
+        <w:tc>
+          <w:tcPr>
+            <w:tcW w:type="dxa" w:w="2556"/>
+          </w:tcPr>
+          <w:p>
+            <w:r>
+              <w:t>States a defensible limit and useful next test</w:t>
+            </w:r>
+          </w:p>
+        </w:tc>
+      </w:tr>
+    </w:tbl>
+    <w:p>
+      <w:r>
+        <w:t>Project checkpoint: Frame the need. Name the user, the problem, allowed inputs and a safe simple starting method.</w:t>
+      </w:r>
+    </w:p>
+    <w:p>
+      <w:r>
+        <w:t>Use the weekly teacher answer for topic-specific reasoning. A saved progress tick is an activity record; judge mastery from the learner’s explanation and evidence.</w:t>
+      </w:r>
+    </w:p>
     <w:sectPr>
       <w:pgSz w:w="12240" w:h="15840"/>
       <w:pgMar w:top="936" w:right="1008" w:bottom="936" w:left="1008" w:header="720" w:footer="720" w:gutter="0"/>

--- a/downloads/teacher/ai-6-week-06.docx
+++ b/downloads/teacher/ai-6-week-06.docx
@@ -2310,6 +2310,39 @@
         <w:t>Use the weekly teacher answer for topic-specific reasoning. A saved progress tick is an activity record; judge mastery from the learner’s explanation and evidence.</w:t>
       </w:r>
     </w:p>
+    <w:p>
+      <w:pPr>
+        <w:pStyle w:val="Heading1"/>
+      </w:pPr>
+      <w:r>
+        <w:t>08. Use feedback, labs and repair paths</w:t>
+      </w:r>
+    </w:p>
+    <w:p>
+      <w:r>
+        <w:t>Use the two formative questions as supported practice, not as independent mastery scores. Discuss the deciding evidence rather than accepting a guessed selection.</w:t>
+      </w:r>
+    </w:p>
+    <w:p>
+      <w:r>
+        <w:t>The feedback comes from the reviewed public worked case. Do not reveal the separately reserved independent teacher answer until the learner has attempted that case.</w:t>
+      </w:r>
+    </w:p>
+    <w:p>
+      <w:r>
+        <w:t>Ask students to predict before running code. Preserve errors and actual outputs; collect a changed test and an explanation. The branch-boundary and indexing lessons deliberately include failure cases.</w:t>
+      </w:r>
+    </w:p>
+    <w:p>
+      <w:r>
+        <w:t>Use the earlier worked-explanation links to address a specific missing building block, then return to the current question. Adapt this suggestion after observing the learner; it is not an automatic diagnosis.</w:t>
+      </w:r>
+    </w:p>
+    <w:p>
+      <w:r>
+        <w:t>Collect the completed-work portfolio as evidence. Record support separately from correctness, and assess explanation, trace/test and limitations. Progress ticks and quiz selections alone do not establish mastery.</w:t>
+      </w:r>
+    </w:p>
     <w:sectPr>
       <w:pgSz w:w="12240" w:h="15840"/>
       <w:pgMar w:top="936" w:right="1008" w:bottom="936" w:left="1008" w:header="720" w:footer="720" w:gutter="0"/>

--- a/downloads/teacher/ai-6-week-06.docx
+++ b/downloads/teacher/ai-6-week-06.docx
@@ -29,16 +29,51 @@
       </w:r>
     </w:p>
     <w:p>
-      <w:pPr>
-        <w:pStyle w:val="Heading3"/>
-      </w:pPr>
-      <w:r>
-        <w:t>Teach the learning cycle</w:t>
+      <w:r>
+        <w:t>Prepare Least privilege and tool scopes: check the target, prerequisites, resources and adaptable teaching schedule.</w:t>
       </w:r>
     </w:p>
     <w:p>
-      <w:r>
-        <w:t>Primary target: Explain the mechanism and terminology of least privilege and tool scopes</w:t>
+      <w:pPr>
+        <w:pStyle w:val="Heading3"/>
+      </w:pPr>
+      <w:r>
+        <w:t>Teach the learning cycle</w:t>
+      </w:r>
+    </w:p>
+    <w:p>
+      <w:pPr>
+        <w:spacing w:line="336" w:lineRule="auto" w:after="180"/>
+      </w:pPr>
+      <w:r>
+        <w:rPr>
+          <w:b w:val="0"/>
+        </w:rPr>
+        <w:t xml:space="preserve">Primary target: Explain the </w:t>
+      </w:r>
+      <w:r>
+        <w:rPr>
+          <w:b/>
+        </w:rPr>
+        <w:t>mechanism</w:t>
+      </w:r>
+      <w:r>
+        <w:rPr>
+          <w:b w:val="0"/>
+        </w:rPr>
+        <w:t xml:space="preserve"> and terminology of </w:t>
+      </w:r>
+      <w:r>
+        <w:rPr>
+          <w:b/>
+        </w:rPr>
+        <w:t>least privilege</w:t>
+      </w:r>
+      <w:r>
+        <w:rPr>
+          <w:b w:val="0"/>
+        </w:rPr>
+        <w:t xml:space="preserve"> and tool scopes</w:t>
       </w:r>
     </w:p>
     <w:tbl>
@@ -185,21 +220,48 @@
       </w:tr>
     </w:tbl>
     <w:p>
-      <w:r>
-        <w:t>This is a starting allocation of 135 minutes, not a validated duration. Preserve all named topics. Schedule extra time for connected examples, the full investigation, independent cases and project building. Repeated copies of a case share one recorded attempt; they are not new evidence.</w:t>
+      <w:pPr>
+        <w:spacing w:line="336" w:lineRule="auto" w:after="180"/>
+      </w:pPr>
+      <w:r>
+        <w:rPr>
+          <w:b w:val="0"/>
+        </w:rPr>
+        <w:t>This is a starting allocation of 135 minutes, not a validated duration. Preserve all named topics. Schedule extra time for connected examples, the full investigation, independent cases and project building.</w:t>
       </w:r>
     </w:p>
     <w:p>
-      <w:r>
-        <w:t>Case exposure check: this source example appears in ai-2/31, ai-6/6. Reuse a familiar case for recall or modelling; verify that the case used to assess transfer has not already received feedback.</w:t>
+      <w:pPr>
+        <w:spacing w:line="336" w:lineRule="auto" w:after="180"/>
+      </w:pPr>
+      <w:r>
+        <w:rPr>
+          <w:b w:val="0"/>
+        </w:rPr>
+        <w:t xml:space="preserve">Repeated copies of a case share one recorded attempt; they are not new </w:t>
+      </w:r>
+      <w:r>
+        <w:rPr>
+          <w:b/>
+        </w:rPr>
+        <w:t>evidence</w:t>
+      </w:r>
+      <w:r>
+        <w:rPr>
+          <w:b w:val="0"/>
+        </w:rPr>
+        <w:t>.</w:t>
       </w:r>
     </w:p>
     <w:p>
       <w:pPr>
-        <w:pStyle w:val="Heading3"/>
-      </w:pPr>
-      <w:r>
-        <w:t>Retrieval answer guidance</w:t>
+        <w:spacing w:line="336" w:lineRule="auto" w:after="180"/>
+      </w:pPr>
+      <w:r>
+        <w:rPr>
+          <w:b w:val="0"/>
+        </w:rPr>
+        <w:t>Case exposure check: this source example appears in ai-2/31, ai-6/6. Reuse a familiar case for recall or modelling; verify that the case used to assess transfer has not already received feedback.</w:t>
       </w:r>
     </w:p>
     <w:p>
@@ -207,155 +269,555 @@
         <w:pStyle w:val="Heading3"/>
       </w:pPr>
       <w:r>
-        <w:t>Authentication and authorisation</w:t>
+        <w:t>Retrieval answer guidance</w:t>
       </w:r>
     </w:p>
     <w:p>
-      <w:r>
-        <w:t>Without opening the old lesson, explain one key idea from Authentication and authorisation. Give an example and a mistake that the idea helps you avoid.</w:t>
+      <w:pPr>
+        <w:pStyle w:val="Heading3"/>
+      </w:pPr>
+      <w:r>
+        <w:t>Authentication and authorisation</w:t>
       </w:r>
     </w:p>
     <w:p>
-      <w:r>
-        <w:t>Look for: Explain the mechanism and terminology of authentication and authorisation</w:t>
+      <w:pPr>
+        <w:spacing w:line="336" w:lineRule="auto" w:after="180"/>
+      </w:pPr>
+      <w:r>
+        <w:rPr>
+          <w:b w:val="0"/>
+        </w:rPr>
+        <w:t>Without opening the old lesson, explain one key idea from Authentication and authorisation. Give an example and a mistake that the idea helps you avoid.</w:t>
       </w:r>
     </w:p>
     <w:p>
-      <w:r>
-        <w:t>Reference example, not the only acceptable wording: Teacher explanation: Authentication identifies an actor; authorisation decides whether that actor may perform a particular operation on a particular resource. Use trusted session roles, never a role claimed inside user JSON. Student may read student resources; teacher may read both. Unauthenticated requests are denied.</w:t>
+      <w:pPr>
+        <w:spacing w:line="336" w:lineRule="auto" w:after="180"/>
+      </w:pPr>
+      <w:r>
+        <w:rPr>
+          <w:b w:val="0"/>
+        </w:rPr>
+        <w:t xml:space="preserve">Look for: Explain the </w:t>
+      </w:r>
+      <w:r>
+        <w:rPr>
+          <w:b/>
+        </w:rPr>
+        <w:t>mechanism</w:t>
+      </w:r>
+      <w:r>
+        <w:rPr>
+          <w:b w:val="0"/>
+        </w:rPr>
+        <w:t xml:space="preserve"> and terminology of authentication and authorisation</w:t>
       </w:r>
     </w:p>
     <w:p>
       <w:pPr>
-        <w:pStyle w:val="Heading3"/>
-      </w:pPr>
-      <w:r>
-        <w:t>Typed contracts and schemas</w:t>
+        <w:spacing w:line="336" w:lineRule="auto" w:after="180"/>
+      </w:pPr>
+      <w:r>
+        <w:rPr>
+          <w:b w:val="0"/>
+        </w:rPr>
+        <w:t>Reference example, not the only acceptable wording: Teacher explanation: Authentication identifies an actor; authorisation decides whether that actor may perform a particular operation on a particular resource.</w:t>
       </w:r>
     </w:p>
     <w:p>
-      <w:r>
-        <w:t>Without opening the old lesson, explain one key idea from Typed contracts and schemas. Give an example and a mistake that the idea helps you avoid.</w:t>
+      <w:pPr>
+        <w:spacing w:line="336" w:lineRule="auto" w:after="180"/>
+      </w:pPr>
+      <w:r>
+        <w:rPr>
+          <w:b w:val="0"/>
+        </w:rPr>
+        <w:t>Use trusted session roles, never a role claimed inside user JSON. Student may read student resources; teacher may read both. Unauthenticated requests are denied.</w:t>
       </w:r>
     </w:p>
     <w:p>
-      <w:r>
-        <w:t>Look for: Explain the mechanism and terminology of typed contracts and schemas</w:t>
+      <w:pPr>
+        <w:pStyle w:val="Heading3"/>
+      </w:pPr>
+      <w:r>
+        <w:t>Typed contracts and schemas</w:t>
       </w:r>
     </w:p>
     <w:p>
-      <w:r>
-        <w:t>Reference example, not the only acceptable wording: Teacher explanation: Typed contracts define values, required fields and failure outcomes. Runtime input still needs validation even when program annotations exist. Accept exactly room_id as a nonempty string and requested_count as a nonnegative integer excluding bool. Reject extra fields, missing fields and wrong types before processing.</w:t>
+      <w:pPr>
+        <w:spacing w:line="336" w:lineRule="auto" w:after="180"/>
+      </w:pPr>
+      <w:r>
+        <w:rPr>
+          <w:b w:val="0"/>
+        </w:rPr>
+        <w:t>Without opening the old lesson, explain one key idea from Typed contracts and schemas. Give an example and a mistake that the idea helps you avoid.</w:t>
       </w:r>
     </w:p>
     <w:p>
-      <w:r>
-        <w:t>Two 45-minute sessions. Least privilege grants only capabilities required by the task. Tool access should include resource and operation scope, not merely a broad tool name. Use the supplied constructed scenarios to make the mechanism inspectable. Collect W4 before sharing solutions. Students should name intermediate evidence and limitations; classroom pacing and learning effectiveness remain unvalidated.</w:t>
+      <w:pPr>
+        <w:spacing w:line="336" w:lineRule="auto" w:after="180"/>
+      </w:pPr>
+      <w:r>
+        <w:rPr>
+          <w:b w:val="0"/>
+        </w:rPr>
+        <w:t xml:space="preserve">Look for: Explain the </w:t>
+      </w:r>
+      <w:r>
+        <w:rPr>
+          <w:b/>
+        </w:rPr>
+        <w:t>mechanism</w:t>
+      </w:r>
+      <w:r>
+        <w:rPr>
+          <w:b w:val="0"/>
+        </w:rPr>
+        <w:t xml:space="preserve"> and terminology of typed contracts and schemas</w:t>
       </w:r>
     </w:p>
     <w:p>
       <w:pPr>
-        <w:pStyle w:val="Heading3"/>
-      </w:pPr>
-      <w:r>
-        <w:t>Outcomes</w:t>
+        <w:spacing w:line="336" w:lineRule="auto" w:after="180"/>
+      </w:pPr>
+      <w:r>
+        <w:rPr>
+          <w:b w:val="0"/>
+        </w:rPr>
+        <w:t xml:space="preserve">Reference example, not the only acceptable wording: Teacher explanation: Typed contracts define values, required fields and failure outcomes. Runtime </w:t>
+      </w:r>
+      <w:r>
+        <w:rPr>
+          <w:b/>
+        </w:rPr>
+        <w:t>input</w:t>
+      </w:r>
+      <w:r>
+        <w:rPr>
+          <w:b w:val="0"/>
+        </w:rPr>
+        <w:t xml:space="preserve"> still needs validation even when program annotations exist.</w:t>
       </w:r>
     </w:p>
     <w:p>
-      <w:r>
-        <w:t>Explain the mechanism and terminology of least privilege and tool scopes</w:t>
+      <w:pPr>
+        <w:spacing w:line="336" w:lineRule="auto" w:after="180"/>
+      </w:pPr>
+      <w:r>
+        <w:rPr>
+          <w:b w:val="0"/>
+        </w:rPr>
+        <w:t xml:space="preserve">Accept exactly room_id as a nonempty string and requested_count as a nonnegative integer excluding bool. Reject extra fields, missing fields and wrong types before </w:t>
+      </w:r>
+      <w:r>
+        <w:rPr>
+          <w:b/>
+        </w:rPr>
+        <w:t>process</w:t>
+      </w:r>
+      <w:r>
+        <w:rPr>
+          <w:b w:val="0"/>
+        </w:rPr>
+        <w:t>ing.</w:t>
       </w:r>
     </w:p>
     <w:p>
-      <w:r>
-        <w:t>Apply the stated procedure to a new case with a traceable result</w:t>
+      <w:pPr>
+        <w:spacing w:line="336" w:lineRule="auto" w:after="180"/>
+      </w:pPr>
+      <w:r>
+        <w:rPr>
+          <w:b w:val="0"/>
+        </w:rPr>
+        <w:t xml:space="preserve">Two 45-minute sessions. </w:t>
+      </w:r>
+      <w:r>
+        <w:rPr>
+          <w:b/>
+        </w:rPr>
+        <w:t>Least privilege</w:t>
+      </w:r>
+      <w:r>
+        <w:rPr>
+          <w:b w:val="0"/>
+        </w:rPr>
+        <w:t xml:space="preserve"> grants only capabilities required by the task. Tool access should include resource and operation scope, not merely a broad tool name.</w:t>
       </w:r>
     </w:p>
     <w:p>
-      <w:r>
-        <w:t>Identify an assumption or limitation and design a revealing follow-up</w:t>
+      <w:pPr>
+        <w:spacing w:line="336" w:lineRule="auto" w:after="180"/>
+      </w:pPr>
+      <w:r>
+        <w:rPr>
+          <w:b w:val="0"/>
+        </w:rPr>
+        <w:t xml:space="preserve">Use the supplied constructed scenarios to make the </w:t>
+      </w:r>
+      <w:r>
+        <w:rPr>
+          <w:b/>
+        </w:rPr>
+        <w:t>mechanism</w:t>
+      </w:r>
+      <w:r>
+        <w:rPr>
+          <w:b w:val="0"/>
+        </w:rPr>
+        <w:t xml:space="preserve"> inspectable. Collect W4 before sharing solutions.</w:t>
       </w:r>
     </w:p>
     <w:p>
       <w:pPr>
-        <w:pStyle w:val="Heading3"/>
-      </w:pPr>
-      <w:r>
-        <w:t>Preparation</w:t>
+        <w:spacing w:line="336" w:lineRule="auto" w:after="180"/>
+      </w:pPr>
+      <w:r>
+        <w:rPr>
+          <w:b w:val="0"/>
+        </w:rPr>
+        <w:t xml:space="preserve">Students should name intermediate </w:t>
+      </w:r>
+      <w:r>
+        <w:rPr>
+          <w:b/>
+        </w:rPr>
+        <w:t>evidence</w:t>
+      </w:r>
+      <w:r>
+        <w:rPr>
+          <w:b w:val="0"/>
+        </w:rPr>
+        <w:t xml:space="preserve"> and limitations; classroom pacing and learning effectiveness remain unvalidated.</w:t>
       </w:r>
     </w:p>
     <w:p>
-      <w:r>
-        <w:t>Lesson and workbook; paper and pencil</w:t>
+      <w:pPr>
+        <w:pStyle w:val="Heading3"/>
+      </w:pPr>
+      <w:r>
+        <w:t>Outcomes</w:t>
       </w:r>
     </w:p>
     <w:p>
-      <w:r>
-        <w:t>Calculator and optional local Python 3 for arithmetic; no live API or private data</w:t>
+      <w:pPr>
+        <w:spacing w:line="336" w:lineRule="auto" w:after="180"/>
+      </w:pPr>
+      <w:r>
+        <w:rPr>
+          <w:b w:val="0"/>
+        </w:rPr>
+        <w:t xml:space="preserve">Explain the </w:t>
+      </w:r>
+      <w:r>
+        <w:rPr>
+          <w:b/>
+        </w:rPr>
+        <w:t>mechanism</w:t>
+      </w:r>
+      <w:r>
+        <w:rPr>
+          <w:b w:val="0"/>
+        </w:rPr>
+        <w:t xml:space="preserve"> and terminology of </w:t>
+      </w:r>
+      <w:r>
+        <w:rPr>
+          <w:b/>
+        </w:rPr>
+        <w:t>least privilege</w:t>
+      </w:r>
+      <w:r>
+        <w:rPr>
+          <w:b w:val="0"/>
+        </w:rPr>
+        <w:t xml:space="preserve"> and tool scopes</w:t>
       </w:r>
     </w:p>
     <w:p>
-      <w:r>
-        <w:t>Prepare the fresh retry separately and withhold its solution until after collection</w:t>
+      <w:pPr>
+        <w:spacing w:line="336" w:lineRule="auto" w:after="180"/>
+      </w:pPr>
+      <w:r>
+        <w:rPr>
+          <w:b w:val="0"/>
+        </w:rPr>
+        <w:t>Apply the stated procedure to a new case with a traceable result</w:t>
       </w:r>
     </w:p>
     <w:p>
       <w:pPr>
-        <w:pStyle w:val="Heading3"/>
-      </w:pPr>
-      <w:r>
-        <w:t>Prerequisite answer</w:t>
+        <w:spacing w:line="336" w:lineRule="auto" w:after="180"/>
+      </w:pPr>
+      <w:r>
+        <w:rPr>
+          <w:b w:val="0"/>
+        </w:rPr>
+        <w:t>Identify an assumption or limitation and design a revealing follow-up</w:t>
       </w:r>
     </w:p>
     <w:p>
-      <w:r>
-        <w:t>A result depends on the inputs, procedure and conditions that produced it. Preserve data roles and distinguish observed outcomes from predictions or unmeasured conditions. If the prior concept cannot be explained, use a short retrieval activity before this chapter.</w:t>
+      <w:pPr>
+        <w:pStyle w:val="Heading3"/>
+      </w:pPr>
+      <w:r>
+        <w:t>Preparation</w:t>
       </w:r>
     </w:p>
     <w:p>
       <w:pPr>
-        <w:pStyle w:val="Heading3"/>
-      </w:pPr>
-      <w:r>
-        <w:t>End goal for the pictorial case</w:t>
+        <w:spacing w:line="336" w:lineRule="auto" w:after="180"/>
+      </w:pPr>
+      <w:r>
+        <w:rPr>
+          <w:b w:val="0"/>
+        </w:rPr>
+        <w:t>Lesson and workbook; paper and pencil</w:t>
       </w:r>
     </w:p>
     <w:p>
-      <w:r>
-        <w:t>Explain least privilege and tool scopes using the deciding step in this fictional service.</w:t>
+      <w:pPr>
+        <w:spacing w:line="336" w:lineRule="auto" w:after="180"/>
+      </w:pPr>
+      <w:r>
+        <w:rPr>
+          <w:b w:val="0"/>
+        </w:rPr>
+        <w:t>Calculator and optional local Python 3 for arithmetic; no live API or private data</w:t>
       </w:r>
     </w:p>
     <w:p>
-      <w:r>
-        <w:t>This added worked case illustrates the week’s main idea. Retain all original and connected topics; schedule its practice within the teaching cycle.</w:t>
+      <w:pPr>
+        <w:spacing w:line="336" w:lineRule="auto" w:after="180"/>
+      </w:pPr>
+      <w:r>
+        <w:rPr>
+          <w:b w:val="0"/>
+        </w:rPr>
+        <w:t>Prepare the fresh retry separately and withhold its solution until after collection</w:t>
       </w:r>
     </w:p>
     <w:p>
       <w:pPr>
-        <w:pStyle w:val="Heading1"/>
-      </w:pPr>
-      <w:r>
-        <w:t>02. Explain and model the mechanism</w:t>
+        <w:pStyle w:val="Heading3"/>
+      </w:pPr>
+      <w:r>
+        <w:t>Prerequisite answer</w:t>
       </w:r>
     </w:p>
     <w:p>
-      <w:r>
-        <w:t>Least privilege grants only capabilities required by the task. Tool access should include resource and operation scope, not merely a broad tool name.</w:t>
+      <w:pPr>
+        <w:spacing w:line="336" w:lineRule="auto" w:after="180"/>
+      </w:pPr>
+      <w:r>
+        <w:rPr>
+          <w:b w:val="0"/>
+        </w:rPr>
+        <w:t xml:space="preserve">A result depends on the </w:t>
+      </w:r>
+      <w:r>
+        <w:rPr>
+          <w:b/>
+        </w:rPr>
+        <w:t>input</w:t>
+      </w:r>
+      <w:r>
+        <w:rPr>
+          <w:b w:val="0"/>
+        </w:rPr>
+        <w:t xml:space="preserve">s, procedure and conditions that produced it. Preserve data roles and distinguish observed outcomes from </w:t>
+      </w:r>
+      <w:r>
+        <w:rPr>
+          <w:b/>
+        </w:rPr>
+        <w:t>prediction</w:t>
+      </w:r>
+      <w:r>
+        <w:rPr>
+          <w:b w:val="0"/>
+        </w:rPr>
+        <w:t>s or unmeasured conditions.</w:t>
       </w:r>
     </w:p>
     <w:p>
-      <w:r>
-        <w:t>Begin by writing the question the procedure is intended to answer. Identify the information already supplied, the information it will produce and the information still missing. These are constructed classroom examples; they do not require live accounts, private records or an external service. Do not treat a plausible explanation as a measured outcome.</w:t>
+      <w:pPr>
+        <w:spacing w:line="336" w:lineRule="auto" w:after="180"/>
+      </w:pPr>
+      <w:r>
+        <w:rPr>
+          <w:b w:val="0"/>
+        </w:rPr>
+        <w:t>If the prior concept cannot be explained, use a short retrieval activity before this chapter.</w:t>
       </w:r>
     </w:p>
     <w:p>
-      <w:r>
-        <w:t>A reporting assistant may lookup public rooms but may not write records, send messages or read teacher notes. Check actor, operation and resource before executing a proposed call.</w:t>
+      <w:pPr>
+        <w:pStyle w:val="Heading3"/>
+      </w:pPr>
+      <w:r>
+        <w:t>End goal for the pictorial case</w:t>
       </w:r>
     </w:p>
     <w:p>
-      <w:r>
-        <w:t>Before applying the procedure, write its units, denominator or decision boundary where relevant. A partner should be able to repeat each step using the same inputs. If a required input is absent or violates the stated contract, record that condition explicitly instead of quietly replacing it with a convenient value.</w:t>
+      <w:pPr>
+        <w:spacing w:line="336" w:lineRule="auto" w:after="180"/>
+      </w:pPr>
+      <w:r>
+        <w:rPr>
+          <w:b w:val="0"/>
+        </w:rPr>
+        <w:t xml:space="preserve">Explain </w:t>
+      </w:r>
+      <w:r>
+        <w:rPr>
+          <w:b/>
+        </w:rPr>
+        <w:t>least privilege</w:t>
+      </w:r>
+      <w:r>
+        <w:rPr>
+          <w:b w:val="0"/>
+        </w:rPr>
+        <w:t xml:space="preserve"> and tool scopes using the deciding step in this fictional service.</w:t>
+      </w:r>
+    </w:p>
+    <w:p>
+      <w:pPr>
+        <w:spacing w:line="336" w:lineRule="auto" w:after="180"/>
+      </w:pPr>
+      <w:r>
+        <w:rPr>
+          <w:b w:val="0"/>
+        </w:rPr>
+        <w:t>This added worked case illustrates the week’s main idea. Retain all original and connected topics; schedule its practice within the teaching cycle.</w:t>
+      </w:r>
+    </w:p>
+    <w:p>
+      <w:pPr>
+        <w:pStyle w:val="Heading1"/>
+      </w:pPr>
+      <w:r>
+        <w:t>02. Explain and model the mechanism</w:t>
+      </w:r>
+    </w:p>
+    <w:p>
+      <w:r>
+        <w:t>Model Least privilege and tool scopes using the supplied case, labelled mechanism and reasoning. Make the scope of each conclusion explicit.</w:t>
+      </w:r>
+    </w:p>
+    <w:p>
+      <w:pPr>
+        <w:spacing w:line="336" w:lineRule="auto" w:after="180"/>
+      </w:pPr>
+      <w:r>
+        <w:rPr>
+          <w:b/>
+        </w:rPr>
+        <w:t>Least privilege</w:t>
+      </w:r>
+      <w:r>
+        <w:rPr>
+          <w:b w:val="0"/>
+        </w:rPr>
+        <w:t xml:space="preserve"> grants only capabilities required by the task. Tool access should include resource and operation scope, not merely a broad tool name.</w:t>
+      </w:r>
+    </w:p>
+    <w:p>
+      <w:pPr>
+        <w:pStyle w:val="Heading3"/>
+      </w:pPr>
+      <w:r>
+        <w:t>Explain Least privilege and tool scopes · 1</w:t>
+      </w:r>
+    </w:p>
+    <w:p>
+      <w:pPr>
+        <w:spacing w:line="336" w:lineRule="auto" w:after="180"/>
+      </w:pPr>
+      <w:r>
+        <w:rPr>
+          <w:b w:val="0"/>
+        </w:rPr>
+        <w:t>Begin by writing the question the procedure is intended to answer. Identify the information already supplied, the information it will produce and the information still missing.</w:t>
+      </w:r>
+    </w:p>
+    <w:p>
+      <w:pPr>
+        <w:spacing w:line="336" w:lineRule="auto" w:after="180"/>
+      </w:pPr>
+      <w:r>
+        <w:rPr>
+          <w:b w:val="0"/>
+        </w:rPr>
+        <w:t>These are constructed classroom examples; they do not require live accounts, private records or an external service. Do not treat a plausible explanation as a measured outcome.</w:t>
+      </w:r>
+    </w:p>
+    <w:p>
+      <w:pPr>
+        <w:spacing w:line="336" w:lineRule="auto" w:after="180"/>
+      </w:pPr>
+      <w:r>
+        <w:rPr>
+          <w:b w:val="0"/>
+        </w:rPr>
+        <w:t>A reporting assistant may lookup public rooms but may not write records, send messages or read teacher notes. Check actor, operation and resource before executing a proposed call.</w:t>
+      </w:r>
+    </w:p>
+    <w:p>
+      <w:pPr>
+        <w:pStyle w:val="Heading3"/>
+      </w:pPr>
+      <w:r>
+        <w:t>Explain Least privilege and tool scopes · 2</w:t>
+      </w:r>
+    </w:p>
+    <w:p>
+      <w:pPr>
+        <w:spacing w:line="336" w:lineRule="auto" w:after="180"/>
+      </w:pPr>
+      <w:r>
+        <w:rPr>
+          <w:b w:val="0"/>
+        </w:rPr>
+        <w:t xml:space="preserve">Before applying the procedure, write its units, denominator or decision boundary where relevant. A partner should be able to repeat each step using the same </w:t>
+      </w:r>
+      <w:r>
+        <w:rPr>
+          <w:b/>
+        </w:rPr>
+        <w:t>input</w:t>
+      </w:r>
+      <w:r>
+        <w:rPr>
+          <w:b w:val="0"/>
+        </w:rPr>
+        <w:t>s.</w:t>
+      </w:r>
+    </w:p>
+    <w:p>
+      <w:pPr>
+        <w:spacing w:line="336" w:lineRule="auto" w:after="180"/>
+      </w:pPr>
+      <w:r>
+        <w:rPr>
+          <w:b w:val="0"/>
+        </w:rPr>
+        <w:t xml:space="preserve">If a required </w:t>
+      </w:r>
+      <w:r>
+        <w:rPr>
+          <w:b/>
+        </w:rPr>
+        <w:t>input</w:t>
+      </w:r>
+      <w:r>
+        <w:rPr>
+          <w:b w:val="0"/>
+        </w:rPr>
+        <w:t xml:space="preserve"> is absent or violates the stated contract, record that condition explicitly instead of quietly replacing it with a convenient value.</w:t>
       </w:r>
     </w:p>
     <w:tbl>
@@ -553,36 +1015,187 @@
       </w:r>
     </w:p>
     <w:p>
-      <w:r>
-        <w:t>Guided: Both operation and resource exceed scope; deny before execution, regardless of generated confidence. Qualification: A generated plan cannot expand the token or actor scope. Exit: accept a concrete variation with its predicted outcome and a stated condition that would challenge the mechanism; reject a claim resting on unmeasured evidence.</w:t>
+      <w:pPr>
+        <w:pStyle w:val="Heading3"/>
+      </w:pPr>
+      <w:r>
+        <w:t>Explain Least privilege and tool scopes · 3</w:t>
       </w:r>
     </w:p>
     <w:p>
       <w:pPr>
-        <w:pStyle w:val="Heading3"/>
-      </w:pPr>
-      <w:r>
-        <w:t>Model the reasoning aloud</w:t>
+        <w:spacing w:line="336" w:lineRule="auto" w:after="180"/>
+      </w:pPr>
+      <w:r>
+        <w:rPr>
+          <w:b w:val="0"/>
+        </w:rPr>
+        <w:t>Guided: Both operation and resource exceed scope; deny before execution, regardless of generated confidence. Qualification: A generated plan cannot expand the token or actor scope.</w:t>
       </w:r>
     </w:p>
     <w:p>
-      <w:r>
-        <w:t>Use the complete worked example below before asking learners to complete W2. Reveal a small part, invite a prediction, then explain the deciding step. These teacher notes contain solutions; do not reveal the independent case answer during modelling.</w:t>
+      <w:pPr>
+        <w:spacing w:line="336" w:lineRule="auto" w:after="180"/>
+      </w:pPr>
+      <w:r>
+        <w:rPr>
+          <w:b w:val="0"/>
+        </w:rPr>
+        <w:t xml:space="preserve">Exit: accept a concrete variation with its predicted outcome and a stated condition that would challenge the </w:t>
+      </w:r>
+      <w:r>
+        <w:rPr>
+          <w:b/>
+        </w:rPr>
+        <w:t>mechanism</w:t>
+      </w:r>
+      <w:r>
+        <w:rPr>
+          <w:b w:val="0"/>
+        </w:rPr>
+        <w:t xml:space="preserve">; reject a claim resting on unmeasured </w:t>
+      </w:r>
+      <w:r>
+        <w:rPr>
+          <w:b/>
+        </w:rPr>
+        <w:t>evidence</w:t>
+      </w:r>
+      <w:r>
+        <w:rPr>
+          <w:b w:val="0"/>
+        </w:rPr>
+        <w:t>.</w:t>
       </w:r>
     </w:p>
     <w:p>
-      <w:r>
-        <w:t>Tool token permits lookup(public-room). A proposed call writes teacher notes.</w:t>
+      <w:pPr>
+        <w:pStyle w:val="Heading3"/>
+      </w:pPr>
+      <w:r>
+        <w:t>Model the reasoning aloud</w:t>
       </w:r>
     </w:p>
     <w:p>
-      <w:r>
-        <w:t>Both operation and resource exceed scope; deny before execution, regardless of generated confidence.</w:t>
+      <w:pPr>
+        <w:spacing w:line="336" w:lineRule="auto" w:after="180"/>
+      </w:pPr>
+      <w:r>
+        <w:rPr>
+          <w:b w:val="0"/>
+        </w:rPr>
+        <w:t xml:space="preserve">Use the complete worked example below before asking learners to complete W2. Reveal a small part, invite a </w:t>
+      </w:r>
+      <w:r>
+        <w:rPr>
+          <w:b/>
+        </w:rPr>
+        <w:t>prediction</w:t>
+      </w:r>
+      <w:r>
+        <w:rPr>
+          <w:b w:val="0"/>
+        </w:rPr>
+        <w:t>, then explain the deciding step.</w:t>
       </w:r>
     </w:p>
     <w:p>
-      <w:r>
-        <w:t>Compare the intermediate evidence with the final statement. Explain why each number or decision follows from the stated inputs. The conclusion belongs to this scenario and procedure; changing the inputs, evaluation population or authority can change what it establishes. Retain the raw record so a later revision can be compared honestly.</w:t>
+      <w:pPr>
+        <w:spacing w:line="336" w:lineRule="auto" w:after="180"/>
+      </w:pPr>
+      <w:r>
+        <w:rPr>
+          <w:b w:val="0"/>
+        </w:rPr>
+        <w:t>These teacher notes contain solutions; do not reveal the independent case answer during modelling.</w:t>
+      </w:r>
+    </w:p>
+    <w:p>
+      <w:pPr>
+        <w:spacing w:line="336" w:lineRule="auto" w:after="180"/>
+      </w:pPr>
+      <w:r>
+        <w:rPr>
+          <w:b w:val="0"/>
+        </w:rPr>
+        <w:t>Tool token permits lookup(public-room). A proposed call writes teacher notes.</w:t>
+      </w:r>
+    </w:p>
+    <w:p>
+      <w:pPr>
+        <w:spacing w:line="336" w:lineRule="auto" w:after="180"/>
+      </w:pPr>
+      <w:r>
+        <w:rPr>
+          <w:b w:val="0"/>
+        </w:rPr>
+        <w:t>Both operation and resource exceed scope; deny before execution, regardless of generated confidence.</w:t>
+      </w:r>
+    </w:p>
+    <w:p>
+      <w:pPr>
+        <w:pStyle w:val="Heading3"/>
+      </w:pPr>
+      <w:r>
+        <w:t>Model the reasoning aloud · 4</w:t>
+      </w:r>
+    </w:p>
+    <w:p>
+      <w:pPr>
+        <w:spacing w:line="336" w:lineRule="auto" w:after="180"/>
+      </w:pPr>
+      <w:r>
+        <w:rPr>
+          <w:b w:val="0"/>
+        </w:rPr>
+        <w:t xml:space="preserve">Compare the intermediate </w:t>
+      </w:r>
+      <w:r>
+        <w:rPr>
+          <w:b/>
+        </w:rPr>
+        <w:t>evidence</w:t>
+      </w:r>
+      <w:r>
+        <w:rPr>
+          <w:b w:val="0"/>
+        </w:rPr>
+        <w:t xml:space="preserve"> with the final statement. Explain why each number or decision follows from the stated </w:t>
+      </w:r>
+      <w:r>
+        <w:rPr>
+          <w:b/>
+        </w:rPr>
+        <w:t>input</w:t>
+      </w:r>
+      <w:r>
+        <w:rPr>
+          <w:b w:val="0"/>
+        </w:rPr>
+        <w:t>s.</w:t>
+      </w:r>
+    </w:p>
+    <w:p>
+      <w:pPr>
+        <w:spacing w:line="336" w:lineRule="auto" w:after="180"/>
+      </w:pPr>
+      <w:r>
+        <w:rPr>
+          <w:b w:val="0"/>
+        </w:rPr>
+        <w:t xml:space="preserve">The conclusion belongs to this scenario and procedure; changing the </w:t>
+      </w:r>
+      <w:r>
+        <w:rPr>
+          <w:b/>
+        </w:rPr>
+        <w:t>input</w:t>
+      </w:r>
+      <w:r>
+        <w:rPr>
+          <w:b w:val="0"/>
+        </w:rPr>
+        <w:t>s, evaluation population or authority can change what it establishes. Retain the raw record so a later revision can be compared honestly.</w:t>
       </w:r>
     </w:p>
     <w:tbl>
@@ -688,7 +1301,13 @@
       </w:tr>
     </w:tbl>
     <w:p>
-      <w:r>
+      <w:pPr>
+        <w:spacing w:line="336" w:lineRule="auto" w:after="180"/>
+      </w:pPr>
+      <w:r>
+        <w:rPr>
+          <w:b w:val="0"/>
+        </w:rPr>
         <w:t>Use the diagram and verbal explanation together. Ask learners to match a sentence to a specific visual step; do not assign learners fixed visual or auditory learning styles.</w:t>
       </w:r>
     </w:p>
@@ -701,7 +1320,13 @@
       </w:r>
     </w:p>
     <w:p>
-      <w:r>
+      <w:pPr>
+        <w:spacing w:line="336" w:lineRule="auto" w:after="180"/>
+      </w:pPr>
+      <w:r>
+        <w:rPr>
+          <w:b w:val="0"/>
+        </w:rPr>
         <w:t>A narrowly scoped weather tool. A school bot holds a token allowing only reading station S2.</w:t>
       </w:r>
     </w:p>
@@ -714,7 +1339,22 @@
       </w:r>
     </w:p>
     <w:p>
-      <w:r>
+      <w:pPr>
+        <w:pStyle w:val="Heading3"/>
+      </w:pPr>
+      <w:r>
+        <w:t>Supplied facts</w:t>
+      </w:r>
+    </w:p>
+    <w:p>
+      <w:pPr>
+        <w:spacing w:line="336" w:lineRule="auto" w:after="180"/>
+        <w:shd w:fill="F1F6FC"/>
+      </w:pPr>
+      <w:r>
+        <w:rPr>
+          <w:b w:val="0"/>
+        </w:rPr>
         <w:t>Requested calls: read S2, write S2, read S5. Trusted scope is read on S2 only.</w:t>
       </w:r>
     </w:p>
@@ -878,21 +1518,37 @@
       </w:r>
     </w:p>
     <w:p>
-      <w:r>
-        <w:t>Least privilege limits a component to needed powers. Checking only the verb or only the object would leave a gap.</w:t>
+      <w:pPr>
+        <w:pStyle w:val="Heading3"/>
+      </w:pPr>
+      <w:r>
+        <w:t>Why the result follows</w:t>
       </w:r>
     </w:p>
     <w:p>
       <w:pPr>
-        <w:pStyle w:val="Heading3"/>
-      </w:pPr>
-      <w:r>
-        <w:t>What this example does not establish</w:t>
+        <w:spacing w:line="336" w:lineRule="auto" w:after="180"/>
+        <w:shd w:fill="F1F6FC"/>
+      </w:pPr>
+      <w:r>
+        <w:rPr>
+          <w:b/>
+        </w:rPr>
+        <w:t>Least privilege</w:t>
+      </w:r>
+      <w:r>
+        <w:rPr>
+          <w:b w:val="0"/>
+        </w:rPr>
+        <w:t xml:space="preserve"> limits a component to needed powers. Checking only the verb or only the object would leave a gap.</w:t>
       </w:r>
     </w:p>
     <w:p>
-      <w:r>
-        <w:t>A narrowly scoped credential can still be misused within its scope; protect it and inspect permitted actions.</w:t>
+      <w:pPr>
+        <w:pStyle w:val="Heading3"/>
+      </w:pPr>
+      <w:r>
+        <w:t>What this example does not establish</w:t>
       </w:r>
     </w:p>
     <w:p>
@@ -900,43 +1556,168 @@
         <w:pStyle w:val="Heading3"/>
       </w:pPr>
       <w:r>
-        <w:t>Change one thing in the pictured case</w:t>
+        <w:t>Keep the stated limit</w:t>
       </w:r>
     </w:p>
     <w:p>
-      <w:r>
-        <w:t>Change: Add read S5 explicitly to the trusted scope.</w:t>
+      <w:pPr>
+        <w:spacing w:line="336" w:lineRule="auto" w:after="180"/>
+        <w:shd w:fill="FFF5E6"/>
+      </w:pPr>
+      <w:r>
+        <w:rPr>
+          <w:b w:val="0"/>
+        </w:rPr>
+        <w:t>A narrowly scoped credential can still be misused within its scope; protect it and inspect permitted actions.</w:t>
       </w:r>
     </w:p>
     <w:p>
-      <w:r>
-        <w:t>Prediction: Read S5 becomes permitted; write S2 remains denied.</w:t>
+      <w:pPr>
+        <w:pStyle w:val="Heading3"/>
+      </w:pPr>
+      <w:r>
+        <w:t>Change one thing in the pictured case</w:t>
       </w:r>
     </w:p>
     <w:p>
-      <w:r>
-        <w:t>Reason: Adding one station does not grant a write operation.</w:t>
+      <w:pPr>
+        <w:pStyle w:val="Heading3"/>
+      </w:pPr>
+      <w:r>
+        <w:t>Change one thing</w:t>
       </w:r>
     </w:p>
     <w:p>
       <w:pPr>
-        <w:pStyle w:val="Heading3"/>
-      </w:pPr>
-      <w:r>
-        <w:t>Ask while showing the picture</w:t>
+        <w:spacing w:line="336" w:lineRule="auto" w:after="180"/>
+        <w:shd w:fill="F5F1FB"/>
+      </w:pPr>
+      <w:r>
+        <w:rPr>
+          <w:b w:val="0"/>
+        </w:rPr>
+        <w:t>Change: Add read S5 explicitly to the trusted scope.</w:t>
       </w:r>
     </w:p>
     <w:p>
-      <w:r>
-        <w:t>Cover the result. Ask learners to name the inputs and predict the next step. Uncover one step, connect the icon to the actual procedure, and explain its evidence. Then change the supplied condition and compare. The picture is a representation; it does not document execution of a real AI model.</w:t>
+      <w:pPr>
+        <w:pStyle w:val="Heading3"/>
+      </w:pPr>
+      <w:r>
+        <w:t>Predicted result</w:t>
       </w:r>
     </w:p>
     <w:p>
       <w:pPr>
+        <w:spacing w:line="336" w:lineRule="auto" w:after="180"/>
+        <w:shd w:fill="F1F6FC"/>
+      </w:pPr>
+      <w:r>
+        <w:rPr>
+          <w:b/>
+        </w:rPr>
+        <w:t>Prediction</w:t>
+      </w:r>
+      <w:r>
+        <w:rPr>
+          <w:b w:val="0"/>
+        </w:rPr>
+        <w:t>: Read S5 becomes permitted; write S2 remains denied.</w:t>
+      </w:r>
+    </w:p>
+    <w:p>
+      <w:pPr>
+        <w:pStyle w:val="Heading3"/>
+      </w:pPr>
+      <w:r>
+        <w:t>Why the result follows</w:t>
+      </w:r>
+    </w:p>
+    <w:p>
+      <w:pPr>
+        <w:spacing w:line="336" w:lineRule="auto" w:after="180"/>
+        <w:shd w:fill="F1F6FC"/>
+      </w:pPr>
+      <w:r>
+        <w:rPr>
+          <w:b w:val="0"/>
+        </w:rPr>
+        <w:t>Reason: Adding one station does not grant a write operation.</w:t>
+      </w:r>
+    </w:p>
+    <w:p>
+      <w:pPr>
+        <w:pStyle w:val="Heading3"/>
+      </w:pPr>
+      <w:r>
+        <w:t>Ask while showing the picture</w:t>
+      </w:r>
+    </w:p>
+    <w:p>
+      <w:pPr>
+        <w:pStyle w:val="Heading3"/>
+      </w:pPr>
+      <w:r>
+        <w:t>Ask while showing the picture · 5</w:t>
+      </w:r>
+    </w:p>
+    <w:p>
+      <w:pPr>
+        <w:spacing w:line="336" w:lineRule="auto" w:after="180"/>
+      </w:pPr>
+      <w:r>
+        <w:rPr>
+          <w:b w:val="0"/>
+        </w:rPr>
+        <w:t xml:space="preserve">Cover the result. Ask learners to name the </w:t>
+      </w:r>
+      <w:r>
+        <w:rPr>
+          <w:b/>
+        </w:rPr>
+        <w:t>input</w:t>
+      </w:r>
+      <w:r>
+        <w:rPr>
+          <w:b w:val="0"/>
+        </w:rPr>
+        <w:t xml:space="preserve">s and predict the next step. Uncover one step, connect the icon to the actual procedure, and explain its </w:t>
+      </w:r>
+      <w:r>
+        <w:rPr>
+          <w:b/>
+        </w:rPr>
+        <w:t>evidence</w:t>
+      </w:r>
+      <w:r>
+        <w:rPr>
+          <w:b w:val="0"/>
+        </w:rPr>
+        <w:t>. Then change the supplied condition and compare.</w:t>
+      </w:r>
+    </w:p>
+    <w:p>
+      <w:pPr>
+        <w:spacing w:line="336" w:lineRule="auto" w:after="180"/>
+      </w:pPr>
+      <w:r>
+        <w:rPr>
+          <w:b w:val="0"/>
+        </w:rPr>
+        <w:t>The picture is a representation; it does not document execution of a real AI model.</w:t>
+      </w:r>
+    </w:p>
+    <w:p>
+      <w:pPr>
         <w:pStyle w:val="Heading1"/>
       </w:pPr>
       <w:r>
         <w:t>03. Demonstrate and guide practice</w:t>
+      </w:r>
+    </w:p>
+    <w:p>
+      <w:r>
+        <w:t>Demonstrate Least privilege and tool scopes, reduce support deliberately and check individual reasoning before discussing answers.</w:t>
       </w:r>
     </w:p>
     <w:tbl>
@@ -1152,36 +1933,100 @@
       </w:tr>
     </w:tbl>
     <w:p>
-      <w:r>
-        <w:t>Use the worked example in Sections 3 and 6. Collect a prediction before revealing its result; ask the learner to point to each intermediate fact.</w:t>
+      <w:pPr>
+        <w:spacing w:line="336" w:lineRule="auto" w:after="180"/>
+      </w:pPr>
+      <w:r>
+        <w:rPr>
+          <w:b w:val="0"/>
+        </w:rPr>
+        <w:t xml:space="preserve">Use the worked example in Sections 3 and 6. Collect a </w:t>
+      </w:r>
+      <w:r>
+        <w:rPr>
+          <w:b/>
+        </w:rPr>
+        <w:t>prediction</w:t>
+      </w:r>
+      <w:r>
+        <w:rPr>
+          <w:b w:val="0"/>
+        </w:rPr>
+        <w:t xml:space="preserve"> before revealing its result; ask the learner to point to each intermediate fact.</w:t>
       </w:r>
     </w:p>
     <w:p>
-      <w:r>
-        <w:t>Provide an input/procedure/result/limit frame and a calculator when needed. Ask students to identify the first step before completing the whole trace. Extension: compare two concrete variants of this mechanism while holding unrelated conditions fixed; report both successful and unsuccessful outcomes.</w:t>
+      <w:pPr>
+        <w:spacing w:line="336" w:lineRule="auto" w:after="180"/>
+      </w:pPr>
+      <w:r>
+        <w:rPr>
+          <w:b w:val="0"/>
+        </w:rPr>
+        <w:t xml:space="preserve">Provide an </w:t>
+      </w:r>
+      <w:r>
+        <w:rPr>
+          <w:b/>
+        </w:rPr>
+        <w:t>input</w:t>
+      </w:r>
+      <w:r>
+        <w:rPr>
+          <w:b w:val="0"/>
+        </w:rPr>
+        <w:t>/procedure/result/limit frame and a calculator when needed. Ask students to identify the first step before completing the whole trace.</w:t>
       </w:r>
     </w:p>
     <w:p>
       <w:pPr>
-        <w:pStyle w:val="Heading3"/>
-      </w:pPr>
-      <w:r>
-        <w:t>Reduce help deliberately</w:t>
+        <w:spacing w:line="336" w:lineRule="auto" w:after="180"/>
+      </w:pPr>
+      <w:r>
+        <w:rPr>
+          <w:b w:val="0"/>
+        </w:rPr>
+        <w:t xml:space="preserve">Extension: compare two concrete variants of this </w:t>
+      </w:r>
+      <w:r>
+        <w:rPr>
+          <w:b/>
+        </w:rPr>
+        <w:t>mechanism</w:t>
+      </w:r>
+      <w:r>
+        <w:rPr>
+          <w:b w:val="0"/>
+        </w:rPr>
+        <w:t xml:space="preserve"> while holding unrelated conditions fixed; report both successful and unsuccessful outcomes.</w:t>
       </w:r>
     </w:p>
     <w:p>
-      <w:r>
-        <w:t>Completion task: Tool token permits lookup(public-room). A proposed call writes teacher notes. Show the intermediate steps and give the conclusion with its scope.</w:t>
+      <w:pPr>
+        <w:pStyle w:val="Heading3"/>
+      </w:pPr>
+      <w:r>
+        <w:t>Reduce help deliberately</w:t>
       </w:r>
     </w:p>
     <w:p>
-      <w:r>
-        <w:t>Teacher check: Teacher explanation: Both operation and resource exceed scope; deny before execution, regardless of generated confidence.</w:t>
+      <w:pPr>
+        <w:pStyle w:val="Heading3"/>
+      </w:pPr>
+      <w:r>
+        <w:t>Completion practice</w:t>
       </w:r>
     </w:p>
     <w:p>
-      <w:r>
-        <w:t>Start by identifying the given inputs together. Leave the intermediate steps blank. If needed, model one step, then withdraw that help on the next step. Move to a full trace only when the partial trace is understood. For partners, alternate explainer and checker; collect a response from every learner before discussion.</w:t>
+      <w:pPr>
+        <w:spacing w:line="336" w:lineRule="auto" w:after="180"/>
+        <w:shd w:fill="F5F1FB"/>
+      </w:pPr>
+      <w:r>
+        <w:rPr>
+          <w:b w:val="0"/>
+        </w:rPr>
+        <w:t>Completion task: Tool token permits lookup(public-room). A proposed call writes teacher notes. Show the intermediate steps and give the conclusion with its scope.</w:t>
       </w:r>
     </w:p>
     <w:p>
@@ -1189,22 +2034,53 @@
         <w:pStyle w:val="Heading3"/>
       </w:pPr>
       <w:r>
-        <w:t>Individual reasoning check</w:t>
+        <w:t>Reasoning to listen for</w:t>
       </w:r>
     </w:p>
     <w:p>
-      <w:r>
-        <w:t>Use the worked case for Least privilege and tool scopes. Proposed explanation: “The worked result establishes every future case”. Decide whether this explanation is supported. Point to the step or supplied fact that decides; explain your repair if needed.</w:t>
+      <w:pPr>
+        <w:spacing w:line="336" w:lineRule="auto" w:after="180"/>
+        <w:shd w:fill="F1F6FC"/>
+      </w:pPr>
+      <w:r>
+        <w:rPr>
+          <w:b w:val="0"/>
+        </w:rPr>
+        <w:t>Teacher check: Teacher explanation: Both operation and resource exceed scope; deny before execution, regardless of generated confidence.</w:t>
       </w:r>
     </w:p>
     <w:p>
-      <w:r>
-        <w:t>Expected correction: A generated plan cannot expand the token or actor scope.</w:t>
+      <w:pPr>
+        <w:spacing w:line="336" w:lineRule="auto" w:after="180"/>
+      </w:pPr>
+      <w:r>
+        <w:rPr>
+          <w:b w:val="0"/>
+        </w:rPr>
+        <w:t xml:space="preserve">Start by identifying the given </w:t>
+      </w:r>
+      <w:r>
+        <w:rPr>
+          <w:b/>
+        </w:rPr>
+        <w:t>input</w:t>
+      </w:r>
+      <w:r>
+        <w:rPr>
+          <w:b w:val="0"/>
+        </w:rPr>
+        <w:t>s together. Leave the intermediate steps blank. If needed, model one step, then withdraw that help on the next step. Move to a full trace only when the partial trace is understood.</w:t>
       </w:r>
     </w:p>
     <w:p>
-      <w:r>
-        <w:t>Collect explanations, not only yes/no votes. If a misunderstanding is common, re-model the relevant step for the class. If it affects a few learners, give a short targeted group explanation while others solve a more demanding variation.</w:t>
+      <w:pPr>
+        <w:spacing w:line="336" w:lineRule="auto" w:after="180"/>
+      </w:pPr>
+      <w:r>
+        <w:rPr>
+          <w:b w:val="0"/>
+        </w:rPr>
+        <w:t>For partners, alternate explainer and checker; collect a response from every learner before discussion.</w:t>
       </w:r>
     </w:p>
     <w:p>
@@ -1212,63 +2088,295 @@
         <w:pStyle w:val="Heading3"/>
       </w:pPr>
       <w:r>
-        <w:t>Pictorial practice question</w:t>
+        <w:t>Individual reasoning check</w:t>
       </w:r>
     </w:p>
     <w:p>
-      <w:r>
-        <w:t>Classify read S2, write S2 and read S5 as permitted or denied. Identify the operation or station mismatch for each denial, then reconsider after read S5 is added to trusted scope.</w:t>
+      <w:pPr>
+        <w:spacing w:line="336" w:lineRule="auto" w:after="180"/>
+      </w:pPr>
+      <w:r>
+        <w:rPr>
+          <w:b w:val="0"/>
+        </w:rPr>
+        <w:t xml:space="preserve">Use the worked case for </w:t>
+      </w:r>
+      <w:r>
+        <w:rPr>
+          <w:b/>
+        </w:rPr>
+        <w:t>Least privilege</w:t>
+      </w:r>
+      <w:r>
+        <w:rPr>
+          <w:b w:val="0"/>
+        </w:rPr>
+        <w:t xml:space="preserve"> and tool scopes. Proposed explanation: “The worked result establishes every future case”. Decide whether this explanation is supported.</w:t>
       </w:r>
     </w:p>
     <w:p>
       <w:pPr>
-        <w:pStyle w:val="Heading3"/>
-      </w:pPr>
-      <w:r>
-        <w:t>Reasoned teacher answer</w:t>
+        <w:spacing w:line="336" w:lineRule="auto" w:after="180"/>
+      </w:pPr>
+      <w:r>
+        <w:rPr>
+          <w:b w:val="0"/>
+        </w:rPr>
+        <w:t>Point to the step or supplied fact that decides; explain your repair if needed.</w:t>
       </w:r>
     </w:p>
     <w:p>
-      <w:r>
-        <w:t>Read S2 matches both the allowed operation and station. Write S2 has the wrong operation; read S5 has the wrong station. Only read S2 may proceed. Changed case: Read S5 becomes permitted; write S2 remains denied. Adding one station does not grant a write operation.</w:t>
+      <w:pPr>
+        <w:pStyle w:val="Heading3"/>
+      </w:pPr>
+      <w:r>
+        <w:t>Expected repair</w:t>
       </w:r>
     </w:p>
     <w:p>
-      <w:r>
-        <w:t>Changed-case reasoning: Read S5 becomes permitted; write S2 remains denied. Adding one station does not grant a write operation.</w:t>
+      <w:pPr>
+        <w:spacing w:line="336" w:lineRule="auto" w:after="180"/>
+        <w:shd w:fill="F1F6FC"/>
+      </w:pPr>
+      <w:r>
+        <w:rPr>
+          <w:b w:val="0"/>
+        </w:rPr>
+        <w:t>Expected correction: A generated plan cannot expand the token or actor scope.</w:t>
       </w:r>
     </w:p>
     <w:p>
-      <w:r>
-        <w:t>Collect each learner’s explanation before discussion. Use the first missing connection between input, deciding step and result to choose support. This question is worked-case practice, not fresh mastery evidence.</w:t>
+      <w:pPr>
+        <w:spacing w:line="336" w:lineRule="auto" w:after="180"/>
+      </w:pPr>
+      <w:r>
+        <w:rPr>
+          <w:b w:val="0"/>
+        </w:rPr>
+        <w:t>Collect explanations, not only yes/no votes. If a misunderstanding is common, re-model the relevant step for the class.</w:t>
       </w:r>
     </w:p>
     <w:p>
       <w:pPr>
-        <w:pStyle w:val="Heading1"/>
-      </w:pPr>
-      <w:r>
-        <w:t>04. Run the investigation and diagnose misconceptions</w:t>
+        <w:spacing w:line="336" w:lineRule="auto" w:after="180"/>
+      </w:pPr>
+      <w:r>
+        <w:rPr>
+          <w:b w:val="0"/>
+        </w:rPr>
+        <w:t>If it affects a few learners, give a short targeted group explanation while others solve a more demanding variation.</w:t>
       </w:r>
     </w:p>
     <w:p>
-      <w:r>
-        <w:t>The worked result establishes every future case: A generated plan cannot expand the token or actor scope.</w:t>
+      <w:pPr>
+        <w:pStyle w:val="Heading3"/>
+      </w:pPr>
+      <w:r>
+        <w:t>Pictorial practice question</w:t>
       </w:r>
     </w:p>
     <w:p>
-      <w:r>
-        <w:t>A missing input may be replaced without recording the change: A replacement changes the evidence or contract. Record the change and its justification; do not silently turn unknown into a measured value.</w:t>
+      <w:pPr>
+        <w:spacing w:line="336" w:lineRule="auto" w:after="180"/>
+      </w:pPr>
+      <w:r>
+        <w:rPr>
+          <w:b w:val="0"/>
+        </w:rPr>
+        <w:t>Classify read S2, write S2 and read S5 as permitted or denied. Identify the operation or station mismatch for each denial, then reconsider after read S5 is added to trusted scope.</w:t>
       </w:r>
     </w:p>
     <w:p>
-      <w:r>
-        <w:t>Repeating an assessed case is new independent evidence: A replay checks consistency. An example used for feedback or revision cannot later be described as untouched final evaluation.</w:t>
+      <w:pPr>
+        <w:pStyle w:val="Heading3"/>
+      </w:pPr>
+      <w:r>
+        <w:t>Reasoned teacher answer</w:t>
       </w:r>
     </w:p>
     <w:p>
-      <w:r>
-        <w:t>Use Section 9 for the evidence ledger. Add a boundary or missing-input case and record the expected response before checking. More successful repeats of one case do not establish wider coverage.</w:t>
+      <w:pPr>
+        <w:spacing w:line="336" w:lineRule="auto" w:after="180"/>
+      </w:pPr>
+      <w:r>
+        <w:rPr>
+          <w:b w:val="0"/>
+        </w:rPr>
+        <w:t>Read S2 matches both the allowed operation and station. Write S2 has the wrong operation; read S5 has the wrong station. Only read S2 may proceed. Changed case: Read S5 becomes permitted; write S2 remains denied.</w:t>
+      </w:r>
+    </w:p>
+    <w:p>
+      <w:pPr>
+        <w:spacing w:line="336" w:lineRule="auto" w:after="180"/>
+      </w:pPr>
+      <w:r>
+        <w:rPr>
+          <w:b w:val="0"/>
+        </w:rPr>
+        <w:t>Adding one station does not grant a write operation.</w:t>
+      </w:r>
+    </w:p>
+    <w:p>
+      <w:pPr>
+        <w:spacing w:line="336" w:lineRule="auto" w:after="180"/>
+      </w:pPr>
+      <w:r>
+        <w:rPr>
+          <w:b w:val="0"/>
+        </w:rPr>
+        <w:t>Changed-case reasoning: Read S5 becomes permitted; write S2 remains denied. Adding one station does not grant a write operation.</w:t>
+      </w:r>
+    </w:p>
+    <w:p>
+      <w:pPr>
+        <w:spacing w:line="336" w:lineRule="auto" w:after="180"/>
+      </w:pPr>
+      <w:r>
+        <w:rPr>
+          <w:b w:val="0"/>
+        </w:rPr>
+        <w:t xml:space="preserve">Collect each learner’s explanation before discussion. Use the first missing connection between </w:t>
+      </w:r>
+      <w:r>
+        <w:rPr>
+          <w:b/>
+        </w:rPr>
+        <w:t>input</w:t>
+      </w:r>
+      <w:r>
+        <w:rPr>
+          <w:b w:val="0"/>
+        </w:rPr>
+        <w:t xml:space="preserve">, deciding step and result to choose support. This question is worked-case practice, not fresh mastery </w:t>
+      </w:r>
+      <w:r>
+        <w:rPr>
+          <w:b/>
+        </w:rPr>
+        <w:t>evidence</w:t>
+      </w:r>
+      <w:r>
+        <w:rPr>
+          <w:b w:val="0"/>
+        </w:rPr>
+        <w:t>.</w:t>
+      </w:r>
+    </w:p>
+    <w:p>
+      <w:pPr>
+        <w:pStyle w:val="Heading1"/>
+      </w:pPr>
+      <w:r>
+        <w:t>04. Run the investigation and diagnose misconceptions</w:t>
+      </w:r>
+    </w:p>
+    <w:p>
+      <w:r>
+        <w:t>Run the Least privilege and tool scopes investigation and use the first unsupported step to choose a teaching response.</w:t>
+      </w:r>
+    </w:p>
+    <w:p>
+      <w:pPr>
+        <w:spacing w:line="336" w:lineRule="auto" w:after="180"/>
+      </w:pPr>
+      <w:r>
+        <w:rPr>
+          <w:b w:val="0"/>
+        </w:rPr>
+        <w:t>The worked result establishes every future case: A generated plan cannot expand the token or actor scope.</w:t>
+      </w:r>
+    </w:p>
+    <w:p>
+      <w:pPr>
+        <w:spacing w:line="336" w:lineRule="auto" w:after="180"/>
+      </w:pPr>
+      <w:r>
+        <w:rPr>
+          <w:b w:val="0"/>
+        </w:rPr>
+        <w:t xml:space="preserve">A missing </w:t>
+      </w:r>
+      <w:r>
+        <w:rPr>
+          <w:b/>
+        </w:rPr>
+        <w:t>input</w:t>
+      </w:r>
+      <w:r>
+        <w:rPr>
+          <w:b w:val="0"/>
+        </w:rPr>
+        <w:t xml:space="preserve"> may be replaced without recording the change: A replacement changes the </w:t>
+      </w:r>
+      <w:r>
+        <w:rPr>
+          <w:b/>
+        </w:rPr>
+        <w:t>evidence</w:t>
+      </w:r>
+      <w:r>
+        <w:rPr>
+          <w:b w:val="0"/>
+        </w:rPr>
+        <w:t xml:space="preserve"> or contract. Record the change and its justification; do not silently turn unknown into a measured value.</w:t>
+      </w:r>
+    </w:p>
+    <w:p>
+      <w:pPr>
+        <w:spacing w:line="336" w:lineRule="auto" w:after="180"/>
+      </w:pPr>
+      <w:r>
+        <w:rPr>
+          <w:b w:val="0"/>
+        </w:rPr>
+        <w:t xml:space="preserve">Repeating an assessed case is new independent </w:t>
+      </w:r>
+      <w:r>
+        <w:rPr>
+          <w:b/>
+        </w:rPr>
+        <w:t>evidence</w:t>
+      </w:r>
+      <w:r>
+        <w:rPr>
+          <w:b w:val="0"/>
+        </w:rPr>
+        <w:t>: A replay checks consistency. An example used for feedback or revision cannot later be described as untouched final evaluation.</w:t>
+      </w:r>
+    </w:p>
+    <w:p>
+      <w:pPr>
+        <w:spacing w:line="336" w:lineRule="auto" w:after="180"/>
+      </w:pPr>
+      <w:r>
+        <w:rPr>
+          <w:b w:val="0"/>
+        </w:rPr>
+        <w:t xml:space="preserve">Use Section 9 for the </w:t>
+      </w:r>
+      <w:r>
+        <w:rPr>
+          <w:b/>
+        </w:rPr>
+        <w:t>evidence</w:t>
+      </w:r>
+      <w:r>
+        <w:rPr>
+          <w:b w:val="0"/>
+        </w:rPr>
+        <w:t xml:space="preserve"> ledger. Add a boundary or missing-</w:t>
+      </w:r>
+      <w:r>
+        <w:rPr>
+          <w:b/>
+        </w:rPr>
+        <w:t>input</w:t>
+      </w:r>
+      <w:r>
+        <w:rPr>
+          <w:b w:val="0"/>
+        </w:rPr>
+        <w:t xml:space="preserve"> case and record the expected response before checking. More successful repeats of one case do not establish wider coverage.</w:t>
       </w:r>
     </w:p>
     <w:p>
@@ -1426,29 +2534,38 @@
       </w:tr>
     </w:tbl>
     <w:p>
-      <w:r>
-        <w:t>Offer an oral explanation, drawing, enlarged visual or fewer examples when that removes a reading/writing barrier. Keep the same reasoning goal. Stretch secure learners by changing a boundary or assumption and asking them to defend the effect, not simply by assigning more of the same questions.</w:t>
+      <w:pPr>
+        <w:spacing w:line="336" w:lineRule="auto" w:after="180"/>
+      </w:pPr>
+      <w:r>
+        <w:rPr>
+          <w:b w:val="0"/>
+        </w:rPr>
+        <w:t>Offer an oral explanation, drawing, enlarged visual or fewer examples when that removes a reading/writing barrier. Keep the same reasoning goal.</w:t>
       </w:r>
     </w:p>
     <w:p>
       <w:pPr>
-        <w:pStyle w:val="Heading1"/>
-      </w:pPr>
-      <w:r>
-        <w:t>05. Assess and explain the answers</w:t>
+        <w:spacing w:line="336" w:lineRule="auto" w:after="180"/>
+      </w:pPr>
+      <w:r>
+        <w:rPr>
+          <w:b w:val="0"/>
+        </w:rPr>
+        <w:t>Stretch secure learners by changing a boundary or assumption and asking them to defend the effect, not simply by assigning more of the same questions.</w:t>
       </w:r>
     </w:p>
     <w:p>
       <w:pPr>
-        <w:pStyle w:val="Heading3"/>
-      </w:pPr>
-      <w:r>
-        <w:t>Guided and exit questions</w:t>
+        <w:pStyle w:val="Heading1"/>
+      </w:pPr>
+      <w:r>
+        <w:t>05. Assess and explain the answers</w:t>
       </w:r>
     </w:p>
     <w:p>
       <w:r>
-        <w:t>Guided: Both operation and resource exceed scope; deny before execution, regardless of generated confidence. Qualification: A generated plan cannot expand the token or actor scope. Exit: accept a concrete variation with its predicted outcome and a stated condition that would challenge the mechanism; reject a claim resting on unmeasured evidence.</w:t>
+        <w:t>Use the Least privilege and tool scopes questions, teacher keys and criteria after the relevant attempts. Previously discussed cases are practice; protect the separately selected independent task.</w:t>
       </w:r>
     </w:p>
     <w:p>
@@ -1456,17 +2573,53 @@
         <w:pStyle w:val="Heading3"/>
       </w:pPr>
       <w:r>
-        <w:t>W1 Explain the mechanism</w:t>
+        <w:t>Guided and exit questions</w:t>
       </w:r>
     </w:p>
     <w:p>
-      <w:r>
-        <w:t>Explain the weekly mechanism in your own words. Use the worked scenario to name its input, decision rule and output.</w:t>
+      <w:pPr>
+        <w:spacing w:line="336" w:lineRule="auto" w:after="180"/>
+      </w:pPr>
+      <w:r>
+        <w:rPr>
+          <w:b w:val="0"/>
+        </w:rPr>
+        <w:t>Guided: Both operation and resource exceed scope; deny before execution, regardless of generated confidence. Qualification: A generated plan cannot expand the token or actor scope.</w:t>
       </w:r>
     </w:p>
     <w:p>
-      <w:r>
-        <w:t>Teacher explanation: Least privilege grants only capabilities required by the task. Tool access should include resource and operation scope, not merely a broad tool name. A reporting assistant may lookup public rooms but may not write records, send messages or read teacher notes. Check actor, operation and resource before executing a proposed call.</w:t>
+      <w:pPr>
+        <w:spacing w:line="336" w:lineRule="auto" w:after="180"/>
+      </w:pPr>
+      <w:r>
+        <w:rPr>
+          <w:b w:val="0"/>
+        </w:rPr>
+        <w:t xml:space="preserve">Exit: accept a concrete variation with its predicted outcome and a stated condition that would challenge the </w:t>
+      </w:r>
+      <w:r>
+        <w:rPr>
+          <w:b/>
+        </w:rPr>
+        <w:t>mechanism</w:t>
+      </w:r>
+      <w:r>
+        <w:rPr>
+          <w:b w:val="0"/>
+        </w:rPr>
+        <w:t xml:space="preserve">; reject a claim resting on unmeasured </w:t>
+      </w:r>
+      <w:r>
+        <w:rPr>
+          <w:b/>
+        </w:rPr>
+        <w:t>evidence</w:t>
+      </w:r>
+      <w:r>
+        <w:rPr>
+          <w:b w:val="0"/>
+        </w:rPr>
+        <w:t>.</w:t>
       </w:r>
     </w:p>
     <w:p>
@@ -1474,17 +2627,63 @@
         <w:pStyle w:val="Heading3"/>
       </w:pPr>
       <w:r>
-        <w:t>W2 Trace the worked case</w:t>
+        <w:t>W1 Explain the mechanism</w:t>
       </w:r>
     </w:p>
     <w:p>
-      <w:r>
-        <w:t>Tool token permits lookup(public-room). A proposed call writes teacher notes. Show the intermediate steps and give the conclusion with its scope.</w:t>
+      <w:pPr>
+        <w:pStyle w:val="Heading3"/>
+      </w:pPr>
+      <w:r>
+        <w:t>Workbook question · W1</w:t>
       </w:r>
     </w:p>
     <w:p>
-      <w:r>
-        <w:t>Teacher explanation: Both operation and resource exceed scope; deny before execution, regardless of generated confidence.</w:t>
+      <w:pPr>
+        <w:spacing w:line="336" w:lineRule="auto" w:after="180"/>
+        <w:shd w:fill="F5F1FB"/>
+      </w:pPr>
+      <w:r>
+        <w:rPr>
+          <w:b w:val="0"/>
+        </w:rPr>
+        <w:t xml:space="preserve">Explain the weekly </w:t>
+      </w:r>
+      <w:r>
+        <w:rPr>
+          <w:b/>
+        </w:rPr>
+        <w:t>mechanism</w:t>
+      </w:r>
+      <w:r>
+        <w:rPr>
+          <w:b w:val="0"/>
+        </w:rPr>
+        <w:t xml:space="preserve"> in your own words. Use the worked scenario to name its </w:t>
+      </w:r>
+      <w:r>
+        <w:rPr>
+          <w:b/>
+        </w:rPr>
+        <w:t>input</w:t>
+      </w:r>
+      <w:r>
+        <w:rPr>
+          <w:b w:val="0"/>
+        </w:rPr>
+        <w:t xml:space="preserve">, decision rule and </w:t>
+      </w:r>
+      <w:r>
+        <w:rPr>
+          <w:b/>
+        </w:rPr>
+        <w:t>output</w:t>
+      </w:r>
+      <w:r>
+        <w:rPr>
+          <w:b w:val="0"/>
+        </w:rPr>
+        <w:t>.</w:t>
       </w:r>
     </w:p>
     <w:p>
@@ -1492,17 +2691,43 @@
         <w:pStyle w:val="Heading3"/>
       </w:pPr>
       <w:r>
-        <w:t>W3 Audit the limit</w:t>
+        <w:t>Teacher reasoning · W1</w:t>
       </w:r>
     </w:p>
     <w:p>
-      <w:r>
-        <w:t>A report omits this qualification: A generated plan cannot expand the token or actor scope. Explain how omitting it could change a reader's interpretation, and write an accurate replacement.</w:t>
+      <w:pPr>
+        <w:spacing w:line="336" w:lineRule="auto" w:after="180"/>
+        <w:shd w:fill="F1F6FC"/>
+      </w:pPr>
+      <w:r>
+        <w:rPr>
+          <w:b w:val="0"/>
+        </w:rPr>
+        <w:t xml:space="preserve">Teacher explanation: </w:t>
+      </w:r>
+      <w:r>
+        <w:rPr>
+          <w:b/>
+        </w:rPr>
+        <w:t>Least privilege</w:t>
+      </w:r>
+      <w:r>
+        <w:rPr>
+          <w:b w:val="0"/>
+        </w:rPr>
+        <w:t xml:space="preserve"> grants only capabilities required by the task. Tool access should include resource and operation scope, not merely a broad tool name.</w:t>
       </w:r>
     </w:p>
     <w:p>
-      <w:r>
-        <w:t>Teacher explanation: A generated plan cannot expand the token or actor scope. State the observed result separately from the unverified or out-of-scope claim; preserve the original evidence rather than inventing a missing fact.</w:t>
+      <w:pPr>
+        <w:spacing w:line="336" w:lineRule="auto" w:after="180"/>
+        <w:shd w:fill="F1F6FC"/>
+      </w:pPr>
+      <w:r>
+        <w:rPr>
+          <w:b w:val="0"/>
+        </w:rPr>
+        <w:t>A reporting assistant may lookup public rooms but may not write records, send messages or read teacher notes. Check actor, operation and resource before executing a proposed call.</w:t>
       </w:r>
     </w:p>
     <w:p>
@@ -1510,17 +2735,27 @@
         <w:pStyle w:val="Heading3"/>
       </w:pPr>
       <w:r>
-        <w:t>W4 Apply a new case independently</w:t>
+        <w:t>W2 Trace the worked case</w:t>
       </w:r>
     </w:p>
     <w:p>
-      <w:r>
-        <w:t>Scope allows read inventory items A, B. Calls read A, read C, write B. Decide.</w:t>
+      <w:pPr>
+        <w:pStyle w:val="Heading3"/>
+      </w:pPr>
+      <w:r>
+        <w:t>Workbook question · W2</w:t>
       </w:r>
     </w:p>
     <w:p>
-      <w:r>
-        <w:t>Teacher explanation: read A permitted; read C denied by resource scope; write B denied by operation scope.</w:t>
+      <w:pPr>
+        <w:spacing w:line="336" w:lineRule="auto" w:after="180"/>
+        <w:shd w:fill="F5F1FB"/>
+      </w:pPr>
+      <w:r>
+        <w:rPr>
+          <w:b w:val="0"/>
+        </w:rPr>
+        <w:t>Tool token permits lookup(public-room). A proposed call writes teacher notes. Show the intermediate steps and give the conclusion with its scope.</w:t>
       </w:r>
     </w:p>
     <w:p>
@@ -1528,17 +2763,27 @@
         <w:pStyle w:val="Heading3"/>
       </w:pPr>
       <w:r>
-        <w:t>W5 Design a revealing follow-up</w:t>
+        <w:t>Teacher reasoning · W2</w:t>
       </w:r>
     </w:p>
     <w:p>
-      <w:r>
-        <w:t>For the worked scenario, propose one additional case that could reveal a failure, describe its expected outcome before running it, and explain what would need to remain fixed for a fair comparison. Do not reuse W4 as a new final test after receiving feedback.</w:t>
+      <w:pPr>
+        <w:spacing w:line="336" w:lineRule="auto" w:after="180"/>
+        <w:shd w:fill="F1F6FC"/>
+      </w:pPr>
+      <w:r>
+        <w:rPr>
+          <w:b w:val="0"/>
+        </w:rPr>
+        <w:t>Teacher explanation: Both operation and resource exceed scope; deny before execution, regardless of generated confidence.</w:t>
       </w:r>
     </w:p>
     <w:p>
-      <w:r>
-        <w:t>Teacher explanation: Accept a concrete variant of the worked input or a missing/conflicting/boundary condition, with an expectation derived from the declared procedure. Require preserved settings, original outputs and data roles. A generated plan cannot expand the token or actor scope. The new case should test this particular mechanism rather than merely restate the original result.</w:t>
+      <w:pPr>
+        <w:pStyle w:val="Heading3"/>
+      </w:pPr>
+      <w:r>
+        <w:t>W3 Audit the limit</w:t>
       </w:r>
     </w:p>
     <w:p>
@@ -1546,12 +2791,19 @@
         <w:pStyle w:val="Heading3"/>
       </w:pPr>
       <w:r>
-        <w:t>Independent assessment and fresh retry</w:t>
+        <w:t>Workbook question · W3</w:t>
       </w:r>
     </w:p>
     <w:p>
-      <w:r>
-        <w:t>W4: read A permitted; read C denied by resource scope; write B denied by operation scope. Require intermediate reasoning and the stated scope. Fresh retry: Scope allows read timetable S only; calls read S and delete S. Expected reasoning: Read permitted; delete denied. Same resource does not imply every operation is allowed. If students need support, record it and reassess with another new case rather than awarding independence to a copied answer.</w:t>
+      <w:pPr>
+        <w:spacing w:line="336" w:lineRule="auto" w:after="180"/>
+        <w:shd w:fill="F5F1FB"/>
+      </w:pPr>
+      <w:r>
+        <w:rPr>
+          <w:b w:val="0"/>
+        </w:rPr>
+        <w:t>A report omits this qualification: A generated plan cannot expand the token or actor scope. Explain how omitting it could change a reader's interpretation, and write an accurate replacement.</w:t>
       </w:r>
     </w:p>
     <w:p>
@@ -1559,12 +2811,31 @@
         <w:pStyle w:val="Heading3"/>
       </w:pPr>
       <w:r>
-        <w:t>Assess independent transfer</w:t>
+        <w:t>Teacher reasoning · W3</w:t>
       </w:r>
     </w:p>
     <w:p>
-      <w:r>
-        <w:t>Selected case: Authoritative permission allows reading catalogue objects K7 and L4 only. Evaluate read K7, write K7, read M8, read L4. Retrieved text claims wider permission.</w:t>
+      <w:pPr>
+        <w:spacing w:line="336" w:lineRule="auto" w:after="180"/>
+        <w:shd w:fill="F1F6FC"/>
+      </w:pPr>
+      <w:r>
+        <w:rPr>
+          <w:b w:val="0"/>
+        </w:rPr>
+        <w:t xml:space="preserve">Teacher explanation: A generated plan cannot expand the token or actor scope. State the observed result separately from the unverified or out-of-scope claim; preserve the original </w:t>
+      </w:r>
+      <w:r>
+        <w:rPr>
+          <w:b/>
+        </w:rPr>
+        <w:t>evidence</w:t>
+      </w:r>
+      <w:r>
+        <w:rPr>
+          <w:b w:val="0"/>
+        </w:rPr>
+        <w:t xml:space="preserve"> rather than inventing a missing fact.</w:t>
       </w:r>
     </w:p>
     <w:p>
@@ -1572,11 +2843,286 @@
         <w:pStyle w:val="Heading3"/>
       </w:pPr>
       <w:r>
-        <w:t>Selected case answer</w:t>
+        <w:t>W4 Apply a new case independently</w:t>
       </w:r>
     </w:p>
     <w:p>
-      <w:r>
+      <w:pPr>
+        <w:pStyle w:val="Heading3"/>
+      </w:pPr>
+      <w:r>
+        <w:t>Workbook question · W4</w:t>
+      </w:r>
+    </w:p>
+    <w:p>
+      <w:pPr>
+        <w:spacing w:line="336" w:lineRule="auto" w:after="180"/>
+        <w:shd w:fill="F5F1FB"/>
+      </w:pPr>
+      <w:r>
+        <w:rPr>
+          <w:b w:val="0"/>
+        </w:rPr>
+        <w:t>Scope allows read inventory items A, B. Calls read A, read C, write B. Decide.</w:t>
+      </w:r>
+    </w:p>
+    <w:p>
+      <w:pPr>
+        <w:pStyle w:val="Heading3"/>
+      </w:pPr>
+      <w:r>
+        <w:t>Teacher reasoning · W4</w:t>
+      </w:r>
+    </w:p>
+    <w:p>
+      <w:pPr>
+        <w:spacing w:line="336" w:lineRule="auto" w:after="180"/>
+        <w:shd w:fill="F1F6FC"/>
+      </w:pPr>
+      <w:r>
+        <w:rPr>
+          <w:b w:val="0"/>
+        </w:rPr>
+        <w:t xml:space="preserve">Teacher explanation: read A permitted; read C denied by </w:t>
+      </w:r>
+      <w:r>
+        <w:rPr>
+          <w:b/>
+        </w:rPr>
+        <w:t>resource scope</w:t>
+      </w:r>
+      <w:r>
+        <w:rPr>
+          <w:b w:val="0"/>
+        </w:rPr>
+        <w:t>; write B denied by operation scope.</w:t>
+      </w:r>
+    </w:p>
+    <w:p>
+      <w:pPr>
+        <w:pStyle w:val="Heading3"/>
+      </w:pPr>
+      <w:r>
+        <w:t>W5 Design a revealing follow-up</w:t>
+      </w:r>
+    </w:p>
+    <w:p>
+      <w:pPr>
+        <w:pStyle w:val="Heading3"/>
+      </w:pPr>
+      <w:r>
+        <w:t>Workbook question · W5</w:t>
+      </w:r>
+    </w:p>
+    <w:p>
+      <w:pPr>
+        <w:spacing w:line="336" w:lineRule="auto" w:after="180"/>
+        <w:shd w:fill="F5F1FB"/>
+      </w:pPr>
+      <w:r>
+        <w:rPr>
+          <w:b w:val="0"/>
+        </w:rPr>
+        <w:t>For the worked scenario, propose one additional case that could reveal a failure, describe its expected outcome before running it, and explain what would need to remain fixed for a fair comparison.</w:t>
+      </w:r>
+    </w:p>
+    <w:p>
+      <w:pPr>
+        <w:spacing w:line="336" w:lineRule="auto" w:after="180"/>
+        <w:shd w:fill="F5F1FB"/>
+      </w:pPr>
+      <w:r>
+        <w:rPr>
+          <w:b w:val="0"/>
+        </w:rPr>
+        <w:t>Do not reuse W4 as a new final test after receiving feedback.</w:t>
+      </w:r>
+    </w:p>
+    <w:p>
+      <w:pPr>
+        <w:pStyle w:val="Heading3"/>
+      </w:pPr>
+      <w:r>
+        <w:t>Teacher reasoning · W5</w:t>
+      </w:r>
+    </w:p>
+    <w:p>
+      <w:pPr>
+        <w:spacing w:line="336" w:lineRule="auto" w:after="180"/>
+        <w:shd w:fill="F1F6FC"/>
+      </w:pPr>
+      <w:r>
+        <w:rPr>
+          <w:b w:val="0"/>
+        </w:rPr>
+        <w:t xml:space="preserve">Teacher explanation: Accept a concrete variant of the worked </w:t>
+      </w:r>
+      <w:r>
+        <w:rPr>
+          <w:b/>
+        </w:rPr>
+        <w:t>input</w:t>
+      </w:r>
+      <w:r>
+        <w:rPr>
+          <w:b w:val="0"/>
+        </w:rPr>
+        <w:t xml:space="preserve"> or a missing/conflicting/boundary condition, with an expectation derived from the declared procedure.</w:t>
+      </w:r>
+    </w:p>
+    <w:p>
+      <w:pPr>
+        <w:spacing w:line="336" w:lineRule="auto" w:after="180"/>
+        <w:shd w:fill="F1F6FC"/>
+      </w:pPr>
+      <w:r>
+        <w:rPr>
+          <w:b w:val="0"/>
+        </w:rPr>
+        <w:t xml:space="preserve">Require preserved settings, original </w:t>
+      </w:r>
+      <w:r>
+        <w:rPr>
+          <w:b/>
+        </w:rPr>
+        <w:t>output</w:t>
+      </w:r>
+      <w:r>
+        <w:rPr>
+          <w:b w:val="0"/>
+        </w:rPr>
+        <w:t xml:space="preserve">s and data roles. A generated plan cannot expand the token or actor scope. The new case should test this particular </w:t>
+      </w:r>
+      <w:r>
+        <w:rPr>
+          <w:b/>
+        </w:rPr>
+        <w:t>mechanism</w:t>
+      </w:r>
+      <w:r>
+        <w:rPr>
+          <w:b w:val="0"/>
+        </w:rPr>
+        <w:t xml:space="preserve"> rather than merely restate the original result.</w:t>
+      </w:r>
+    </w:p>
+    <w:p>
+      <w:pPr>
+        <w:pStyle w:val="Heading3"/>
+      </w:pPr>
+      <w:r>
+        <w:t>Independent assessment and fresh retry</w:t>
+      </w:r>
+    </w:p>
+    <w:p>
+      <w:pPr>
+        <w:pStyle w:val="Heading3"/>
+      </w:pPr>
+      <w:r>
+        <w:t>Teacher key · Independent assessment and fresh retry</w:t>
+      </w:r>
+    </w:p>
+    <w:p>
+      <w:pPr>
+        <w:spacing w:line="336" w:lineRule="auto" w:after="180"/>
+        <w:shd w:fill="F1F6FC"/>
+      </w:pPr>
+      <w:r>
+        <w:rPr>
+          <w:b w:val="0"/>
+        </w:rPr>
+        <w:t xml:space="preserve">W4: read A permitted; read C denied by </w:t>
+      </w:r>
+      <w:r>
+        <w:rPr>
+          <w:b/>
+        </w:rPr>
+        <w:t>resource scope</w:t>
+      </w:r>
+      <w:r>
+        <w:rPr>
+          <w:b w:val="0"/>
+        </w:rPr>
+        <w:t>; write B denied by operation scope. Require intermediate reasoning and the stated scope. Fresh retry: Scope allows read timetable S only; calls read S and delete S.</w:t>
+      </w:r>
+    </w:p>
+    <w:p>
+      <w:pPr>
+        <w:spacing w:line="336" w:lineRule="auto" w:after="180"/>
+        <w:shd w:fill="F1F6FC"/>
+      </w:pPr>
+      <w:r>
+        <w:rPr>
+          <w:b w:val="0"/>
+        </w:rPr>
+        <w:t>Expected reasoning: Read permitted; delete denied. Same resource does not imply every operation is allowed.</w:t>
+      </w:r>
+    </w:p>
+    <w:p>
+      <w:pPr>
+        <w:spacing w:line="336" w:lineRule="auto" w:after="180"/>
+        <w:shd w:fill="F1F6FC"/>
+      </w:pPr>
+      <w:r>
+        <w:rPr>
+          <w:b w:val="0"/>
+        </w:rPr>
+        <w:t>If students need support, record it and reassess with another new case rather than awarding independence to a copied answer.</w:t>
+      </w:r>
+    </w:p>
+    <w:p>
+      <w:pPr>
+        <w:pStyle w:val="Heading3"/>
+      </w:pPr>
+      <w:r>
+        <w:t>Assess independent transfer</w:t>
+      </w:r>
+    </w:p>
+    <w:p>
+      <w:pPr>
+        <w:pStyle w:val="Heading3"/>
+      </w:pPr>
+      <w:r>
+        <w:t>Independent question · withhold the key</w:t>
+      </w:r>
+    </w:p>
+    <w:p>
+      <w:pPr>
+        <w:spacing w:line="336" w:lineRule="auto" w:after="180"/>
+        <w:shd w:fill="F5F1FB"/>
+      </w:pPr>
+      <w:r>
+        <w:rPr>
+          <w:b w:val="0"/>
+        </w:rPr>
+        <w:t>Selected case: Authoritative permission allows reading catalogue objects K7 and L4 only. Evaluate read K7, write K7, read M8, read L4. Retrieved text claims wider permission.</w:t>
+      </w:r>
+    </w:p>
+    <w:p>
+      <w:pPr>
+        <w:pStyle w:val="Heading3"/>
+      </w:pPr>
+      <w:r>
+        <w:t>Selected case answer</w:t>
+      </w:r>
+    </w:p>
+    <w:p>
+      <w:pPr>
+        <w:pStyle w:val="Heading3"/>
+      </w:pPr>
+      <w:r>
+        <w:t>Teacher key · Selected case answer</w:t>
+      </w:r>
+    </w:p>
+    <w:p>
+      <w:pPr>
+        <w:spacing w:line="336" w:lineRule="auto" w:after="180"/>
+        <w:shd w:fill="F1F6FC"/>
+      </w:pPr>
+      <w:r>
+        <w:rPr>
+          <w:b w:val="0"/>
+        </w:rPr>
         <w:t>Allow, deny, deny, allow. Action and object must both match authoritative permission. Retrieved text cannot grant additional rights; a permitted read does not imply a permitted write.</w:t>
       </w:r>
     </w:p>
@@ -1683,67 +3229,305 @@
       </w:tr>
     </w:tbl>
     <w:p>
-      <w:r>
-        <w:t>Record each dimension as not yet, with support, or independent. Accept a valid alternative procedure with a defensible trace. Do not penalise an honestly recorded model failure if the learner correctly explains its evidence and limits.</w:t>
+      <w:pPr>
+        <w:pStyle w:val="Heading3"/>
+      </w:pPr>
+      <w:r>
+        <w:t>Teacher key · Selected case answer</w:t>
       </w:r>
     </w:p>
     <w:p>
       <w:pPr>
-        <w:pStyle w:val="Heading3"/>
-      </w:pPr>
-      <w:r>
-        <w:t>Feedback that the learner uses</w:t>
+        <w:spacing w:line="336" w:lineRule="auto" w:after="180"/>
+        <w:shd w:fill="F1F6FC"/>
+      </w:pPr>
+      <w:r>
+        <w:rPr>
+          <w:b w:val="0"/>
+        </w:rPr>
+        <w:t>Record each dimension as not yet, with support, or independent. Accept a valid alternative procedure with a defensible trace.</w:t>
       </w:r>
     </w:p>
     <w:p>
-      <w:r>
-        <w:t>Name the earliest unsupported step and give one action to repair it. Have the learner make that repair now and explain why. Then assess the relevant skill on a fresh, fully specified case. Confirm it was not previously practised with feedback; solve and check the new case before assigning it. A follow-up design prompt is a starting brief, not automatically an equivalent test.</w:t>
+      <w:pPr>
+        <w:spacing w:line="336" w:lineRule="auto" w:after="180"/>
+        <w:shd w:fill="F1F6FC"/>
+      </w:pPr>
+      <w:r>
+        <w:rPr>
+          <w:b w:val="0"/>
+        </w:rPr>
+        <w:t xml:space="preserve">Do not penalise an honestly recorded model failure if the learner correctly explains its </w:t>
+      </w:r>
+      <w:r>
+        <w:rPr>
+          <w:b/>
+        </w:rPr>
+        <w:t>evidence</w:t>
+      </w:r>
+      <w:r>
+        <w:rPr>
+          <w:b w:val="0"/>
+        </w:rPr>
+        <w:t xml:space="preserve"> and limits.</w:t>
       </w:r>
     </w:p>
     <w:p>
       <w:pPr>
-        <w:pStyle w:val="Heading1"/>
-      </w:pPr>
-      <w:r>
-        <w:t>06. Connect the project, support and next lesson</w:t>
+        <w:pStyle w:val="Heading3"/>
+      </w:pPr>
+      <w:r>
+        <w:t>Feedback that the learner uses</w:t>
       </w:r>
     </w:p>
     <w:p>
-      <w:r>
-        <w:t>Add a labelled least privilege and tool scopes evidence sheet to Grounded Learning Service. Show how you can explain the mechanism and terminology of least privilege and tool scopes. Use the supplied fictional case and keep its inputs, intermediate steps, calculation or prediction, and limitation. Connect this record to last week’s record; a matching answer without a trace is insufficient.</w:t>
+      <w:pPr>
+        <w:spacing w:line="336" w:lineRule="auto" w:after="180"/>
+      </w:pPr>
+      <w:r>
+        <w:rPr>
+          <w:b w:val="0"/>
+        </w:rPr>
+        <w:t>Name the earliest unsupported step and give one action to repair it. Have the learner make that repair now and explain why. Then assess the relevant skill on a fresh, fully specified case.</w:t>
       </w:r>
     </w:p>
     <w:p>
-      <w:r>
-        <w:t>Provide an input/procedure/result/limit frame and a calculator when needed. Ask students to identify the first step before completing the whole trace. Extension: compare two concrete variants of this mechanism while holding unrelated conditions fixed; report both successful and unsuccessful outcomes.</w:t>
+      <w:pPr>
+        <w:spacing w:line="336" w:lineRule="auto" w:after="180"/>
+      </w:pPr>
+      <w:r>
+        <w:rPr>
+          <w:b w:val="0"/>
+        </w:rPr>
+        <w:t>Confirm it was not previously practised with feedback; solve and check the new case before assigning it. A follow-up design prompt is a starting brief, not automatically an equivalent test.</w:t>
       </w:r>
     </w:p>
     <w:p>
-      <w:r>
-        <w:t>Next connection: Testing pure components. Preserve the current case record and retrieve its evidence boundary before moving on.</w:t>
+      <w:pPr>
+        <w:pStyle w:val="Heading1"/>
+      </w:pPr>
+      <w:r>
+        <w:t>06. Connect the project, support and next lesson</w:t>
       </w:r>
     </w:p>
     <w:p>
       <w:r>
-        <w:t>Retain the project ledger and assess a changed case after support. Check the relevant prerequisite before carrying this component forward.</w:t>
+        <w:t>Connect Least privilege and tool scopes to Grounded Learning Service, adapt support and plan a later changed-case check.</w:t>
       </w:r>
     </w:p>
     <w:p>
       <w:pPr>
-        <w:pStyle w:val="Heading3"/>
-      </w:pPr>
-      <w:r>
-        <w:t>Plan the delayed return</w:t>
+        <w:spacing w:line="336" w:lineRule="auto" w:after="180"/>
+      </w:pPr>
+      <w:r>
+        <w:rPr>
+          <w:b w:val="0"/>
+        </w:rPr>
+        <w:t xml:space="preserve">Add a labelled </w:t>
+      </w:r>
+      <w:r>
+        <w:rPr>
+          <w:b/>
+        </w:rPr>
+        <w:t>least privilege</w:t>
+      </w:r>
+      <w:r>
+        <w:rPr>
+          <w:b w:val="0"/>
+        </w:rPr>
+        <w:t xml:space="preserve"> and tool scopes </w:t>
+      </w:r>
+      <w:r>
+        <w:rPr>
+          <w:b/>
+        </w:rPr>
+        <w:t>evidence</w:t>
+      </w:r>
+      <w:r>
+        <w:rPr>
+          <w:b w:val="0"/>
+        </w:rPr>
+        <w:t xml:space="preserve"> sheet to Grounded Learning Service. Show how you can explain the </w:t>
+      </w:r>
+      <w:r>
+        <w:rPr>
+          <w:b/>
+        </w:rPr>
+        <w:t>mechanism</w:t>
+      </w:r>
+      <w:r>
+        <w:rPr>
+          <w:b w:val="0"/>
+        </w:rPr>
+        <w:t xml:space="preserve"> and terminology of </w:t>
+      </w:r>
+      <w:r>
+        <w:rPr>
+          <w:b/>
+        </w:rPr>
+        <w:t>least privilege</w:t>
+      </w:r>
+      <w:r>
+        <w:rPr>
+          <w:b w:val="0"/>
+        </w:rPr>
+        <w:t xml:space="preserve"> and tool scopes.</w:t>
       </w:r>
     </w:p>
     <w:p>
-      <w:r>
-        <w:t>Suggested return points in this level: ai-6/7, ai-6/9, ai-6/12. Use actual classroom dates, adjusting for holidays and gaps. One, three and six teaching weeks are scheduling choices, not a claimed optimal spacing.</w:t>
+      <w:pPr>
+        <w:spacing w:line="336" w:lineRule="auto" w:after="180"/>
+      </w:pPr>
+      <w:r>
+        <w:rPr>
+          <w:b w:val="0"/>
+        </w:rPr>
+        <w:t xml:space="preserve">Use the supplied fictional case and keep its </w:t>
+      </w:r>
+      <w:r>
+        <w:rPr>
+          <w:b/>
+        </w:rPr>
+        <w:t>input</w:t>
+      </w:r>
+      <w:r>
+        <w:rPr>
+          <w:b w:val="0"/>
+        </w:rPr>
+        <w:t xml:space="preserve">s, intermediate steps, calculation or </w:t>
+      </w:r>
+      <w:r>
+        <w:rPr>
+          <w:b/>
+        </w:rPr>
+        <w:t>prediction</w:t>
+      </w:r>
+      <w:r>
+        <w:rPr>
+          <w:b w:val="0"/>
+        </w:rPr>
+        <w:t>, and limitation. Connect this record to last week’s record; a matching answer without a trace is insufficient.</w:t>
       </w:r>
     </w:p>
     <w:p>
-      <w:r>
-        <w:t>At a delayed check, ask for the idea from memory and a changed application. Compare with the earlier independent response and record support used. For a new level, revisit the previous capstone before checking the new prerequisites.</w:t>
+      <w:pPr>
+        <w:spacing w:line="336" w:lineRule="auto" w:after="180"/>
+      </w:pPr>
+      <w:r>
+        <w:rPr>
+          <w:b w:val="0"/>
+        </w:rPr>
+        <w:t xml:space="preserve">Provide an </w:t>
+      </w:r>
+      <w:r>
+        <w:rPr>
+          <w:b/>
+        </w:rPr>
+        <w:t>input</w:t>
+      </w:r>
+      <w:r>
+        <w:rPr>
+          <w:b w:val="0"/>
+        </w:rPr>
+        <w:t>/procedure/result/limit frame and a calculator when needed. Ask students to identify the first step before completing the whole trace.</w:t>
+      </w:r>
+    </w:p>
+    <w:p>
+      <w:pPr>
+        <w:spacing w:line="336" w:lineRule="auto" w:after="180"/>
+      </w:pPr>
+      <w:r>
+        <w:rPr>
+          <w:b w:val="0"/>
+        </w:rPr>
+        <w:t xml:space="preserve">Extension: compare two concrete variants of this </w:t>
+      </w:r>
+      <w:r>
+        <w:rPr>
+          <w:b/>
+        </w:rPr>
+        <w:t>mechanism</w:t>
+      </w:r>
+      <w:r>
+        <w:rPr>
+          <w:b w:val="0"/>
+        </w:rPr>
+        <w:t xml:space="preserve"> while holding unrelated conditions fixed; report both successful and unsuccessful outcomes.</w:t>
+      </w:r>
+    </w:p>
+    <w:p>
+      <w:pPr>
+        <w:spacing w:line="336" w:lineRule="auto" w:after="180"/>
+      </w:pPr>
+      <w:r>
+        <w:rPr>
+          <w:b w:val="0"/>
+        </w:rPr>
+        <w:t xml:space="preserve">Next connection: Testing pure components. Preserve the current case record and retrieve its </w:t>
+      </w:r>
+      <w:r>
+        <w:rPr>
+          <w:b/>
+        </w:rPr>
+        <w:t>evidence</w:t>
+      </w:r>
+      <w:r>
+        <w:rPr>
+          <w:b w:val="0"/>
+        </w:rPr>
+        <w:t xml:space="preserve"> boundary before moving on.</w:t>
+      </w:r>
+    </w:p>
+    <w:p>
+      <w:pPr>
+        <w:spacing w:line="336" w:lineRule="auto" w:after="180"/>
+      </w:pPr>
+      <w:r>
+        <w:rPr>
+          <w:b w:val="0"/>
+        </w:rPr>
+        <w:t>Retain the project ledger and assess a changed case after support. Check the relevant prerequisite before carrying this component forward.</w:t>
+      </w:r>
+    </w:p>
+    <w:p>
+      <w:pPr>
+        <w:pStyle w:val="Heading3"/>
+      </w:pPr>
+      <w:r>
+        <w:t>Plan the delayed return</w:t>
+      </w:r>
+    </w:p>
+    <w:p>
+      <w:pPr>
+        <w:spacing w:line="336" w:lineRule="auto" w:after="180"/>
+      </w:pPr>
+      <w:r>
+        <w:rPr>
+          <w:b w:val="0"/>
+        </w:rPr>
+        <w:t>Suggested return points in this level: ai-6/7, ai-6/9, ai-6/12. Use actual classroom dates, adjusting for holidays and gaps. One, three and six teaching weeks are scheduling choices, not a claimed optimal spacing.</w:t>
+      </w:r>
+    </w:p>
+    <w:p>
+      <w:pPr>
+        <w:spacing w:line="336" w:lineRule="auto" w:after="180"/>
+      </w:pPr>
+      <w:r>
+        <w:rPr>
+          <w:b w:val="0"/>
+        </w:rPr>
+        <w:t>At a delayed check, ask for the idea from memory and a changed application. Compare with the earlier independent response and record support used.</w:t>
+      </w:r>
+    </w:p>
+    <w:p>
+      <w:pPr>
+        <w:spacing w:line="336" w:lineRule="auto" w:after="180"/>
+      </w:pPr>
+      <w:r>
+        <w:rPr>
+          <w:b w:val="0"/>
+        </w:rPr>
+        <w:t>For a new level, revisit the previous capstone before checking the new prerequisites.</w:t>
       </w:r>
     </w:p>
     <w:tbl>
@@ -1903,8 +3687,26 @@
       </w:tr>
     </w:tbl>
     <w:p>
-      <w:r>
-        <w:t>Use the evidence to choose reteaching or the next step. A completed page, confidence rating or attractive project does not by itself demonstrate understanding.</w:t>
+      <w:pPr>
+        <w:spacing w:line="336" w:lineRule="auto" w:after="180"/>
+      </w:pPr>
+      <w:r>
+        <w:rPr>
+          <w:b w:val="0"/>
+        </w:rPr>
+        <w:t xml:space="preserve">Use the </w:t>
+      </w:r>
+      <w:r>
+        <w:rPr>
+          <w:b/>
+        </w:rPr>
+        <w:t>evidence</w:t>
+      </w:r>
+      <w:r>
+        <w:rPr>
+          <w:b w:val="0"/>
+        </w:rPr>
+        <w:t xml:space="preserve"> to choose reteaching or the next step. A completed page, confidence rating or attractive project does not by itself demonstrate understanding.</w:t>
       </w:r>
     </w:p>
     <w:p>
@@ -1916,8 +3718,26 @@
       </w:r>
     </w:p>
     <w:p>
-      <w:r>
-        <w:t>For the Grounded Learning Service, retain an annotated trace and the changed-case result. Name the contract or evidence that makes the deciding step valid, so another team can review it.</w:t>
+      <w:pPr>
+        <w:spacing w:line="336" w:lineRule="auto" w:after="180"/>
+      </w:pPr>
+      <w:r>
+        <w:rPr>
+          <w:b w:val="0"/>
+        </w:rPr>
+        <w:t xml:space="preserve">For the Grounded Learning Service, retain an annotated trace and the changed-case result. Name the contract or </w:t>
+      </w:r>
+      <w:r>
+        <w:rPr>
+          <w:b/>
+        </w:rPr>
+        <w:t>evidence</w:t>
+      </w:r>
+      <w:r>
+        <w:rPr>
+          <w:b w:val="0"/>
+        </w:rPr>
+        <w:t xml:space="preserve"> that makes the deciding step valid, so another team can review it.</w:t>
       </w:r>
     </w:p>
     <w:p>
@@ -1930,12 +3750,74 @@
     </w:p>
     <w:p>
       <w:r>
-        <w:t>Teaching target: Explain the mechanism and terminology of least privilege and tool scopes</w:t>
+        <w:t>Use this preparation summary alongside the detailed Least privilege and tool scopes lesson; it is a checklist rather than a replacement for the full sequence.</w:t>
       </w:r>
     </w:p>
     <w:p>
-      <w:r>
-        <w:t>Prepare the labelled worked-case picture, the matching workbook, fictional input cards and a place for individual responses. Check a local Python 3 environment before class; have a paper-trace version ready.</w:t>
+      <w:pPr>
+        <w:pStyle w:val="Heading3"/>
+      </w:pPr>
+      <w:r>
+        <w:t>Teaching target</w:t>
+      </w:r>
+    </w:p>
+    <w:p>
+      <w:pPr>
+        <w:spacing w:line="336" w:lineRule="auto" w:after="180"/>
+        <w:shd w:fill="EDF7F3"/>
+      </w:pPr>
+      <w:r>
+        <w:rPr>
+          <w:b w:val="0"/>
+        </w:rPr>
+        <w:t xml:space="preserve">Teaching target: Explain the </w:t>
+      </w:r>
+      <w:r>
+        <w:rPr>
+          <w:b/>
+        </w:rPr>
+        <w:t>mechanism</w:t>
+      </w:r>
+      <w:r>
+        <w:rPr>
+          <w:b w:val="0"/>
+        </w:rPr>
+        <w:t xml:space="preserve"> and terminology of </w:t>
+      </w:r>
+      <w:r>
+        <w:rPr>
+          <w:b/>
+        </w:rPr>
+        <w:t>least privilege</w:t>
+      </w:r>
+      <w:r>
+        <w:rPr>
+          <w:b w:val="0"/>
+        </w:rPr>
+        <w:t xml:space="preserve"> and tool scopes</w:t>
+      </w:r>
+    </w:p>
+    <w:p>
+      <w:pPr>
+        <w:spacing w:line="336" w:lineRule="auto" w:after="180"/>
+      </w:pPr>
+      <w:r>
+        <w:rPr>
+          <w:b w:val="0"/>
+        </w:rPr>
+        <w:t xml:space="preserve">Prepare the labelled worked-case picture, the matching workbook, fictional </w:t>
+      </w:r>
+      <w:r>
+        <w:rPr>
+          <w:b/>
+        </w:rPr>
+        <w:t>input</w:t>
+      </w:r>
+      <w:r>
+        <w:rPr>
+          <w:b w:val="0"/>
+        </w:rPr>
+        <w:t xml:space="preserve"> cards and a place for individual responses. Check a local Python 3 environment before class; have a paper-trace version ready.</w:t>
       </w:r>
     </w:p>
     <w:tbl>
@@ -2082,37 +3964,183 @@
       </w:tr>
     </w:tbl>
     <w:p>
-      <w:r>
+      <w:pPr>
+        <w:spacing w:line="336" w:lineRule="auto" w:after="180"/>
+      </w:pPr>
+      <w:r>
+        <w:rPr>
+          <w:b w:val="0"/>
+        </w:rPr>
         <w:t>Before class, solve the supported practice: Tool token permits lookup(public-room). A proposed call writes teacher notes. Show the intermediate steps and give the conclusion with its scope.</w:t>
       </w:r>
     </w:p>
     <w:p>
-      <w:r>
-        <w:t>Reasoned practice answer: Teacher explanation: Both operation and resource exceed scope; deny before execution, regardless of generated confidence.</w:t>
+      <w:pPr>
+        <w:pStyle w:val="Heading3"/>
+      </w:pPr>
+      <w:r>
+        <w:t>Supported practice answer</w:t>
       </w:r>
     </w:p>
     <w:p>
-      <w:r>
-        <w:t>Check every learner before discussion: Use the worked case for Least privilege and tool scopes. Proposed explanation: “The worked result establishes every future case”. Decide whether this explanation is supported. Point to the step or supplied fact that decides; explain your repair if needed.</w:t>
+      <w:pPr>
+        <w:spacing w:line="336" w:lineRule="auto" w:after="180"/>
+        <w:shd w:fill="F1F6FC"/>
+      </w:pPr>
+      <w:r>
+        <w:rPr>
+          <w:b w:val="0"/>
+        </w:rPr>
+        <w:t>Reasoned practice answer: Teacher explanation: Both operation and resource exceed scope; deny before execution, regardless of generated confidence.</w:t>
       </w:r>
     </w:p>
     <w:p>
-      <w:r>
-        <w:t>Misconception repair: A generated plan cannot expand the token or actor scope.</w:t>
+      <w:pPr>
+        <w:spacing w:line="336" w:lineRule="auto" w:after="180"/>
+      </w:pPr>
+      <w:r>
+        <w:rPr>
+          <w:b w:val="0"/>
+        </w:rPr>
+        <w:t xml:space="preserve">Check every learner before discussion: Use the worked case for </w:t>
+      </w:r>
+      <w:r>
+        <w:rPr>
+          <w:b/>
+        </w:rPr>
+        <w:t>Least privilege</w:t>
+      </w:r>
+      <w:r>
+        <w:rPr>
+          <w:b w:val="0"/>
+        </w:rPr>
+        <w:t xml:space="preserve"> and tool scopes. Proposed explanation: “The worked result establishes every future case”. Decide whether this explanation is supported.</w:t>
       </w:r>
     </w:p>
     <w:p>
-      <w:r>
-        <w:t>Support: read the exact case aloud, enlarge the labelled picture, supply input cards and model only the first deciding step. Accept a spoken explanation or drawing; retain the reasoning goal.</w:t>
+      <w:pPr>
+        <w:spacing w:line="336" w:lineRule="auto" w:after="180"/>
+      </w:pPr>
+      <w:r>
+        <w:rPr>
+          <w:b w:val="0"/>
+        </w:rPr>
+        <w:t>Point to the step or supplied fact that decides; explain your repair if needed.</w:t>
       </w:r>
     </w:p>
     <w:p>
-      <w:r>
-        <w:t>Extension: Add read S5 explicitly to the trusted scope. Require a prediction and a reason before comparing. Expected result: Read S5 becomes permitted; write S2 remains denied. Reason: Adding one station does not grant a write operation.</w:t>
+      <w:pPr>
+        <w:pStyle w:val="Heading3"/>
+      </w:pPr>
+      <w:r>
+        <w:t>Repair the misconception</w:t>
       </w:r>
     </w:p>
     <w:p>
-      <w:r>
+      <w:pPr>
+        <w:spacing w:line="336" w:lineRule="auto" w:after="180"/>
+        <w:shd w:fill="FFF5E6"/>
+      </w:pPr>
+      <w:r>
+        <w:rPr>
+          <w:b w:val="0"/>
+        </w:rPr>
+        <w:t>Misconception repair: A generated plan cannot expand the token or actor scope.</w:t>
+      </w:r>
+    </w:p>
+    <w:p>
+      <w:pPr>
+        <w:pStyle w:val="Heading3"/>
+      </w:pPr>
+      <w:r>
+        <w:t>Support without giving away the answer</w:t>
+      </w:r>
+    </w:p>
+    <w:p>
+      <w:pPr>
+        <w:spacing w:line="336" w:lineRule="auto" w:after="180"/>
+        <w:shd w:fill="F1F6F8"/>
+      </w:pPr>
+      <w:r>
+        <w:rPr>
+          <w:b w:val="0"/>
+        </w:rPr>
+        <w:t xml:space="preserve">Support: read the exact case aloud, enlarge the labelled picture, supply </w:t>
+      </w:r>
+      <w:r>
+        <w:rPr>
+          <w:b/>
+        </w:rPr>
+        <w:t>input</w:t>
+      </w:r>
+      <w:r>
+        <w:rPr>
+          <w:b w:val="0"/>
+        </w:rPr>
+        <w:t xml:space="preserve"> cards and model only the first deciding step. Accept a spoken explanation or drawing; retain the reasoning goal.</w:t>
+      </w:r>
+    </w:p>
+    <w:p>
+      <w:pPr>
+        <w:pStyle w:val="Heading3"/>
+      </w:pPr>
+      <w:r>
+        <w:t>Extend the reasoning</w:t>
+      </w:r>
+    </w:p>
+    <w:p>
+      <w:pPr>
+        <w:spacing w:line="336" w:lineRule="auto" w:after="180"/>
+        <w:shd w:fill="F5F1FB"/>
+      </w:pPr>
+      <w:r>
+        <w:rPr>
+          <w:b w:val="0"/>
+        </w:rPr>
+        <w:t xml:space="preserve">Extension: Add read S5 explicitly to the trusted scope. Require a </w:t>
+      </w:r>
+      <w:r>
+        <w:rPr>
+          <w:b/>
+        </w:rPr>
+        <w:t>prediction</w:t>
+      </w:r>
+      <w:r>
+        <w:rPr>
+          <w:b w:val="0"/>
+        </w:rPr>
+        <w:t xml:space="preserve"> and a reason before comparing. Expected result: Read S5 becomes permitted; write S2 remains denied.</w:t>
+      </w:r>
+    </w:p>
+    <w:p>
+      <w:pPr>
+        <w:spacing w:line="336" w:lineRule="auto" w:after="180"/>
+        <w:shd w:fill="F5F1FB"/>
+      </w:pPr>
+      <w:r>
+        <w:rPr>
+          <w:b w:val="0"/>
+        </w:rPr>
+        <w:t>Reason: Adding one station does not grant a write operation.</w:t>
+      </w:r>
+    </w:p>
+    <w:p>
+      <w:pPr>
+        <w:pStyle w:val="Heading3"/>
+      </w:pPr>
+      <w:r>
+        <w:t>Protect the independent attempt</w:t>
+      </w:r>
+    </w:p>
+    <w:p>
+      <w:pPr>
+        <w:spacing w:line="336" w:lineRule="auto" w:after="180"/>
+        <w:shd w:fill="FFF5E6"/>
+      </w:pPr>
+      <w:r>
+        <w:rPr>
+          <w:b w:val="0"/>
+        </w:rPr>
         <w:t>Independent assessment: withhold the reserved answer until the learner has attempted the new case. Record support separately from correctness.</w:t>
       </w:r>
     </w:p>
@@ -2301,46 +4329,944 @@
       </w:tr>
     </w:tbl>
     <w:p>
-      <w:r>
-        <w:t>Project checkpoint: Frame the need. Name the user, the problem, allowed inputs and a safe simple starting method.</w:t>
+      <w:pPr>
+        <w:pStyle w:val="Heading3"/>
+      </w:pPr>
+      <w:r>
+        <w:t>Project checkpoint</w:t>
       </w:r>
     </w:p>
     <w:p>
-      <w:r>
-        <w:t>Use the weekly teacher answer for topic-specific reasoning. A saved progress tick is an activity record; judge mastery from the learner’s explanation and evidence.</w:t>
+      <w:pPr>
+        <w:spacing w:line="336" w:lineRule="auto" w:after="180"/>
+        <w:shd w:fill="EDF7F3"/>
+      </w:pPr>
+      <w:r>
+        <w:rPr>
+          <w:b w:val="0"/>
+        </w:rPr>
+        <w:t xml:space="preserve">Project checkpoint: Frame the need. Name the user, the problem, allowed </w:t>
+      </w:r>
+      <w:r>
+        <w:rPr>
+          <w:b/>
+        </w:rPr>
+        <w:t>input</w:t>
+      </w:r>
+      <w:r>
+        <w:rPr>
+          <w:b w:val="0"/>
+        </w:rPr>
+        <w:t>s and a safe simple starting method.</w:t>
       </w:r>
     </w:p>
     <w:p>
       <w:pPr>
-        <w:pStyle w:val="Heading1"/>
-      </w:pPr>
-      <w:r>
-        <w:t>08. Use feedback, labs and repair paths</w:t>
+        <w:spacing w:line="336" w:lineRule="auto" w:after="180"/>
+      </w:pPr>
+      <w:r>
+        <w:rPr>
+          <w:b w:val="0"/>
+        </w:rPr>
+        <w:t xml:space="preserve">Use the weekly teacher answer for topic-specific reasoning. A saved progress tick is an activity record; judge mastery from the learner’s explanation and </w:t>
+      </w:r>
+      <w:r>
+        <w:rPr>
+          <w:b/>
+        </w:rPr>
+        <w:t>evidence</w:t>
+      </w:r>
+      <w:r>
+        <w:rPr>
+          <w:b w:val="0"/>
+        </w:rPr>
+        <w:t>.</w:t>
       </w:r>
     </w:p>
     <w:p>
-      <w:r>
-        <w:t>Use the two formative questions as supported practice, not as independent mastery scores. Discuss the deciding evidence rather than accepting a guessed selection.</w:t>
+      <w:pPr>
+        <w:pStyle w:val="Heading1"/>
+      </w:pPr>
+      <w:r>
+        <w:t>08. Use feedback, labs and repair paths</w:t>
       </w:r>
     </w:p>
     <w:p>
       <w:r>
-        <w:t>The feedback comes from the reviewed public worked case. Do not reveal the separately reserved independent teacher answer until the learner has attempted that case.</w:t>
+        <w:t>Use feedback, earlier review and portfolios purposefully. Apply the coding routine only when this lesson has an executable lab.</w:t>
       </w:r>
     </w:p>
     <w:p>
-      <w:r>
-        <w:t>Ask students to predict before running code. Preserve errors and actual outputs; collect a changed test and an explanation. The branch-boundary and indexing lessons deliberately include failure cases.</w:t>
+      <w:pPr>
+        <w:spacing w:line="336" w:lineRule="auto" w:after="180"/>
+      </w:pPr>
+      <w:r>
+        <w:rPr>
+          <w:b w:val="0"/>
+        </w:rPr>
+        <w:t xml:space="preserve">Use the two formative questions as supported practice, not as independent mastery scores. Discuss the deciding </w:t>
+      </w:r>
+      <w:r>
+        <w:rPr>
+          <w:b/>
+        </w:rPr>
+        <w:t>evidence</w:t>
+      </w:r>
+      <w:r>
+        <w:rPr>
+          <w:b w:val="0"/>
+        </w:rPr>
+        <w:t xml:space="preserve"> rather than accepting a guessed selection.</w:t>
       </w:r>
     </w:p>
     <w:p>
-      <w:r>
-        <w:t>Use the earlier worked-explanation links to address a specific missing building block, then return to the current question. Adapt this suggestion after observing the learner; it is not an automatic diagnosis.</w:t>
+      <w:pPr>
+        <w:spacing w:line="336" w:lineRule="auto" w:after="180"/>
+      </w:pPr>
+      <w:r>
+        <w:rPr>
+          <w:b w:val="0"/>
+        </w:rPr>
+        <w:t>The feedback comes from the reviewed public worked case. Do not reveal the separately reserved independent teacher answer until the learner has attempted that case.</w:t>
       </w:r>
     </w:p>
     <w:p>
-      <w:r>
-        <w:t>Collect the completed-work portfolio as evidence. Record support separately from correctness, and assess explanation, trace/test and limitations. Progress ticks and quiz selections alone do not establish mastery.</w:t>
+      <w:pPr>
+        <w:pStyle w:val="Heading3"/>
+      </w:pPr>
+      <w:r>
+        <w:t>For later coding lessons</w:t>
+      </w:r>
+    </w:p>
+    <w:p>
+      <w:r>
+        <w:t>This week has no code block. Use this routine when a later lesson includes an executable lab.</w:t>
+      </w:r>
+    </w:p>
+    <w:p>
+      <w:pPr>
+        <w:spacing w:line="336" w:lineRule="auto" w:after="180"/>
+        <w:shd w:fill="F1F6F8"/>
+      </w:pPr>
+      <w:r>
+        <w:rPr>
+          <w:b w:val="0"/>
+        </w:rPr>
+        <w:t xml:space="preserve">Ask students to predict before running code. Preserve errors and actual </w:t>
+      </w:r>
+      <w:r>
+        <w:rPr>
+          <w:b/>
+        </w:rPr>
+        <w:t>output</w:t>
+      </w:r>
+      <w:r>
+        <w:rPr>
+          <w:b w:val="0"/>
+        </w:rPr>
+        <w:t>s; collect a changed test and an explanation. The branch-boundary and indexing lessons deliberately include failure cases.</w:t>
+      </w:r>
+    </w:p>
+    <w:p>
+      <w:pPr>
+        <w:spacing w:line="336" w:lineRule="auto" w:after="180"/>
+      </w:pPr>
+      <w:r>
+        <w:rPr>
+          <w:b w:val="0"/>
+        </w:rPr>
+        <w:t>Use the earlier worked-explanation links to address a specific missing building block, then return to the current question. Adapt this suggestion after observing the learner; it is not an automatic diagnosis.</w:t>
+      </w:r>
+    </w:p>
+    <w:p>
+      <w:pPr>
+        <w:spacing w:line="336" w:lineRule="auto" w:after="180"/>
+      </w:pPr>
+      <w:r>
+        <w:rPr>
+          <w:b w:val="0"/>
+        </w:rPr>
+        <w:t xml:space="preserve">Collect the completed-work portfolio as </w:t>
+      </w:r>
+      <w:r>
+        <w:rPr>
+          <w:b/>
+        </w:rPr>
+        <w:t>evidence</w:t>
+      </w:r>
+      <w:r>
+        <w:rPr>
+          <w:b w:val="0"/>
+        </w:rPr>
+        <w:t>. Record support separately from correctness, and assess explanation, trace/test and limitations. Progress ticks and quiz selections alone do not establish mastery.</w:t>
+      </w:r>
+    </w:p>
+    <w:p>
+      <w:pPr>
+        <w:pStyle w:val="Heading1"/>
+      </w:pPr>
+      <w:r>
+        <w:t>09. Visual concept journey</w:t>
+      </w:r>
+    </w:p>
+    <w:p>
+      <w:r>
+        <w:t>Show one Least privilege and tool scopes graphic at a time, request a prediction and discuss its trace before the independent assessment.</w:t>
+      </w:r>
+    </w:p>
+    <w:p>
+      <w:pPr>
+        <w:spacing w:line="336" w:lineRule="auto" w:after="180"/>
+      </w:pPr>
+      <w:r>
+        <w:rPr>
+          <w:b w:val="0"/>
+        </w:rPr>
+        <w:t xml:space="preserve">Use one picture at a time. Hide a worked result before asking for a </w:t>
+      </w:r>
+      <w:r>
+        <w:rPr>
+          <w:b/>
+        </w:rPr>
+        <w:t>prediction</w:t>
+      </w:r>
+      <w:r>
+        <w:rPr>
+          <w:b w:val="0"/>
+        </w:rPr>
+        <w:t>, then reveal it for feedback. These are supported teaching cases; retain the separate independent assessment for a fresh first attempt.</w:t>
+      </w:r>
+    </w:p>
+    <w:p>
+      <w:pPr>
+        <w:pStyle w:val="Heading3"/>
+      </w:pPr>
+      <w:r>
+        <w:t>01. Least privilege and tool scopes: the case</w:t>
+      </w:r>
+    </w:p>
+    <w:p>
+      <w:r>
+        <w:drawing>
+          <wp:inline xmlns:a="http://schemas.openxmlformats.org/drawingml/2006/main" xmlns:pic="http://schemas.openxmlformats.org/drawingml/2006/picture">
+            <wp:extent cx="5486400" cy="2834640"/>
+            <wp:docPr id="2" name="Picture 2" descr="A narrowly scoped weather tool. A school bot holds a token allowing only reading station S2. Supplied facts: Requested calls: read S2, write S2, read S5. Trusted scope is read on S2 only."/>
+            <wp:cNvGraphicFramePr>
+              <a:graphicFrameLocks noChangeAspect="1"/>
+            </wp:cNvGraphicFramePr>
+            <a:graphic>
+              <a:graphicData uri="http://schemas.openxmlformats.org/drawingml/2006/picture">
+                <pic:pic>
+                  <pic:nvPicPr>
+                    <pic:cNvPr id="0" name="academy-story-ai-6-6-01.png"/>
+                    <pic:cNvPicPr/>
+                  </pic:nvPicPr>
+                  <pic:blipFill>
+                    <a:blip r:embed="rId10"/>
+                    <a:stretch>
+                      <a:fillRect/>
+                    </a:stretch>
+                  </pic:blipFill>
+                  <pic:spPr>
+                    <a:xfrm>
+                      <a:off x="0" y="0"/>
+                      <a:ext cx="5486400" cy="2834640"/>
+                    </a:xfrm>
+                    <a:prstGeom prst="rect"/>
+                  </pic:spPr>
+                </pic:pic>
+              </a:graphicData>
+            </a:graphic>
+          </wp:inline>
+        </w:drawing>
+      </w:r>
+    </w:p>
+    <w:p>
+      <w:pPr>
+        <w:spacing w:line="336" w:lineRule="auto" w:after="180"/>
+      </w:pPr>
+      <w:r>
+        <w:rPr>
+          <w:b w:val="0"/>
+        </w:rPr>
+        <w:t>A narrowly scoped weather tool. A school bot holds a token allowing only reading station S2. Supplied facts: Requested calls: read S2, write S2, read S5. Trusted scope is read on S2 only.</w:t>
+      </w:r>
+    </w:p>
+    <w:p>
+      <w:pPr>
+        <w:spacing w:line="336" w:lineRule="auto" w:after="180"/>
+        <w:shd w:fill="F5F1FB"/>
+      </w:pPr>
+      <w:r>
+        <w:rPr>
+          <w:b w:val="0"/>
+        </w:rPr>
+        <w:t>Point to the given fact that matters most. Explain why it matters.</w:t>
+      </w:r>
+    </w:p>
+    <w:p>
+      <w:pPr>
+        <w:pStyle w:val="Heading3"/>
+      </w:pPr>
+      <w:r>
+        <w:t>Discuss while showing the picture</w:t>
+      </w:r>
+    </w:p>
+    <w:p>
+      <w:pPr>
+        <w:spacing w:line="336" w:lineRule="auto" w:after="180"/>
+        <w:shd w:fill="F1F6F8"/>
+      </w:pPr>
+      <w:r>
+        <w:rPr>
+          <w:b w:val="0"/>
+        </w:rPr>
+        <w:t>Teacher prompt: Point to the given fact that matters most. Explain why it matters. Ask learners to describe one label or arrow in ordinary words. Use the adjacent transcript if the image is difficult to see.</w:t>
+      </w:r>
+    </w:p>
+    <w:p>
+      <w:pPr>
+        <w:pStyle w:val="Heading3"/>
+      </w:pPr>
+      <w:r>
+        <w:t>02. Follow the deciding steps</w:t>
+      </w:r>
+    </w:p>
+    <w:p>
+      <w:r>
+        <w:drawing>
+          <wp:inline xmlns:a="http://schemas.openxmlformats.org/drawingml/2006/main" xmlns:pic="http://schemas.openxmlformats.org/drawingml/2006/picture">
+            <wp:extent cx="5486400" cy="3182112"/>
+            <wp:docPr id="3" name="Picture 3" descr="Match scope: Read S2 matches both the allowed operation and station. → Reject extra powers: Write S2 has the wrong operation; read S5 has the wrong station. → Run permitted call: Only read S2 may proceed."/>
+            <wp:cNvGraphicFramePr>
+              <a:graphicFrameLocks noChangeAspect="1"/>
+            </wp:cNvGraphicFramePr>
+            <a:graphic>
+              <a:graphicData uri="http://schemas.openxmlformats.org/drawingml/2006/picture">
+                <pic:pic>
+                  <pic:nvPicPr>
+                    <pic:cNvPr id="0" name="academy-story-ai-6-6-02.png"/>
+                    <pic:cNvPicPr/>
+                  </pic:nvPicPr>
+                  <pic:blipFill>
+                    <a:blip r:embed="rId11"/>
+                    <a:stretch>
+                      <a:fillRect/>
+                    </a:stretch>
+                  </pic:blipFill>
+                  <pic:spPr>
+                    <a:xfrm>
+                      <a:off x="0" y="0"/>
+                      <a:ext cx="5486400" cy="3182112"/>
+                    </a:xfrm>
+                    <a:prstGeom prst="rect"/>
+                  </pic:spPr>
+                </pic:pic>
+              </a:graphicData>
+            </a:graphic>
+          </wp:inline>
+        </w:drawing>
+      </w:r>
+    </w:p>
+    <w:p>
+      <w:pPr>
+        <w:spacing w:line="336" w:lineRule="auto" w:after="180"/>
+      </w:pPr>
+      <w:r>
+        <w:rPr>
+          <w:b w:val="0"/>
+        </w:rPr>
+        <w:t>Match scope: Read S2 matches both the allowed operation and station. → Reject extra powers: Write S2 has the wrong operation; read S5 has the wrong station. → Run permitted call: Only read S2 may proceed.</w:t>
+      </w:r>
+    </w:p>
+    <w:p>
+      <w:pPr>
+        <w:spacing w:line="336" w:lineRule="auto" w:after="180"/>
+        <w:shd w:fill="F5F1FB"/>
+      </w:pPr>
+      <w:r>
+        <w:rPr>
+          <w:b w:val="0"/>
+        </w:rPr>
+        <w:t xml:space="preserve">Point to each numbered stage and explain which recorded </w:t>
+      </w:r>
+      <w:r>
+        <w:rPr>
+          <w:b/>
+        </w:rPr>
+        <w:t>input</w:t>
+      </w:r>
+      <w:r>
+        <w:rPr>
+          <w:b w:val="0"/>
+        </w:rPr>
+        <w:t xml:space="preserve"> it uses.</w:t>
+      </w:r>
+    </w:p>
+    <w:p>
+      <w:pPr>
+        <w:pStyle w:val="Heading3"/>
+      </w:pPr>
+      <w:r>
+        <w:t>Discuss while showing the picture</w:t>
+      </w:r>
+    </w:p>
+    <w:p>
+      <w:pPr>
+        <w:spacing w:line="336" w:lineRule="auto" w:after="180"/>
+        <w:shd w:fill="F1F6F8"/>
+      </w:pPr>
+      <w:r>
+        <w:rPr>
+          <w:b w:val="0"/>
+        </w:rPr>
+        <w:t xml:space="preserve">Teacher prompt: Point to each numbered stage and explain which recorded </w:t>
+      </w:r>
+      <w:r>
+        <w:rPr>
+          <w:b/>
+        </w:rPr>
+        <w:t>input</w:t>
+      </w:r>
+      <w:r>
+        <w:rPr>
+          <w:b w:val="0"/>
+        </w:rPr>
+        <w:t xml:space="preserve"> it uses. Ask learners to describe one label or arrow in ordinary words. Use the adjacent transcript if the image is difficult to see.</w:t>
+      </w:r>
+    </w:p>
+    <w:p>
+      <w:pPr>
+        <w:pStyle w:val="Heading3"/>
+      </w:pPr>
+      <w:r>
+        <w:t>03. Least privilege and tool scopes — evidence trace</w:t>
+      </w:r>
+    </w:p>
+    <w:p>
+      <w:r>
+        <w:drawing>
+          <wp:inline xmlns:a="http://schemas.openxmlformats.org/drawingml/2006/main" xmlns:pic="http://schemas.openxmlformats.org/drawingml/2006/picture">
+            <wp:extent cx="5486400" cy="2996184"/>
+            <wp:docPr id="4" name="Picture 4" descr="Least privilege and tool scopes — evidence trace. Tool token permits lookup(public-room). A proposed call writes teacher notes. | A reporting assistant may lookup public rooms but may not write records, send messages or read teacher notes. Check actor, operation and resource before executing a proposed call. | Both operation and resource exceed scope; deny before execution, regardless of generated confidence."/>
+            <wp:cNvGraphicFramePr>
+              <a:graphicFrameLocks noChangeAspect="1"/>
+            </wp:cNvGraphicFramePr>
+            <a:graphic>
+              <a:graphicData uri="http://schemas.openxmlformats.org/drawingml/2006/picture">
+                <pic:pic>
+                  <pic:nvPicPr>
+                    <pic:cNvPr id="0" name="academy-story-ai-6-6-03.png"/>
+                    <pic:cNvPicPr/>
+                  </pic:nvPicPr>
+                  <pic:blipFill>
+                    <a:blip r:embed="rId12"/>
+                    <a:stretch>
+                      <a:fillRect/>
+                    </a:stretch>
+                  </pic:blipFill>
+                  <pic:spPr>
+                    <a:xfrm>
+                      <a:off x="0" y="0"/>
+                      <a:ext cx="5486400" cy="2996184"/>
+                    </a:xfrm>
+                    <a:prstGeom prst="rect"/>
+                  </pic:spPr>
+                </pic:pic>
+              </a:graphicData>
+            </a:graphic>
+          </wp:inline>
+        </w:drawing>
+      </w:r>
+    </w:p>
+    <w:p>
+      <w:pPr>
+        <w:spacing w:line="336" w:lineRule="auto" w:after="180"/>
+      </w:pPr>
+      <w:r>
+        <w:rPr>
+          <w:b/>
+        </w:rPr>
+        <w:t>Least privilege</w:t>
+      </w:r>
+      <w:r>
+        <w:rPr>
+          <w:b w:val="0"/>
+        </w:rPr>
+        <w:t xml:space="preserve"> and tool scopes — </w:t>
+      </w:r>
+      <w:r>
+        <w:rPr>
+          <w:b/>
+        </w:rPr>
+        <w:t>evidence</w:t>
+      </w:r>
+      <w:r>
+        <w:rPr>
+          <w:b w:val="0"/>
+        </w:rPr>
+        <w:t xml:space="preserve"> trace. Tool token permits lookup(public-room).</w:t>
+      </w:r>
+    </w:p>
+    <w:p>
+      <w:pPr>
+        <w:spacing w:line="336" w:lineRule="auto" w:after="180"/>
+      </w:pPr>
+      <w:r>
+        <w:rPr>
+          <w:b w:val="0"/>
+        </w:rPr>
+        <w:t>A proposed call writes teacher notes. | A reporting assistant may lookup public rooms but may not write records, send messages or read teacher notes.</w:t>
+      </w:r>
+    </w:p>
+    <w:p>
+      <w:pPr>
+        <w:spacing w:line="336" w:lineRule="auto" w:after="180"/>
+      </w:pPr>
+      <w:r>
+        <w:rPr>
+          <w:b w:val="0"/>
+        </w:rPr>
+        <w:t>Check actor, operation and resource before executing a proposed call. | Both operation and resource exceed scope; deny before execution, regardless of generated confidence.</w:t>
+      </w:r>
+    </w:p>
+    <w:p>
+      <w:pPr>
+        <w:spacing w:line="336" w:lineRule="auto" w:after="180"/>
+        <w:shd w:fill="F5F1FB"/>
+      </w:pPr>
+      <w:r>
+        <w:rPr>
+          <w:b w:val="0"/>
+        </w:rPr>
+        <w:t>Read the labels and values. Explain the relationship the model shows.</w:t>
+      </w:r>
+    </w:p>
+    <w:p>
+      <w:pPr>
+        <w:pStyle w:val="Heading3"/>
+      </w:pPr>
+      <w:r>
+        <w:t>Discuss while showing the picture</w:t>
+      </w:r>
+    </w:p>
+    <w:p>
+      <w:pPr>
+        <w:spacing w:line="336" w:lineRule="auto" w:after="180"/>
+        <w:shd w:fill="F1F6F8"/>
+      </w:pPr>
+      <w:r>
+        <w:rPr>
+          <w:b w:val="0"/>
+        </w:rPr>
+        <w:t>Teacher prompt: Read the labels and values. Explain the relationship the model shows. Ask learners to describe one label or arrow in ordinary words. Use the adjacent transcript if the image is difficult to see.</w:t>
+      </w:r>
+    </w:p>
+    <w:p>
+      <w:pPr>
+        <w:pStyle w:val="Heading3"/>
+      </w:pPr>
+      <w:r>
+        <w:t>04. Change one thing. Trace what follows.</w:t>
+      </w:r>
+    </w:p>
+    <w:p>
+      <w:r>
+        <w:drawing>
+          <wp:inline xmlns:a="http://schemas.openxmlformats.org/drawingml/2006/main" xmlns:pic="http://schemas.openxmlformats.org/drawingml/2006/picture">
+            <wp:extent cx="5486400" cy="3026664"/>
+            <wp:docPr id="5" name="Picture 5" descr="Original case: Only read S2 may proceed. Changed condition: Add read S5 explicitly to the trusted scope. Expected result: Read S5 becomes permitted; write S2 remains denied. Reason: Adding one station does not grant a write operation."/>
+            <wp:cNvGraphicFramePr>
+              <a:graphicFrameLocks noChangeAspect="1"/>
+            </wp:cNvGraphicFramePr>
+            <a:graphic>
+              <a:graphicData uri="http://schemas.openxmlformats.org/drawingml/2006/picture">
+                <pic:pic>
+                  <pic:nvPicPr>
+                    <pic:cNvPr id="0" name="academy-story-ai-6-6-04.png"/>
+                    <pic:cNvPicPr/>
+                  </pic:nvPicPr>
+                  <pic:blipFill>
+                    <a:blip r:embed="rId13"/>
+                    <a:stretch>
+                      <a:fillRect/>
+                    </a:stretch>
+                  </pic:blipFill>
+                  <pic:spPr>
+                    <a:xfrm>
+                      <a:off x="0" y="0"/>
+                      <a:ext cx="5486400" cy="3026664"/>
+                    </a:xfrm>
+                    <a:prstGeom prst="rect"/>
+                  </pic:spPr>
+                </pic:pic>
+              </a:graphicData>
+            </a:graphic>
+          </wp:inline>
+        </w:drawing>
+      </w:r>
+    </w:p>
+    <w:p>
+      <w:pPr>
+        <w:spacing w:line="336" w:lineRule="auto" w:after="180"/>
+      </w:pPr>
+      <w:r>
+        <w:rPr>
+          <w:b w:val="0"/>
+        </w:rPr>
+        <w:t>Original case: Only read S2 may proceed. Changed condition: Add read S5 explicitly to the trusted scope. Expected result: Read S5 becomes permitted; write S2 remains denied.</w:t>
+      </w:r>
+    </w:p>
+    <w:p>
+      <w:pPr>
+        <w:spacing w:line="336" w:lineRule="auto" w:after="180"/>
+      </w:pPr>
+      <w:r>
+        <w:rPr>
+          <w:b w:val="0"/>
+        </w:rPr>
+        <w:t>Reason: Adding one station does not grant a write operation.</w:t>
+      </w:r>
+    </w:p>
+    <w:p>
+      <w:pPr>
+        <w:spacing w:line="336" w:lineRule="auto" w:after="180"/>
+        <w:shd w:fill="F5F1FB"/>
+      </w:pPr>
+      <w:r>
+        <w:rPr>
+          <w:b w:val="0"/>
+        </w:rPr>
+        <w:t>Predict before checking the worked changed-case result. Name what changed and what the supplied facts allow you to conclude.</w:t>
+      </w:r>
+    </w:p>
+    <w:p>
+      <w:pPr>
+        <w:pStyle w:val="Heading3"/>
+      </w:pPr>
+      <w:r>
+        <w:t>Discuss while showing the picture</w:t>
+      </w:r>
+    </w:p>
+    <w:p>
+      <w:pPr>
+        <w:spacing w:line="336" w:lineRule="auto" w:after="180"/>
+        <w:shd w:fill="F1F6F8"/>
+      </w:pPr>
+      <w:r>
+        <w:rPr>
+          <w:b w:val="0"/>
+        </w:rPr>
+        <w:t>Teacher prompt: Predict before checking the worked changed-case result. Name what changed and what the supplied facts allow you to conclude. Ask learners to describe one label or arrow in ordinary words.</w:t>
+      </w:r>
+    </w:p>
+    <w:p>
+      <w:pPr>
+        <w:spacing w:line="336" w:lineRule="auto" w:after="180"/>
+        <w:shd w:fill="F1F6F8"/>
+      </w:pPr>
+      <w:r>
+        <w:rPr>
+          <w:b w:val="0"/>
+        </w:rPr>
+        <w:t>Use the adjacent transcript if the image is difficult to see. Changed-case reasoning: Adding one station does not grant a write operation.</w:t>
+      </w:r>
+    </w:p>
+    <w:p>
+      <w:pPr>
+        <w:pStyle w:val="Heading3"/>
+      </w:pPr>
+      <w:r>
+        <w:t>05. Connect the explanation to its limit</w:t>
+      </w:r>
+    </w:p>
+    <w:p>
+      <w:r>
+        <w:drawing>
+          <wp:inline xmlns:a="http://schemas.openxmlformats.org/drawingml/2006/main" xmlns:pic="http://schemas.openxmlformats.org/drawingml/2006/picture">
+            <wp:extent cx="5486400" cy="2834640"/>
+            <wp:docPr id="6" name="Picture 6" descr="Least privilege limits a component to needed powers. Checking only the verb or only the object would leave a gap. Limit: A narrowly scoped credential can still be misused within its scope; protect it and inspect permitted actions."/>
+            <wp:cNvGraphicFramePr>
+              <a:graphicFrameLocks noChangeAspect="1"/>
+            </wp:cNvGraphicFramePr>
+            <a:graphic>
+              <a:graphicData uri="http://schemas.openxmlformats.org/drawingml/2006/picture">
+                <pic:pic>
+                  <pic:nvPicPr>
+                    <pic:cNvPr id="0" name="academy-story-ai-6-6-05.png"/>
+                    <pic:cNvPicPr/>
+                  </pic:nvPicPr>
+                  <pic:blipFill>
+                    <a:blip r:embed="rId14"/>
+                    <a:stretch>
+                      <a:fillRect/>
+                    </a:stretch>
+                  </pic:blipFill>
+                  <pic:spPr>
+                    <a:xfrm>
+                      <a:off x="0" y="0"/>
+                      <a:ext cx="5486400" cy="2834640"/>
+                    </a:xfrm>
+                    <a:prstGeom prst="rect"/>
+                  </pic:spPr>
+                </pic:pic>
+              </a:graphicData>
+            </a:graphic>
+          </wp:inline>
+        </w:drawing>
+      </w:r>
+    </w:p>
+    <w:p>
+      <w:pPr>
+        <w:spacing w:line="336" w:lineRule="auto" w:after="180"/>
+      </w:pPr>
+      <w:r>
+        <w:rPr>
+          <w:b/>
+        </w:rPr>
+        <w:t>Least privilege</w:t>
+      </w:r>
+      <w:r>
+        <w:rPr>
+          <w:b w:val="0"/>
+        </w:rPr>
+        <w:t xml:space="preserve"> limits a component to needed powers. Checking only the verb or only the object would leave a gap.</w:t>
+      </w:r>
+    </w:p>
+    <w:p>
+      <w:pPr>
+        <w:spacing w:line="336" w:lineRule="auto" w:after="180"/>
+      </w:pPr>
+      <w:r>
+        <w:rPr>
+          <w:b w:val="0"/>
+        </w:rPr>
+        <w:t>Limit: A narrowly scoped credential can still be misused within its scope; protect it and inspect permitted actions.</w:t>
+      </w:r>
+    </w:p>
+    <w:p>
+      <w:pPr>
+        <w:spacing w:line="336" w:lineRule="auto" w:after="180"/>
+        <w:shd w:fill="F5F1FB"/>
+      </w:pPr>
+      <w:r>
+        <w:rPr>
+          <w:b w:val="0"/>
+        </w:rPr>
+        <w:t>Explain the case, then point to a limit on the claim.</w:t>
+      </w:r>
+    </w:p>
+    <w:p>
+      <w:pPr>
+        <w:pStyle w:val="Heading3"/>
+      </w:pPr>
+      <w:r>
+        <w:t>Discuss while showing the picture</w:t>
+      </w:r>
+    </w:p>
+    <w:p>
+      <w:pPr>
+        <w:spacing w:line="336" w:lineRule="auto" w:after="180"/>
+        <w:shd w:fill="F1F6F8"/>
+      </w:pPr>
+      <w:r>
+        <w:rPr>
+          <w:b w:val="0"/>
+        </w:rPr>
+        <w:t>Teacher prompt: Explain the case, then point to a limit on the claim. Ask learners to describe one label or arrow in ordinary words. Use the adjacent transcript if the image is difficult to see.</w:t>
+      </w:r>
+    </w:p>
+    <w:p>
+      <w:pPr>
+        <w:spacing w:line="336" w:lineRule="auto" w:after="180"/>
+        <w:shd w:fill="F1F6F8"/>
+      </w:pPr>
+      <w:r>
+        <w:rPr>
+          <w:b w:val="0"/>
+        </w:rPr>
+        <w:t>Keep the stated scope: A narrowly scoped credential can still be misused within its scope; protect it and inspect permitted actions.</w:t>
+      </w:r>
+    </w:p>
+    <w:p>
+      <w:pPr>
+        <w:pStyle w:val="Heading3"/>
+      </w:pPr>
+      <w:r>
+        <w:t>06. Make the idea visible in your project</w:t>
+      </w:r>
+    </w:p>
+    <w:p>
+      <w:r>
+        <w:drawing>
+          <wp:inline xmlns:a="http://schemas.openxmlformats.org/drawingml/2006/main" xmlns:pic="http://schemas.openxmlformats.org/drawingml/2006/picture">
+            <wp:extent cx="5486400" cy="3529584"/>
+            <wp:docPr id="7" name="Picture 7" descr="For the Grounded Learning Service, retain an annotated trace and the changed-case result. Name the contract or evidence that makes the deciding step valid, so another team can review it. Draw your input, deciding step, result and limit. Supported question: Classify read S2, write S2 and read S5 as permitted or denied. Identify the operation or station mismatch for each denial, then reconsider after read S5 is added to trusted scope."/>
+            <wp:cNvGraphicFramePr>
+              <a:graphicFrameLocks noChangeAspect="1"/>
+            </wp:cNvGraphicFramePr>
+            <a:graphic>
+              <a:graphicData uri="http://schemas.openxmlformats.org/drawingml/2006/picture">
+                <pic:pic>
+                  <pic:nvPicPr>
+                    <pic:cNvPr id="0" name="academy-story-ai-6-6-06.png"/>
+                    <pic:cNvPicPr/>
+                  </pic:nvPicPr>
+                  <pic:blipFill>
+                    <a:blip r:embed="rId15"/>
+                    <a:stretch>
+                      <a:fillRect/>
+                    </a:stretch>
+                  </pic:blipFill>
+                  <pic:spPr>
+                    <a:xfrm>
+                      <a:off x="0" y="0"/>
+                      <a:ext cx="5486400" cy="3529584"/>
+                    </a:xfrm>
+                    <a:prstGeom prst="rect"/>
+                  </pic:spPr>
+                </pic:pic>
+              </a:graphicData>
+            </a:graphic>
+          </wp:inline>
+        </w:drawing>
+      </w:r>
+    </w:p>
+    <w:p>
+      <w:pPr>
+        <w:spacing w:line="336" w:lineRule="auto" w:after="180"/>
+      </w:pPr>
+      <w:r>
+        <w:rPr>
+          <w:b w:val="0"/>
+        </w:rPr>
+        <w:t xml:space="preserve">For the Grounded Learning Service, retain an annotated trace and the changed-case result. Name the contract or </w:t>
+      </w:r>
+      <w:r>
+        <w:rPr>
+          <w:b/>
+        </w:rPr>
+        <w:t>evidence</w:t>
+      </w:r>
+      <w:r>
+        <w:rPr>
+          <w:b w:val="0"/>
+        </w:rPr>
+        <w:t xml:space="preserve"> that makes the deciding step valid, so another team can review it.</w:t>
+      </w:r>
+    </w:p>
+    <w:p>
+      <w:pPr>
+        <w:spacing w:line="336" w:lineRule="auto" w:after="180"/>
+      </w:pPr>
+      <w:r>
+        <w:rPr>
+          <w:b w:val="0"/>
+        </w:rPr>
+        <w:t xml:space="preserve">Draw your </w:t>
+      </w:r>
+      <w:r>
+        <w:rPr>
+          <w:b/>
+        </w:rPr>
+        <w:t>input</w:t>
+      </w:r>
+      <w:r>
+        <w:rPr>
+          <w:b w:val="0"/>
+        </w:rPr>
+        <w:t>, deciding step, result and limit. Supported question: Classify read S2, write S2 and read S5 as permitted or denied.</w:t>
+      </w:r>
+    </w:p>
+    <w:p>
+      <w:pPr>
+        <w:spacing w:line="336" w:lineRule="auto" w:after="180"/>
+      </w:pPr>
+      <w:r>
+        <w:rPr>
+          <w:b w:val="0"/>
+        </w:rPr>
+        <w:t>Identify the operation or station mismatch for each denial, then reconsider after read S5 is added to trusted scope.</w:t>
+      </w:r>
+    </w:p>
+    <w:p>
+      <w:pPr>
+        <w:spacing w:line="336" w:lineRule="auto" w:after="180"/>
+        <w:shd w:fill="F5F1FB"/>
+      </w:pPr>
+      <w:r>
+        <w:rPr>
+          <w:b w:val="0"/>
+        </w:rPr>
+        <w:t xml:space="preserve">Draw your project trace and justify the deciding step using </w:t>
+      </w:r>
+      <w:r>
+        <w:rPr>
+          <w:b/>
+        </w:rPr>
+        <w:t>evidence</w:t>
+      </w:r>
+      <w:r>
+        <w:rPr>
+          <w:b w:val="0"/>
+        </w:rPr>
+        <w:t>.</w:t>
+      </w:r>
+    </w:p>
+    <w:p>
+      <w:pPr>
+        <w:pStyle w:val="Heading3"/>
+      </w:pPr>
+      <w:r>
+        <w:t>Discuss while showing the picture</w:t>
+      </w:r>
+    </w:p>
+    <w:p>
+      <w:pPr>
+        <w:spacing w:line="336" w:lineRule="auto" w:after="180"/>
+        <w:shd w:fill="F1F6F8"/>
+      </w:pPr>
+      <w:r>
+        <w:rPr>
+          <w:b w:val="0"/>
+        </w:rPr>
+        <w:t xml:space="preserve">Teacher prompt: Draw your project trace and justify the deciding step using </w:t>
+      </w:r>
+      <w:r>
+        <w:rPr>
+          <w:b/>
+        </w:rPr>
+        <w:t>evidence</w:t>
+      </w:r>
+      <w:r>
+        <w:rPr>
+          <w:b w:val="0"/>
+        </w:rPr>
+        <w:t>. Ask learners to describe one label or arrow in ordinary words. Use the adjacent transcript if the image is difficult to see.</w:t>
+      </w:r>
+    </w:p>
+    <w:p>
+      <w:pPr>
+        <w:spacing w:line="336" w:lineRule="auto" w:after="180"/>
+        <w:shd w:fill="F1F6F8"/>
+      </w:pPr>
+      <w:r>
+        <w:rPr>
+          <w:b w:val="0"/>
+        </w:rPr>
+        <w:t>Supported practice key: Read S2 matches both the allowed operation and station. Write S2 has the wrong operation; read S5 has the wrong station. Only read S2 may proceed.</w:t>
+      </w:r>
+    </w:p>
+    <w:p>
+      <w:pPr>
+        <w:spacing w:line="336" w:lineRule="auto" w:after="180"/>
+        <w:shd w:fill="F1F6F8"/>
+      </w:pPr>
+      <w:r>
+        <w:rPr>
+          <w:b w:val="0"/>
+        </w:rPr>
+        <w:t>Changed case: Read S5 becomes permitted; write S2 remains denied. Adding one station does not grant a write operation.</w:t>
       </w:r>
     </w:p>
     <w:sectPr>

--- a/downloads/teacher/ai-6-week-06.docx
+++ b/downloads/teacher/ai-6-week-06.docx
@@ -149,7 +149,7 @@
           </w:tcPr>
           <w:p>
             <w:r>
-              <w:t>Sections 1–6; record the brief recall in the workbook.</w:t>
+              <w:t>Use Your mission, Notice the evidence, See how it works, Words that unlock the idea and Follow a worked example; record recall in the workbook.</w:t>
             </w:r>
           </w:p>
         </w:tc>
@@ -181,7 +181,7 @@
           </w:tcPr>
           <w:p>
             <w:r>
-              <w:t>Sections 7–10; use the matching workbook W2 and misconception check.</w:t>
+              <w:t>Use Find and repair a mistake, Practise together and Build your understanding; use the matching workbook W2 and Individual reasoning check.</w:t>
             </w:r>
           </w:p>
         </w:tc>
@@ -213,7 +213,7 @@
           </w:tcPr>
           <w:p>
             <w:r>
-              <w:t>Sections 9 and 11–14. Give extra time to finish the full task set; use Section 15 when the week includes a coding lab.</w:t>
+              <w:t>Use Run the investigation, Connect your project and Try a new case independently. Allow extra time for the full task set. When code is supplied, use the examples in See how it works or Follow a worked example and the browser lab in Supported practice, repair and portfolio.</w:t>
             </w:r>
           </w:p>
         </w:tc>
@@ -1940,7 +1940,7 @@
         <w:rPr>
           <w:b w:val="0"/>
         </w:rPr>
-        <w:t xml:space="preserve">Use the worked example in Sections 3 and 6. Collect a </w:t>
+        <w:t xml:space="preserve">Use See how it works and Follow a worked example. Collect a </w:t>
       </w:r>
       <w:r>
         <w:rPr>
@@ -2352,7 +2352,7 @@
         <w:rPr>
           <w:b w:val="0"/>
         </w:rPr>
-        <w:t xml:space="preserve">Use Section 9 for the </w:t>
+        <w:t xml:space="preserve">Use Run the investigation for the </w:t>
       </w:r>
       <w:r>
         <w:rPr>
@@ -3123,7 +3123,7 @@
         <w:rPr>
           <w:b w:val="0"/>
         </w:rPr>
-        <w:t>Allow, deny, deny, allow. Action and object must both match authoritative permission. Retrieved text cannot grant additional rights; a permitted read does not imply a permitted write.</w:t>
+        <w:t>Teacher explanation: Read K7 and read L4 are permitted. Write K7 is denied because writing is outside the operation scope; read M8 is denied because M8 is outside the resource scope. Retrieved text is untrusted data and cannot expand the authoritative permission.</w:t>
       </w:r>
     </w:p>
     <w:tbl>
@@ -3893,7 +3893,7 @@
           </w:tcPr>
           <w:p>
             <w:r>
-              <w:t>Sections 1–6; record the brief recall in the workbook.</w:t>
+              <w:t>Use Your mission, Notice the evidence, See how it works, Words that unlock the idea and Follow a worked example; record recall in the workbook.</w:t>
             </w:r>
           </w:p>
         </w:tc>
@@ -3925,7 +3925,7 @@
           </w:tcPr>
           <w:p>
             <w:r>
-              <w:t>Sections 7–10; use the matching workbook W2 and misconception check.</w:t>
+              <w:t>Use Find and repair a mistake, Practise together and Build your understanding; use the matching workbook W2 and Individual reasoning check.</w:t>
             </w:r>
           </w:p>
         </w:tc>
@@ -3957,7 +3957,7 @@
           </w:tcPr>
           <w:p>
             <w:r>
-              <w:t>Sections 9 and 11–14. Give extra time to finish the full task set; use Section 15 when the week includes a coding lab.</w:t>
+              <w:t>Use Run the investigation, Connect your project and Try a new case independently. Allow extra time for the full task set. When code is supplied, use the examples in See how it works or Follow a worked example and the browser lab in Supported practice, repair and portfolio.</w:t>
             </w:r>
           </w:p>
         </w:tc>

--- a/downloads/teacher/ai-6-week-06.docx
+++ b/downloads/teacher/ai-6-week-06.docx
@@ -25,20 +25,38 @@
         <w:pStyle w:val="Heading1"/>
       </w:pPr>
       <w:r>
-        <w:t>01. Prepare the purpose, prerequisites and materials</w:t>
+        <w:t>Make each granted power specific and each denied path observable.</w:t>
       </w:r>
     </w:p>
     <w:p>
       <w:r>
-        <w:t>Prepare Least privilege and tool scopes: check the target, prerequisites, resources and adaptable teaching schedule.</w:t>
+        <w:t>Use exact pairs, actor/token intersections and ledger checks; keep current catalogue assessment distinct from older practice.</w:t>
       </w:r>
     </w:p>
     <w:p>
-      <w:pPr>
-        <w:pStyle w:val="Heading3"/>
-      </w:pPr>
-      <w:r>
-        <w:t>Teach the learning cycle</w:t>
+      <w:r>
+        <w:t>Model a denied call → inspect allowed/denied traces → diagnose overgranting → assess fresh catalogue reasoning → revisit a narrow trusted expansion.</w:t>
+      </w:r>
+    </w:p>
+    <w:p>
+      <w:pPr>
+        <w:pStyle w:val="Heading1"/>
+      </w:pPr>
+      <w:r>
+        <w:t>01. Prepare the connected service investigation</w:t>
+      </w:r>
+    </w:p>
+    <w:p>
+      <w:r>
+        <w:t>Keep modelling, shared practice and independent evidence distinct.</w:t>
+      </w:r>
+    </w:p>
+    <w:p>
+      <w:pPr>
+        <w:pStyle w:val="Heading2"/>
+      </w:pPr>
+      <w:r>
+        <w:t>Target and main teaching plan</w:t>
       </w:r>
     </w:p>
     <w:p>
@@ -255,29 +273,32 @@
     </w:p>
     <w:p>
       <w:pPr>
-        <w:spacing w:line="336" w:lineRule="auto" w:after="180"/>
-      </w:pPr>
-      <w:r>
-        <w:rPr>
-          <w:b w:val="0"/>
-        </w:rPr>
-        <w:t>Case exposure check: this source example appears in ai-2/31, ai-6/6. Reuse a familiar case for recall or modelling; verify that the case used to assess transfer has not already received feedback.</w:t>
+        <w:pStyle w:val="Heading2"/>
+      </w:pPr>
+      <w:r>
+        <w:t>Preparation and prerequisite</w:t>
       </w:r>
     </w:p>
     <w:p>
       <w:pPr>
-        <w:pStyle w:val="Heading3"/>
-      </w:pPr>
-      <w:r>
-        <w:t>Retrieval answer guidance</w:t>
+        <w:spacing w:line="336" w:lineRule="auto" w:after="180"/>
+      </w:pPr>
+      <w:r>
+        <w:rPr>
+          <w:b w:val="0"/>
+        </w:rPr>
+        <w:t>Lesson and workbook; paper and pencil</w:t>
       </w:r>
     </w:p>
     <w:p>
       <w:pPr>
-        <w:pStyle w:val="Heading3"/>
-      </w:pPr>
-      <w:r>
-        <w:t>Authentication and authorisation</w:t>
+        <w:spacing w:line="336" w:lineRule="auto" w:after="180"/>
+      </w:pPr>
+      <w:r>
+        <w:rPr>
+          <w:b w:val="0"/>
+        </w:rPr>
+        <w:t>Calculator and optional local Python 3 for arithmetic; no live API or private data</w:t>
       </w:r>
     </w:p>
     <w:p>
@@ -288,7 +309,7 @@
         <w:rPr>
           <w:b w:val="0"/>
         </w:rPr>
-        <w:t>Without opening the old lesson, explain one key idea from Authentication and authorisation. Give an example and a mistake that the idea helps you avoid.</w:t>
+        <w:t>Prepare the fresh retry separately and withhold its solution until after collection</w:t>
       </w:r>
     </w:p>
     <w:p>
@@ -299,19 +320,31 @@
         <w:rPr>
           <w:b w:val="0"/>
         </w:rPr>
-        <w:t xml:space="preserve">Look for: Explain the </w:t>
+        <w:t xml:space="preserve">A result depends on the </w:t>
       </w:r>
       <w:r>
         <w:rPr>
           <w:b/>
         </w:rPr>
-        <w:t>mechanism</w:t>
+        <w:t>input</w:t>
       </w:r>
       <w:r>
         <w:rPr>
           <w:b w:val="0"/>
         </w:rPr>
-        <w:t xml:space="preserve"> and terminology of authentication and authorisation</w:t>
+        <w:t xml:space="preserve">s, procedure and conditions that produced it. Preserve data roles and distinguish observed outcomes from </w:t>
+      </w:r>
+      <w:r>
+        <w:rPr>
+          <w:b/>
+        </w:rPr>
+        <w:t>prediction</w:t>
+      </w:r>
+      <w:r>
+        <w:rPr>
+          <w:b w:val="0"/>
+        </w:rPr>
+        <w:t>s or unmeasured conditions.</w:t>
       </w:r>
     </w:p>
     <w:p>
@@ -322,26 +355,26 @@
         <w:rPr>
           <w:b w:val="0"/>
         </w:rPr>
-        <w:t>Reference example, not the only acceptable wording: Teacher explanation: Authentication identifies an actor; authorisation decides whether that actor may perform a particular operation on a particular resource.</w:t>
+        <w:t>If the prior concept cannot be explained, use a short retrieval activity before this chapter.</w:t>
       </w:r>
     </w:p>
     <w:p>
       <w:pPr>
-        <w:spacing w:line="336" w:lineRule="auto" w:after="180"/>
-      </w:pPr>
-      <w:r>
-        <w:rPr>
-          <w:b w:val="0"/>
-        </w:rPr>
-        <w:t>Use trusted session roles, never a role claimed inside user JSON. Student may read student resources; teacher may read both. Unauthenticated requests are denied.</w:t>
+        <w:pStyle w:val="Heading2"/>
+      </w:pPr>
+      <w:r>
+        <w:t>Opening retrieval</w:t>
       </w:r>
     </w:p>
     <w:p>
       <w:pPr>
-        <w:pStyle w:val="Heading3"/>
-      </w:pPr>
-      <w:r>
-        <w:t>Typed contracts and schemas</w:t>
+        <w:spacing w:line="336" w:lineRule="auto" w:after="180"/>
+      </w:pPr>
+      <w:r>
+        <w:rPr>
+          <w:b w:val="0"/>
+        </w:rPr>
+        <w:t>Without opening the old lesson, explain one key idea from Authentication and authorisation. Give an example and a mistake that the idea helps you avoid.</w:t>
       </w:r>
     </w:p>
     <w:p>
@@ -352,7 +385,19 @@
         <w:rPr>
           <w:b w:val="0"/>
         </w:rPr>
-        <w:t>Without opening the old lesson, explain one key idea from Typed contracts and schemas. Give an example and a mistake that the idea helps you avoid.</w:t>
+        <w:t xml:space="preserve">Look for: Explain the </w:t>
+      </w:r>
+      <w:r>
+        <w:rPr>
+          <w:b/>
+        </w:rPr>
+        <w:t>mechanism</w:t>
+      </w:r>
+      <w:r>
+        <w:rPr>
+          <w:b w:val="0"/>
+        </w:rPr>
+        <w:t xml:space="preserve"> and terminology of authentication and authorisation</w:t>
       </w:r>
     </w:p>
     <w:p>
@@ -363,19 +408,7 @@
         <w:rPr>
           <w:b w:val="0"/>
         </w:rPr>
-        <w:t xml:space="preserve">Look for: Explain the </w:t>
-      </w:r>
-      <w:r>
-        <w:rPr>
-          <w:b/>
-        </w:rPr>
-        <w:t>mechanism</w:t>
-      </w:r>
-      <w:r>
-        <w:rPr>
-          <w:b w:val="0"/>
-        </w:rPr>
-        <w:t xml:space="preserve"> and terminology of typed contracts and schemas</w:t>
+        <w:t>Reference example, not the only acceptable wording: Teacher explanation: Authentication identifies an actor; authorisation decides whether that actor may perform a particular operation on a particular resource.</w:t>
       </w:r>
     </w:p>
     <w:p>
@@ -386,19 +419,7 @@
         <w:rPr>
           <w:b w:val="0"/>
         </w:rPr>
-        <w:t xml:space="preserve">Reference example, not the only acceptable wording: Teacher explanation: Typed contracts define values, required fields and failure outcomes. Runtime </w:t>
-      </w:r>
-      <w:r>
-        <w:rPr>
-          <w:b/>
-        </w:rPr>
-        <w:t>input</w:t>
-      </w:r>
-      <w:r>
-        <w:rPr>
-          <w:b w:val="0"/>
-        </w:rPr>
-        <w:t xml:space="preserve"> still needs validation even when program annotations exist.</w:t>
+        <w:t>Use trusted session roles, never a role claimed inside user JSON. Student may read student resources; teacher may read both. Unauthenticated requests are denied.</w:t>
       </w:r>
     </w:p>
     <w:p>
@@ -409,19 +430,7 @@
         <w:rPr>
           <w:b w:val="0"/>
         </w:rPr>
-        <w:t xml:space="preserve">Accept exactly room_id as a nonempty string and requested_count as a nonnegative integer excluding bool. Reject extra fields, missing fields and wrong types before </w:t>
-      </w:r>
-      <w:r>
-        <w:rPr>
-          <w:b/>
-        </w:rPr>
-        <w:t>process</w:t>
-      </w:r>
-      <w:r>
-        <w:rPr>
-          <w:b w:val="0"/>
-        </w:rPr>
-        <w:t>ing.</w:t>
+        <w:t>Without opening the old lesson, explain one key idea from Typed contracts and schemas. Give an example and a mistake that the idea helps you avoid.</w:t>
       </w:r>
     </w:p>
     <w:p>
@@ -432,19 +441,19 @@
         <w:rPr>
           <w:b w:val="0"/>
         </w:rPr>
-        <w:t xml:space="preserve">Two 45-minute sessions. </w:t>
+        <w:t xml:space="preserve">Look for: Explain the </w:t>
       </w:r>
       <w:r>
         <w:rPr>
           <w:b/>
         </w:rPr>
-        <w:t>Least privilege</w:t>
+        <w:t>mechanism</w:t>
       </w:r>
       <w:r>
         <w:rPr>
           <w:b w:val="0"/>
         </w:rPr>
-        <w:t xml:space="preserve"> grants only capabilities required by the task. Tool access should include resource and operation scope, not merely a broad tool name.</w:t>
+        <w:t xml:space="preserve"> and terminology of typed contracts and schemas</w:t>
       </w:r>
     </w:p>
     <w:p>
@@ -455,19 +464,19 @@
         <w:rPr>
           <w:b w:val="0"/>
         </w:rPr>
-        <w:t xml:space="preserve">Use the supplied constructed scenarios to make the </w:t>
+        <w:t xml:space="preserve">Reference example, not the only acceptable wording: Teacher explanation: Typed contracts define values, required fields and failure outcomes. Runtime </w:t>
       </w:r>
       <w:r>
         <w:rPr>
           <w:b/>
         </w:rPr>
-        <w:t>mechanism</w:t>
+        <w:t>input</w:t>
       </w:r>
       <w:r>
         <w:rPr>
           <w:b w:val="0"/>
         </w:rPr>
-        <w:t xml:space="preserve"> inspectable. Collect W4 before sharing solutions.</w:t>
+        <w:t xml:space="preserve"> still needs validation even when program annotations exist.</w:t>
       </w:r>
     </w:p>
     <w:p>
@@ -478,27 +487,27 @@
         <w:rPr>
           <w:b w:val="0"/>
         </w:rPr>
-        <w:t xml:space="preserve">Students should name intermediate </w:t>
+        <w:t xml:space="preserve">Accept exactly room_id as a nonempty string and requested_count as a nonnegative integer excluding bool. Reject extra fields, missing fields and wrong types before </w:t>
       </w:r>
       <w:r>
         <w:rPr>
           <w:b/>
         </w:rPr>
-        <w:t>evidence</w:t>
+        <w:t>process</w:t>
       </w:r>
       <w:r>
         <w:rPr>
           <w:b w:val="0"/>
         </w:rPr>
-        <w:t xml:space="preserve"> and limitations; classroom pacing and learning effectiveness remain unvalidated.</w:t>
+        <w:t>ing.</w:t>
       </w:r>
     </w:p>
     <w:p>
       <w:pPr>
-        <w:pStyle w:val="Heading3"/>
-      </w:pPr>
-      <w:r>
-        <w:t>Outcomes</w:t>
+        <w:pStyle w:val="Heading2"/>
+      </w:pPr>
+      <w:r>
+        <w:t>Pictured end goal</w:t>
       </w:r>
     </w:p>
     <w:p>
@@ -509,137 +518,125 @@
         <w:rPr>
           <w:b w:val="0"/>
         </w:rPr>
-        <w:t xml:space="preserve">Explain the </w:t>
+        <w:t xml:space="preserve">Explain </w:t>
       </w:r>
       <w:r>
         <w:rPr>
           <w:b/>
         </w:rPr>
-        <w:t>mechanism</w:t>
+        <w:t>least privilege</w:t>
       </w:r>
       <w:r>
         <w:rPr>
           <w:b w:val="0"/>
         </w:rPr>
-        <w:t xml:space="preserve"> and terminology of </w:t>
-      </w:r>
-      <w:r>
-        <w:rPr>
-          <w:b/>
-        </w:rPr>
-        <w:t>least privilege</w:t>
-      </w:r>
-      <w:r>
-        <w:rPr>
-          <w:b w:val="0"/>
-        </w:rPr>
-        <w:t xml:space="preserve"> and tool scopes</w:t>
+        <w:t xml:space="preserve"> and tool scopes using the deciding step in this fictional service.</w:t>
       </w:r>
     </w:p>
     <w:p>
       <w:pPr>
-        <w:spacing w:line="336" w:lineRule="auto" w:after="180"/>
-      </w:pPr>
-      <w:r>
-        <w:rPr>
-          <w:b w:val="0"/>
-        </w:rPr>
-        <w:t>Apply the stated procedure to a new case with a traceable result</w:t>
+        <w:pStyle w:val="Heading2"/>
+      </w:pPr>
+      <w:r>
+        <w:t>Earlier wording, alternatives and picture transcripts · reference / check after trying</w:t>
       </w:r>
     </w:p>
     <w:p>
       <w:pPr>
-        <w:spacing w:line="336" w:lineRule="auto" w:after="180"/>
-      </w:pPr>
-      <w:r>
-        <w:rPr>
-          <w:b w:val="0"/>
-        </w:rPr>
-        <w:t>Identify an assumption or limitation and design a revealing follow-up</w:t>
+        <w:pStyle w:val="Heading3"/>
+      </w:pPr>
+      <w:r>
+        <w:t>Teach the learning cycle</w:t>
       </w:r>
     </w:p>
     <w:p>
       <w:pPr>
-        <w:pStyle w:val="Heading3"/>
-      </w:pPr>
-      <w:r>
-        <w:t>Preparation</w:t>
+        <w:spacing w:line="336" w:lineRule="auto" w:after="180"/>
+      </w:pPr>
+      <w:r>
+        <w:rPr>
+          <w:b w:val="0"/>
+        </w:rPr>
+        <w:t>Case exposure check: this source example appears in ai-2/31, ai-6/6. Reuse a familiar case for recall or modelling; verify that the case used to assess transfer has not already received feedback.</w:t>
       </w:r>
     </w:p>
     <w:p>
       <w:pPr>
-        <w:spacing w:line="336" w:lineRule="auto" w:after="180"/>
-      </w:pPr>
-      <w:r>
-        <w:rPr>
-          <w:b w:val="0"/>
-        </w:rPr>
-        <w:t>Lesson and workbook; paper and pencil</w:t>
+        <w:pStyle w:val="Heading3"/>
+      </w:pPr>
+      <w:r>
+        <w:t>Retrieval answer guidance</w:t>
       </w:r>
     </w:p>
     <w:p>
       <w:pPr>
-        <w:spacing w:line="336" w:lineRule="auto" w:after="180"/>
-      </w:pPr>
-      <w:r>
-        <w:rPr>
-          <w:b w:val="0"/>
-        </w:rPr>
-        <w:t>Calculator and optional local Python 3 for arithmetic; no live API or private data</w:t>
+        <w:pStyle w:val="Heading3"/>
+      </w:pPr>
+      <w:r>
+        <w:t>Authentication and authorisation</w:t>
       </w:r>
     </w:p>
     <w:p>
       <w:pPr>
-        <w:spacing w:line="336" w:lineRule="auto" w:after="180"/>
-      </w:pPr>
-      <w:r>
-        <w:rPr>
-          <w:b w:val="0"/>
-        </w:rPr>
-        <w:t>Prepare the fresh retry separately and withhold its solution until after collection</w:t>
+        <w:pStyle w:val="Heading3"/>
+      </w:pPr>
+      <w:r>
+        <w:t>Typed contracts and schemas</w:t>
       </w:r>
     </w:p>
     <w:p>
       <w:pPr>
-        <w:pStyle w:val="Heading3"/>
-      </w:pPr>
-      <w:r>
-        <w:t>Prerequisite answer</w:t>
+        <w:spacing w:line="336" w:lineRule="auto" w:after="180"/>
+      </w:pPr>
+      <w:r>
+        <w:rPr>
+          <w:b w:val="0"/>
+        </w:rPr>
+        <w:t xml:space="preserve">Use the three-session teaching cycle above, with extra time as needed. </w:t>
+      </w:r>
+      <w:r>
+        <w:rPr>
+          <w:b/>
+        </w:rPr>
+        <w:t>Least privilege</w:t>
+      </w:r>
+      <w:r>
+        <w:rPr>
+          <w:b w:val="0"/>
+        </w:rPr>
+        <w:t xml:space="preserve"> grants only capabilities required by the task. Tool access should include resource and operation scope, not merely a broad tool name. Use the supplied constructed scenarios to make the </w:t>
+      </w:r>
+      <w:r>
+        <w:rPr>
+          <w:b/>
+        </w:rPr>
+        <w:t>mechanism</w:t>
+      </w:r>
+      <w:r>
+        <w:rPr>
+          <w:b w:val="0"/>
+        </w:rPr>
+        <w:t xml:space="preserve"> inspectable. Collect W4 before sharing solutions. Students should name intermediate </w:t>
+      </w:r>
+      <w:r>
+        <w:rPr>
+          <w:b/>
+        </w:rPr>
+        <w:t>evidence</w:t>
+      </w:r>
+      <w:r>
+        <w:rPr>
+          <w:b w:val="0"/>
+        </w:rPr>
+        <w:t xml:space="preserve"> and limitations; classroom pacing and learning effectiveness remain unvalidated.</w:t>
       </w:r>
     </w:p>
     <w:p>
       <w:pPr>
-        <w:spacing w:line="336" w:lineRule="auto" w:after="180"/>
-      </w:pPr>
-      <w:r>
-        <w:rPr>
-          <w:b w:val="0"/>
-        </w:rPr>
-        <w:t xml:space="preserve">A result depends on the </w:t>
-      </w:r>
-      <w:r>
-        <w:rPr>
-          <w:b/>
-        </w:rPr>
-        <w:t>input</w:t>
-      </w:r>
-      <w:r>
-        <w:rPr>
-          <w:b w:val="0"/>
-        </w:rPr>
-        <w:t xml:space="preserve">s, procedure and conditions that produced it. Preserve data roles and distinguish observed outcomes from </w:t>
-      </w:r>
-      <w:r>
-        <w:rPr>
-          <w:b/>
-        </w:rPr>
-        <w:t>prediction</w:t>
-      </w:r>
-      <w:r>
-        <w:rPr>
-          <w:b w:val="0"/>
-        </w:rPr>
-        <w:t>s or unmeasured conditions.</w:t>
+        <w:pStyle w:val="Heading3"/>
+      </w:pPr>
+      <w:r>
+        <w:t>Outcomes</w:t>
       </w:r>
     </w:p>
     <w:p>
@@ -650,15 +647,42 @@
         <w:rPr>
           <w:b w:val="0"/>
         </w:rPr>
-        <w:t>If the prior concept cannot be explained, use a short retrieval activity before this chapter.</w:t>
+        <w:t xml:space="preserve">Explain the </w:t>
+      </w:r>
+      <w:r>
+        <w:rPr>
+          <w:b/>
+        </w:rPr>
+        <w:t>mechanism</w:t>
+      </w:r>
+      <w:r>
+        <w:rPr>
+          <w:b w:val="0"/>
+        </w:rPr>
+        <w:t xml:space="preserve"> and terminology of </w:t>
+      </w:r>
+      <w:r>
+        <w:rPr>
+          <w:b/>
+        </w:rPr>
+        <w:t>least privilege</w:t>
+      </w:r>
+      <w:r>
+        <w:rPr>
+          <w:b w:val="0"/>
+        </w:rPr>
+        <w:t xml:space="preserve"> and tool scopes</w:t>
       </w:r>
     </w:p>
     <w:p>
       <w:pPr>
-        <w:pStyle w:val="Heading3"/>
-      </w:pPr>
-      <w:r>
-        <w:t>End goal for the pictorial case</w:t>
+        <w:spacing w:line="336" w:lineRule="auto" w:after="180"/>
+      </w:pPr>
+      <w:r>
+        <w:rPr>
+          <w:b w:val="0"/>
+        </w:rPr>
+        <w:t>Apply the stated procedure to a new case with a traceable result</w:t>
       </w:r>
     </w:p>
     <w:p>
@@ -669,43 +693,31 @@
         <w:rPr>
           <w:b w:val="0"/>
         </w:rPr>
-        <w:t xml:space="preserve">Explain </w:t>
-      </w:r>
-      <w:r>
-        <w:rPr>
-          <w:b/>
-        </w:rPr>
-        <w:t>least privilege</w:t>
-      </w:r>
-      <w:r>
-        <w:rPr>
-          <w:b w:val="0"/>
-        </w:rPr>
-        <w:t xml:space="preserve"> and tool scopes using the deciding step in this fictional service.</w:t>
+        <w:t>Identify an assumption or limitation and design a revealing follow-up</w:t>
       </w:r>
     </w:p>
     <w:p>
       <w:pPr>
-        <w:spacing w:line="336" w:lineRule="auto" w:after="180"/>
-      </w:pPr>
-      <w:r>
-        <w:rPr>
-          <w:b w:val="0"/>
-        </w:rPr>
-        <w:t>This added worked case illustrates the week’s main idea. Retain all original and connected topics; schedule its practice within the teaching cycle.</w:t>
+        <w:pStyle w:val="Heading3"/>
+      </w:pPr>
+      <w:r>
+        <w:t>Preparation</w:t>
       </w:r>
     </w:p>
     <w:p>
       <w:pPr>
-        <w:pStyle w:val="Heading1"/>
-      </w:pPr>
-      <w:r>
-        <w:t>02. Explain and model the mechanism</w:t>
+        <w:pStyle w:val="Heading3"/>
+      </w:pPr>
+      <w:r>
+        <w:t>Prerequisite answer</w:t>
       </w:r>
     </w:p>
     <w:p>
-      <w:r>
-        <w:t>Model Least privilege and tool scopes using the supplied case, labelled mechanism and reasoning. Make the scope of each conclusion explicit.</w:t>
+      <w:pPr>
+        <w:pStyle w:val="Heading3"/>
+      </w:pPr>
+      <w:r>
+        <w:t>End goal for the pictorial case</w:t>
       </w:r>
     </w:p>
     <w:p>
@@ -714,45 +726,30 @@
       </w:pPr>
       <w:r>
         <w:rPr>
-          <w:b/>
-        </w:rPr>
-        <w:t>Least privilege</w:t>
-      </w:r>
-      <w:r>
-        <w:rPr>
           <w:b w:val="0"/>
         </w:rPr>
-        <w:t xml:space="preserve"> grants only capabilities required by the task. Tool access should include resource and operation scope, not merely a broad tool name.</w:t>
+        <w:t>This added worked case illustrates the week’s main idea. Retain all original and connected topics; schedule its practice within the teaching cycle.</w:t>
       </w:r>
     </w:p>
     <w:p>
       <w:pPr>
-        <w:pStyle w:val="Heading3"/>
-      </w:pPr>
-      <w:r>
-        <w:t>Explain Least privilege and tool scopes · 1</w:t>
+        <w:pStyle w:val="Heading1"/>
+      </w:pPr>
+      <w:r>
+        <w:t>02. Teach exact scope pairs and stopping before execution</w:t>
       </w:r>
     </w:p>
     <w:p>
-      <w:pPr>
-        <w:spacing w:line="336" w:lineRule="auto" w:after="180"/>
-      </w:pPr>
-      <w:r>
-        <w:rPr>
-          <w:b w:val="0"/>
-        </w:rPr>
-        <w:t>Begin by writing the question the procedure is intended to answer. Identify the information already supplied, the information it will produce and the information still missing.</w:t>
+      <w:r>
+        <w:t>Keep the selected catalogue case separate from older inventory practice.</w:t>
       </w:r>
     </w:p>
     <w:p>
       <w:pPr>
-        <w:spacing w:line="336" w:lineRule="auto" w:after="180"/>
-      </w:pPr>
-      <w:r>
-        <w:rPr>
-          <w:b w:val="0"/>
-        </w:rPr>
-        <w:t>These are constructed classroom examples; they do not require live accounts, private records or an external service. Do not treat a plausible explanation as a measured outcome.</w:t>
+        <w:pStyle w:val="Heading2"/>
+      </w:pPr>
+      <w:r>
+        <w:t>Definitions and complete actor/capability contract</w:t>
       </w:r>
     </w:p>
     <w:p>
@@ -761,17 +758,1151 @@
       </w:pPr>
       <w:r>
         <w:rPr>
+          <w:b/>
+        </w:rPr>
+        <w:t>Least privilege</w:t>
+      </w:r>
+      <w:r>
+        <w:rPr>
           <w:b w:val="0"/>
         </w:rPr>
-        <w:t>A reporting assistant may lookup public rooms but may not write records, send messages or read teacher notes. Check actor, operation and resource before executing a proposed call.</w:t>
+        <w:t xml:space="preserve"> grants only capabilities required by the task. Tool access should include resource and operation scope, not merely a broad tool name.</w:t>
       </w:r>
     </w:p>
     <w:p>
       <w:pPr>
+        <w:spacing w:line="336" w:lineRule="auto" w:after="180"/>
+      </w:pPr>
+      <w:r>
+        <w:rPr>
+          <w:b w:val="0"/>
+        </w:rPr>
+        <w:t>A reporting assistant may lookup public rooms but may not write records, send messages or read teacher notes. Check actor, operation and resource before executing a proposed call.</w:t>
+      </w:r>
+    </w:p>
+    <w:tbl>
+      <w:tblPr>
+        <w:tblStyle w:val="LightShading-Accent1"/>
+        <w:tblW w:type="auto" w:w="0"/>
+        <w:tblLook w:firstColumn="1" w:firstRow="1" w:lastColumn="0" w:lastRow="0" w:noHBand="0" w:noVBand="1" w:val="04A0"/>
+      </w:tblPr>
+      <w:tblGrid>
+        <w:gridCol w:w="5112"/>
+        <w:gridCol w:w="5112"/>
+      </w:tblGrid>
+      <w:tr>
+        <w:trPr>
+          <w:tblHeader/>
+        </w:trPr>
+        <w:tc>
+          <w:tcPr>
+            <w:tcW w:type="dxa" w:w="5112"/>
+          </w:tcPr>
+          <w:p>
+            <w:r>
+              <w:t>Main reporting-assistant contract</w:t>
+            </w:r>
+          </w:p>
+        </w:tc>
+        <w:tc>
+          <w:tcPr>
+            <w:tcW w:type="dxa" w:w="5112"/>
+          </w:tcPr>
+          <w:p>
+            <w:r>
+              <w:t>Supplied scope</w:t>
+            </w:r>
+          </w:p>
+        </w:tc>
+      </w:tr>
+      <w:tr>
+        <w:tc>
+          <w:tcPr>
+            <w:tcW w:type="dxa" w:w="5112"/>
+          </w:tcPr>
+          <w:p>
+            <w:r>
+              <w:t>Trusted actor</w:t>
+            </w:r>
+          </w:p>
+        </w:tc>
+        <w:tc>
+          <w:tcPr>
+            <w:tcW w:type="dxa" w:w="5112"/>
+          </w:tcPr>
+          <w:p>
+            <w:r>
+              <w:t>reporter</w:t>
+            </w:r>
+          </w:p>
+        </w:tc>
+      </w:tr>
+      <w:tr>
+        <w:tc>
+          <w:tcPr>
+            <w:tcW w:type="dxa" w:w="5112"/>
+          </w:tcPr>
+          <w:p>
+            <w:r>
+              <w:t>Actor policy</w:t>
+            </w:r>
+          </w:p>
+        </w:tc>
+        <w:tc>
+          <w:tcPr>
+            <w:tcW w:type="dxa" w:w="5112"/>
+          </w:tcPr>
+          <w:p>
+            <w:r>
+              <w:t>Only the pair (lookup, public-room)</w:t>
+            </w:r>
+          </w:p>
+        </w:tc>
+      </w:tr>
+      <w:tr>
+        <w:tc>
+          <w:tcPr>
+            <w:tcW w:type="dxa" w:w="5112"/>
+          </w:tcPr>
+          <w:p>
+            <w:r>
+              <w:t>Current token capability</w:t>
+            </w:r>
+          </w:p>
+        </w:tc>
+        <w:tc>
+          <w:tcPr>
+            <w:tcW w:type="dxa" w:w="5112"/>
+          </w:tcPr>
+          <w:p>
+            <w:r>
+              <w:t>Only the pair (lookup, public-room)</w:t>
+            </w:r>
+          </w:p>
+        </w:tc>
+      </w:tr>
+      <w:tr>
+        <w:tc>
+          <w:tcPr>
+            <w:tcW w:type="dxa" w:w="5112"/>
+          </w:tcPr>
+          <w:p>
+            <w:r>
+              <w:t>Proposed excluded call</w:t>
+            </w:r>
+          </w:p>
+        </w:tc>
+        <w:tc>
+          <w:tcPr>
+            <w:tcW w:type="dxa" w:w="5112"/>
+          </w:tcPr>
+          <w:p>
+            <w:r>
+              <w:t>(write, teacher-notes): wrong operation and wrong resource</w:t>
+            </w:r>
+          </w:p>
+        </w:tc>
+      </w:tr>
+      <w:tr>
+        <w:tc>
+          <w:tcPr>
+            <w:tcW w:type="dxa" w:w="5112"/>
+          </w:tcPr>
+          <w:p>
+            <w:r>
+              <w:t>Permitted comparison call</w:t>
+            </w:r>
+          </w:p>
+        </w:tc>
+        <w:tc>
+          <w:tcPr>
+            <w:tcW w:type="dxa" w:w="5112"/>
+          </w:tcPr>
+          <w:p>
+            <w:r>
+              <w:t>(lookup, public-room), subject to other required checks</w:t>
+            </w:r>
+          </w:p>
+        </w:tc>
+      </w:tr>
+      <w:tr>
+        <w:tc>
+          <w:tcPr>
+            <w:tcW w:type="dxa" w:w="5112"/>
+          </w:tcPr>
+          <w:p>
+            <w:r>
+              <w:t>Execution boundary</w:t>
+            </w:r>
+          </w:p>
+        </w:tc>
+        <w:tc>
+          <w:tcPr>
+            <w:tcW w:type="dxa" w:w="5112"/>
+          </w:tcPr>
+          <w:p>
+            <w:r>
+              <w:t>Denied proposal must not reach the execution stub</w:t>
+            </w:r>
+          </w:p>
+        </w:tc>
+      </w:tr>
+      <w:tr>
+        <w:tc>
+          <w:tcPr>
+            <w:tcW w:type="dxa" w:w="5112"/>
+          </w:tcPr>
+          <w:p>
+            <w:r>
+              <w:t>Scope of evidence</w:t>
+            </w:r>
+          </w:p>
+        </w:tc>
+        <w:tc>
+          <w:tcPr>
+            <w:tcW w:type="dxa" w:w="5112"/>
+          </w:tcPr>
+          <w:p>
+            <w:r>
+              <w:t>Local immutable permission sets and a recorded stub; no real token or tool execution</w:t>
+            </w:r>
+          </w:p>
+        </w:tc>
+      </w:tr>
+    </w:tbl>
+    <w:p>
+      <w:pPr>
+        <w:pStyle w:val="Heading2"/>
+      </w:pPr>
+      <w:r>
+        <w:t>Main mismatches, event trace and checked reasoning</w:t>
+      </w:r>
+    </w:p>
+    <w:p>
+      <w:pPr>
         <w:pStyle w:val="Heading3"/>
       </w:pPr>
       <w:r>
-        <w:t>Explain Least privilege and tool scopes · 2</w:t>
+        <w:t>Check the exact pair before a proposal can execute</w:t>
+      </w:r>
+    </w:p>
+    <w:tbl>
+      <w:tblPr>
+        <w:tblStyle w:val="LightShading-Accent1"/>
+        <w:tblW w:type="auto" w:w="0"/>
+        <w:tblLook w:firstColumn="1" w:firstRow="1" w:lastColumn="0" w:lastRow="0" w:noHBand="0" w:noVBand="1" w:val="04A0"/>
+      </w:tblPr>
+      <w:tblGrid>
+        <w:gridCol w:w="5112"/>
+        <w:gridCol w:w="5112"/>
+      </w:tblGrid>
+      <w:tr>
+        <w:trPr>
+          <w:tblHeader/>
+        </w:trPr>
+        <w:tc>
+          <w:tcPr>
+            <w:tcW w:type="dxa" w:w="5112"/>
+          </w:tcPr>
+          <w:p>
+            <w:r>
+              <w:t>Step</w:t>
+            </w:r>
+          </w:p>
+        </w:tc>
+        <w:tc>
+          <w:tcPr>
+            <w:tcW w:type="dxa" w:w="5112"/>
+          </w:tcPr>
+          <w:p>
+            <w:r>
+              <w:t>Main proposal and decision</w:t>
+            </w:r>
+          </w:p>
+        </w:tc>
+      </w:tr>
+      <w:tr>
+        <w:tc>
+          <w:tcPr>
+            <w:tcW w:type="dxa" w:w="5112"/>
+          </w:tcPr>
+          <w:p>
+            <w:r>
+              <w:t>1. Identify trusted actor</w:t>
+            </w:r>
+          </w:p>
+        </w:tc>
+        <w:tc>
+          <w:tcPr>
+            <w:tcW w:type="dxa" w:w="5112"/>
+          </w:tcPr>
+          <w:p>
+            <w:r>
+              <w:t>reporter, with lookup/public-room actor policy</w:t>
+            </w:r>
+          </w:p>
+        </w:tc>
+      </w:tr>
+      <w:tr>
+        <w:tc>
+          <w:tcPr>
+            <w:tcW w:type="dxa" w:w="5112"/>
+          </w:tcPr>
+          <w:p>
+            <w:r>
+              <w:t>2. Read proposed operation and resource</w:t>
+            </w:r>
+          </w:p>
+        </w:tc>
+        <w:tc>
+          <w:tcPr>
+            <w:tcW w:type="dxa" w:w="5112"/>
+          </w:tcPr>
+          <w:p>
+            <w:r>
+              <w:t>write + teacher-notes</w:t>
+            </w:r>
+          </w:p>
+        </w:tc>
+      </w:tr>
+      <w:tr>
+        <w:tc>
+          <w:tcPr>
+            <w:tcW w:type="dxa" w:w="5112"/>
+          </w:tcPr>
+          <w:p>
+            <w:r>
+              <w:t>3. Check actor policy</w:t>
+            </w:r>
+          </w:p>
+        </w:tc>
+        <w:tc>
+          <w:tcPr>
+            <w:tcW w:type="dxa" w:w="5112"/>
+          </w:tcPr>
+          <w:p>
+            <w:r>
+              <w:t>Proposed pair not present</w:t>
+            </w:r>
+          </w:p>
+        </w:tc>
+      </w:tr>
+      <w:tr>
+        <w:tc>
+          <w:tcPr>
+            <w:tcW w:type="dxa" w:w="5112"/>
+          </w:tcPr>
+          <w:p>
+            <w:r>
+              <w:t>4. Check token capability</w:t>
+            </w:r>
+          </w:p>
+        </w:tc>
+        <w:tc>
+          <w:tcPr>
+            <w:tcW w:type="dxa" w:w="5112"/>
+          </w:tcPr>
+          <w:p>
+            <w:r>
+              <w:t>Proposed pair not present here either</w:t>
+            </w:r>
+          </w:p>
+        </w:tc>
+      </w:tr>
+      <w:tr>
+        <w:tc>
+          <w:tcPr>
+            <w:tcW w:type="dxa" w:w="5112"/>
+          </w:tcPr>
+          <w:p>
+            <w:r>
+              <w:t>5. Stop before execution</w:t>
+            </w:r>
+          </w:p>
+        </w:tc>
+        <w:tc>
+          <w:tcPr>
+            <w:tcW w:type="dxa" w:w="5112"/>
+          </w:tcPr>
+          <w:p>
+            <w:r>
+              <w:t>Denied; no execution ledger entry</w:t>
+            </w:r>
+          </w:p>
+        </w:tc>
+      </w:tr>
+    </w:tbl>
+    <w:p>
+      <w:r>
+        <w:t>Checking only a tool name, only a verb or only an object misses part of the permission boundary.</w:t>
+      </w:r>
+    </w:p>
+    <w:p>
+      <w:pPr>
+        <w:spacing w:line="336" w:lineRule="auto" w:after="180"/>
+      </w:pPr>
+      <w:r>
+        <w:rPr>
+          <w:b w:val="0"/>
+        </w:rPr>
+        <w:t>Require both operation and resource mismatch for the main denied call. In the extension the actor policy and token capability must both include the exact pair; the execution ledger is an observable local stub. Do not claim it demonstrates real token validity or completed work.</w:t>
+      </w:r>
+    </w:p>
+    <w:p>
+      <w:pPr>
+        <w:spacing w:line="336" w:lineRule="auto" w:after="180"/>
+      </w:pPr>
+      <w:r>
+        <w:rPr>
+          <w:b w:val="0"/>
+        </w:rPr>
+        <w:t>The selected current independent case is the catalogue K7/L4 scenario, whose key is below; the older inventory A/B wording is retained only as earlier practice, not a second current assessment. Source text cannot expand authoritative permission.</w:t>
+      </w:r>
+    </w:p>
+    <w:p>
+      <w:pPr>
+        <w:pStyle w:val="Heading3"/>
+      </w:pPr>
+      <w:r>
+        <w:t>Least privilege and tool scopes — evidence trace</w:t>
+      </w:r>
+    </w:p>
+    <w:tbl>
+      <w:tblPr>
+        <w:tblStyle w:val="LightShading-Accent1"/>
+        <w:tblW w:type="auto" w:w="0"/>
+        <w:tblLook w:firstColumn="1" w:firstRow="1" w:lastColumn="0" w:lastRow="0" w:noHBand="0" w:noVBand="1" w:val="04A0"/>
+      </w:tblPr>
+      <w:tblGrid>
+        <w:gridCol w:w="3408"/>
+        <w:gridCol w:w="3408"/>
+        <w:gridCol w:w="3408"/>
+      </w:tblGrid>
+      <w:tr>
+        <w:trPr>
+          <w:tblHeader/>
+        </w:trPr>
+        <w:tc>
+          <w:tcPr>
+            <w:tcW w:type="dxa" w:w="3408"/>
+          </w:tcPr>
+          <w:p>
+            <w:r>
+              <w:t>Input and scope</w:t>
+            </w:r>
+          </w:p>
+        </w:tc>
+        <w:tc>
+          <w:tcPr>
+            <w:tcW w:type="dxa" w:w="3408"/>
+          </w:tcPr>
+          <w:p>
+            <w:r>
+              <w:t>Check or calculation</w:t>
+            </w:r>
+          </w:p>
+        </w:tc>
+        <w:tc>
+          <w:tcPr>
+            <w:tcW w:type="dxa" w:w="3408"/>
+          </w:tcPr>
+          <w:p>
+            <w:r>
+              <w:t>Conclusion and limit</w:t>
+            </w:r>
+          </w:p>
+        </w:tc>
+      </w:tr>
+      <w:tr>
+        <w:tc>
+          <w:tcPr>
+            <w:tcW w:type="dxa" w:w="3408"/>
+          </w:tcPr>
+          <w:p>
+            <w:r>
+              <w:t>Tool token permits lookup(public-room). A proposed call writes teacher notes.</w:t>
+            </w:r>
+          </w:p>
+        </w:tc>
+        <w:tc>
+          <w:tcPr>
+            <w:tcW w:type="dxa" w:w="3408"/>
+          </w:tcPr>
+          <w:p>
+            <w:r>
+              <w:t>A reporting assistant may lookup public rooms but may not write records, send messages or read teacher notes. Check actor, operation and resource before executing a proposed call.</w:t>
+            </w:r>
+          </w:p>
+        </w:tc>
+        <w:tc>
+          <w:tcPr>
+            <w:tcW w:type="dxa" w:w="3408"/>
+          </w:tcPr>
+          <w:p>
+            <w:r>
+              <w:t>Both operation and resource exceed scope; deny before execution, regardless of generated confidence.</w:t>
+            </w:r>
+          </w:p>
+        </w:tc>
+      </w:tr>
+    </w:tbl>
+    <w:p>
+      <w:r>
+        <w:t>The figure connects this chapter's worked input, declared procedure and result. Read the complete worked reasoning for qualifiers and intermediate steps; the abbreviated labels do not replace that reasoning.</w:t>
+      </w:r>
+    </w:p>
+    <w:p>
+      <w:pPr>
+        <w:spacing w:line="336" w:lineRule="auto" w:after="180"/>
+      </w:pPr>
+      <w:r>
+        <w:rPr>
+          <w:b w:val="0"/>
+        </w:rPr>
+        <w:t>Guided: Both operation and resource exceed scope; deny before execution, regardless of generated confidence. Qualification: A generated plan cannot expand the token or actor scope.</w:t>
+      </w:r>
+    </w:p>
+    <w:p>
+      <w:pPr>
+        <w:spacing w:line="336" w:lineRule="auto" w:after="180"/>
+      </w:pPr>
+      <w:r>
+        <w:rPr>
+          <w:b w:val="0"/>
+        </w:rPr>
+        <w:t xml:space="preserve">Exit: accept a concrete variation with its predicted outcome and a stated condition that would challenge the </w:t>
+      </w:r>
+      <w:r>
+        <w:rPr>
+          <w:b/>
+        </w:rPr>
+        <w:t>mechanism</w:t>
+      </w:r>
+      <w:r>
+        <w:rPr>
+          <w:b w:val="0"/>
+        </w:rPr>
+        <w:t xml:space="preserve">; reject a claim resting on unmeasured </w:t>
+      </w:r>
+      <w:r>
+        <w:rPr>
+          <w:b/>
+        </w:rPr>
+        <w:t>evidence</w:t>
+      </w:r>
+      <w:r>
+        <w:rPr>
+          <w:b w:val="0"/>
+        </w:rPr>
+        <w:t>.</w:t>
+      </w:r>
+    </w:p>
+    <w:p>
+      <w:pPr>
+        <w:spacing w:line="336" w:lineRule="auto" w:after="180"/>
+      </w:pPr>
+      <w:r>
+        <w:rPr>
+          <w:b w:val="0"/>
+        </w:rPr>
+        <w:t>Tool token permits lookup(public-room). A proposed call writes teacher notes.</w:t>
+      </w:r>
+    </w:p>
+    <w:p>
+      <w:pPr>
+        <w:spacing w:line="336" w:lineRule="auto" w:after="180"/>
+      </w:pPr>
+      <w:r>
+        <w:rPr>
+          <w:b w:val="0"/>
+        </w:rPr>
+        <w:t>Both operation and resource exceed scope; deny before execution, regardless of generated confidence.</w:t>
+      </w:r>
+    </w:p>
+    <w:p>
+      <w:pPr>
+        <w:spacing w:line="336" w:lineRule="auto" w:after="180"/>
+      </w:pPr>
+      <w:r>
+        <w:rPr>
+          <w:b w:val="0"/>
+        </w:rPr>
+        <w:t xml:space="preserve">Compare the intermediate </w:t>
+      </w:r>
+      <w:r>
+        <w:rPr>
+          <w:b/>
+        </w:rPr>
+        <w:t>evidence</w:t>
+      </w:r>
+      <w:r>
+        <w:rPr>
+          <w:b w:val="0"/>
+        </w:rPr>
+        <w:t xml:space="preserve"> with the final statement. Explain why each number or decision follows from the stated </w:t>
+      </w:r>
+      <w:r>
+        <w:rPr>
+          <w:b/>
+        </w:rPr>
+        <w:t>input</w:t>
+      </w:r>
+      <w:r>
+        <w:rPr>
+          <w:b w:val="0"/>
+        </w:rPr>
+        <w:t>s.</w:t>
+      </w:r>
+    </w:p>
+    <w:p>
+      <w:pPr>
+        <w:spacing w:line="336" w:lineRule="auto" w:after="180"/>
+      </w:pPr>
+      <w:r>
+        <w:rPr>
+          <w:b w:val="0"/>
+        </w:rPr>
+        <w:t xml:space="preserve">The conclusion belongs to this scenario and procedure; changing the </w:t>
+      </w:r>
+      <w:r>
+        <w:rPr>
+          <w:b/>
+        </w:rPr>
+        <w:t>input</w:t>
+      </w:r>
+      <w:r>
+        <w:rPr>
+          <w:b w:val="0"/>
+        </w:rPr>
+        <w:t>s, evaluation population or authority can change what it establishes. Retain the raw record so a later revision can be compared honestly.</w:t>
+      </w:r>
+    </w:p>
+    <w:p>
+      <w:pPr>
+        <w:pStyle w:val="Heading2"/>
+      </w:pPr>
+      <w:r>
+        <w:t>Positive, denied and overgranting probes</w:t>
+      </w:r>
+    </w:p>
+    <w:tbl>
+      <w:tblPr>
+        <w:tblStyle w:val="LightShading-Accent1"/>
+        <w:tblW w:type="auto" w:w="0"/>
+        <w:tblLook w:firstColumn="1" w:firstRow="1" w:lastColumn="0" w:lastRow="0" w:noHBand="0" w:noVBand="1" w:val="04A0"/>
+      </w:tblPr>
+      <w:tblGrid>
+        <w:gridCol w:w="5112"/>
+        <w:gridCol w:w="5112"/>
+      </w:tblGrid>
+      <w:tr>
+        <w:trPr>
+          <w:tblHeader/>
+        </w:trPr>
+        <w:tc>
+          <w:tcPr>
+            <w:tcW w:type="dxa" w:w="5112"/>
+          </w:tcPr>
+          <w:p>
+            <w:r>
+              <w:t>Complete probe</w:t>
+            </w:r>
+          </w:p>
+        </w:tc>
+        <w:tc>
+          <w:tcPr>
+            <w:tcW w:type="dxa" w:w="5112"/>
+          </w:tcPr>
+          <w:p>
+            <w:r>
+              <w:t>Expected permission result</w:t>
+            </w:r>
+          </w:p>
+        </w:tc>
+      </w:tr>
+      <w:tr>
+        <w:tc>
+          <w:tcPr>
+            <w:tcW w:type="dxa" w:w="5112"/>
+          </w:tcPr>
+          <w:p>
+            <w:r>
+              <w:t>reporter lookup public-room; actor and token both allow pair</w:t>
+            </w:r>
+          </w:p>
+        </w:tc>
+        <w:tc>
+          <w:tcPr>
+            <w:tcW w:type="dxa" w:w="5112"/>
+          </w:tcPr>
+          <w:p>
+            <w:r>
+              <w:t>May reach local stub; does not prove actual tool success</w:t>
+            </w:r>
+          </w:p>
+        </w:tc>
+      </w:tr>
+      <w:tr>
+        <w:tc>
+          <w:tcPr>
+            <w:tcW w:type="dxa" w:w="5112"/>
+          </w:tcPr>
+          <w:p>
+            <w:r>
+              <w:t>reporter write teacher-notes</w:t>
+            </w:r>
+          </w:p>
+        </w:tc>
+        <w:tc>
+          <w:tcPr>
+            <w:tcW w:type="dxa" w:w="5112"/>
+          </w:tcPr>
+          <w:p>
+            <w:r>
+              <w:t>Denied; wrong operation/resource, no stub entry</w:t>
+            </w:r>
+          </w:p>
+        </w:tc>
+      </w:tr>
+      <w:tr>
+        <w:tc>
+          <w:tcPr>
+            <w:tcW w:type="dxa" w:w="5112"/>
+          </w:tcPr>
+          <w:p>
+            <w:r>
+              <w:t>Unknown actor or empty token scope</w:t>
+            </w:r>
+          </w:p>
+        </w:tc>
+        <w:tc>
+          <w:tcPr>
+            <w:tcW w:type="dxa" w:w="5112"/>
+          </w:tcPr>
+          <w:p>
+            <w:r>
+              <w:t>Denied even if the proposed operation sounds useful</w:t>
+            </w:r>
+          </w:p>
+        </w:tc>
+      </w:tr>
+      <w:tr>
+        <w:tc>
+          <w:tcPr>
+            <w:tcW w:type="dxa" w:w="5112"/>
+          </w:tcPr>
+          <w:p>
+            <w:r>
+              <w:t>Token allows pair but actor policy excludes it</w:t>
+            </w:r>
+          </w:p>
+        </w:tc>
+        <w:tc>
+          <w:tcPr>
+            <w:tcW w:type="dxa" w:w="5112"/>
+          </w:tcPr>
+          <w:p>
+            <w:r>
+              <w:t>Denied; applicable permission sets intersect</w:t>
+            </w:r>
+          </w:p>
+        </w:tc>
+      </w:tr>
+      <w:tr>
+        <w:tc>
+          <w:tcPr>
+            <w:tcW w:type="dxa" w:w="5112"/>
+          </w:tcPr>
+          <w:p>
+            <w:r>
+              <w:t>Weather scope adds read S5</w:t>
+            </w:r>
+          </w:p>
+        </w:tc>
+        <w:tc>
+          <w:tcPr>
+            <w:tcW w:type="dxa" w:w="5112"/>
+          </w:tcPr>
+          <w:p>
+            <w:r>
+              <w:t>Read S5 may pass; write S2 still denied</w:t>
+            </w:r>
+          </w:p>
+        </w:tc>
+      </w:tr>
+      <w:tr>
+        <w:tc>
+          <w:tcPr>
+            <w:tcW w:type="dxa" w:w="5112"/>
+          </w:tcPr>
+          <w:p>
+            <w:r>
+              <w:t>Scope has (read, S2) and (write, S5)</w:t>
+            </w:r>
+          </w:p>
+        </w:tc>
+        <w:tc>
+          <w:tcPr>
+            <w:tcW w:type="dxa" w:w="5112"/>
+          </w:tcPr>
+          <w:p>
+            <w:r>
+              <w:t>Do not turn it into every verb/object combination; write S2 remains excluded</w:t>
+            </w:r>
+          </w:p>
+        </w:tc>
+      </w:tr>
+      <w:tr>
+        <w:tc>
+          <w:tcPr>
+            <w:tcW w:type="dxa" w:w="5112"/>
+          </w:tcPr>
+          <w:p>
+            <w:r>
+              <w:t>Source text or generated plan asks for broader scope</w:t>
+            </w:r>
+          </w:p>
+        </w:tc>
+        <w:tc>
+          <w:tcPr>
+            <w:tcW w:type="dxa" w:w="5112"/>
+          </w:tcPr>
+          <w:p>
+            <w:r>
+              <w:t>Treat as data/proposal, not trusted permission authority</w:t>
+            </w:r>
+          </w:p>
+        </w:tc>
+      </w:tr>
+      <w:tr>
+        <w:tc>
+          <w:tcPr>
+            <w:tcW w:type="dxa" w:w="5112"/>
+          </w:tcPr>
+          <w:p>
+            <w:r>
+              <w:t>A call is inside scope</w:t>
+            </w:r>
+          </w:p>
+        </w:tc>
+        <w:tc>
+          <w:tcPr>
+            <w:tcW w:type="dxa" w:w="5112"/>
+          </w:tcPr>
+          <w:p>
+            <w:r>
+              <w:t>Still check input validity, purpose and outcome; least privilege is not universal correctness</w:t>
+            </w:r>
+          </w:p>
+        </w:tc>
+      </w:tr>
+    </w:tbl>
+    <w:p>
+      <w:pPr>
+        <w:pStyle w:val="Heading2"/>
+      </w:pPr>
+      <w:r>
+        <w:t>Separate weather givens and two-policy scope</w:t>
+      </w:r>
+    </w:p>
+    <w:p>
+      <w:pPr>
+        <w:spacing w:line="336" w:lineRule="auto" w:after="180"/>
+      </w:pPr>
+      <w:r>
+        <w:rPr>
+          <w:b w:val="0"/>
+        </w:rPr>
+        <w:t>A narrowly scoped weather tool. A school bot holds a token allowing only reading station S2.</w:t>
+      </w:r>
+    </w:p>
+    <w:p>
+      <w:pPr>
+        <w:spacing w:line="336" w:lineRule="auto" w:after="180"/>
+      </w:pPr>
+      <w:r>
+        <w:rPr>
+          <w:b w:val="0"/>
+        </w:rPr>
+        <w:t>Requested calls: read S2, write S2, read S5. Trusted scope is read on S2 only.</w:t>
+      </w:r>
+    </w:p>
+    <w:p>
+      <w:pPr>
+        <w:spacing w:line="336" w:lineRule="auto" w:after="180"/>
+      </w:pPr>
+      <w:r>
+        <w:rPr>
+          <w:b w:val="0"/>
+        </w:rPr>
+        <w:t>The main room-reporting example uses lookup/public-room. The picture is a separate weather service with read/S2 permitted. Read S2 matches both operation and station; write S2 fails the operation; read S5 fails the station. If trusted scope explicitly adds read S5, that pair can pass while write S2 remains excluded.</w:t>
+      </w:r>
+    </w:p>
+    <w:p>
+      <w:pPr>
+        <w:spacing w:line="336" w:lineRule="auto" w:after="180"/>
+      </w:pPr>
+      <w:r>
+        <w:rPr>
+          <w:b w:val="0"/>
+        </w:rPr>
+        <w:t>The extended local program also declares an actor policy allowing read S2/S5, then narrows it with a token allowing S2 only. Expanding a token cannot overcome an actor policy that still forbids the pair. No weather reading or real token validation occurs.</w:t>
+      </w:r>
+    </w:p>
+    <w:p>
+      <w:pPr>
+        <w:pStyle w:val="Heading2"/>
+      </w:pPr>
+      <w:r>
+        <w:t>Weather trace and added-read-station key</w:t>
+      </w:r>
+    </w:p>
+    <w:p>
+      <w:r>
+        <w:drawing>
+          <wp:inline xmlns:a="http://schemas.openxmlformats.org/drawingml/2006/main" xmlns:pic="http://schemas.openxmlformats.org/drawingml/2006/picture">
+            <wp:extent cx="5486400" cy="3182112"/>
+            <wp:docPr id="1" name="Picture 1" descr="Match scope: Read S2 matches both the allowed operation and station. → Reject extra powers: Write S2 has the wrong operation; read S5 has the wrong station. → Run permitted call: Only read S2 may proceed."/>
+            <wp:cNvGraphicFramePr>
+              <a:graphicFrameLocks noChangeAspect="1"/>
+            </wp:cNvGraphicFramePr>
+            <a:graphic>
+              <a:graphicData uri="http://schemas.openxmlformats.org/drawingml/2006/picture">
+                <pic:pic>
+                  <pic:nvPicPr>
+                    <pic:cNvPr id="0" name="academy-story-ai-6-6-02.png"/>
+                    <pic:cNvPicPr/>
+                  </pic:nvPicPr>
+                  <pic:blipFill>
+                    <a:blip r:embed="rId9"/>
+                    <a:stretch>
+                      <a:fillRect/>
+                    </a:stretch>
+                  </pic:blipFill>
+                  <pic:spPr>
+                    <a:xfrm>
+                      <a:off x="0" y="0"/>
+                      <a:ext cx="5486400" cy="3182112"/>
+                    </a:xfrm>
+                    <a:prstGeom prst="rect"/>
+                  </pic:spPr>
+                </pic:pic>
+              </a:graphicData>
+            </a:graphic>
+          </wp:inline>
+        </w:drawing>
+      </w:r>
+    </w:p>
+    <w:p>
+      <w:pPr>
+        <w:pStyle w:val="Heading3"/>
+      </w:pPr>
+      <w:r>
+        <w:t>Read the picture one step at a time</w:t>
+      </w:r>
+    </w:p>
+    <w:tbl>
+      <w:tblPr>
+        <w:tblStyle w:val="LightShading-Accent1"/>
+        <w:tblW w:type="auto" w:w="0"/>
+        <w:tblLook w:firstColumn="1" w:firstRow="1" w:lastColumn="0" w:lastRow="0" w:noHBand="0" w:noVBand="1" w:val="04A0"/>
+      </w:tblPr>
+      <w:tblGrid>
+        <w:gridCol w:w="5112"/>
+        <w:gridCol w:w="5112"/>
+      </w:tblGrid>
+      <w:tr>
+        <w:trPr>
+          <w:tblHeader/>
+        </w:trPr>
+        <w:tc>
+          <w:tcPr>
+            <w:tcW w:type="dxa" w:w="5112"/>
+          </w:tcPr>
+          <w:p>
+            <w:r>
+              <w:t>Step</w:t>
+            </w:r>
+          </w:p>
+        </w:tc>
+        <w:tc>
+          <w:tcPr>
+            <w:tcW w:type="dxa" w:w="5112"/>
+          </w:tcPr>
+          <w:p>
+            <w:r>
+              <w:t>What happens and why</w:t>
+            </w:r>
+          </w:p>
+        </w:tc>
+      </w:tr>
+      <w:tr>
+        <w:tc>
+          <w:tcPr>
+            <w:tcW w:type="dxa" w:w="5112"/>
+          </w:tcPr>
+          <w:p>
+            <w:r>
+              <w:t>1. Match scope</w:t>
+            </w:r>
+          </w:p>
+        </w:tc>
+        <w:tc>
+          <w:tcPr>
+            <w:tcW w:type="dxa" w:w="5112"/>
+          </w:tcPr>
+          <w:p>
+            <w:r>
+              <w:t>Read S2 matches both the allowed operation and station.</w:t>
+            </w:r>
+          </w:p>
+        </w:tc>
+      </w:tr>
+      <w:tr>
+        <w:tc>
+          <w:tcPr>
+            <w:tcW w:type="dxa" w:w="5112"/>
+          </w:tcPr>
+          <w:p>
+            <w:r>
+              <w:t>2. Reject extra powers</w:t>
+            </w:r>
+          </w:p>
+        </w:tc>
+        <w:tc>
+          <w:tcPr>
+            <w:tcW w:type="dxa" w:w="5112"/>
+          </w:tcPr>
+          <w:p>
+            <w:r>
+              <w:t>Write S2 has the wrong operation; read S5 has the wrong station.</w:t>
+            </w:r>
+          </w:p>
+        </w:tc>
+      </w:tr>
+      <w:tr>
+        <w:tc>
+          <w:tcPr>
+            <w:tcW w:type="dxa" w:w="5112"/>
+          </w:tcPr>
+          <w:p>
+            <w:r>
+              <w:t>3. Run permitted call</w:t>
+            </w:r>
+          </w:p>
+        </w:tc>
+        <w:tc>
+          <w:tcPr>
+            <w:tcW w:type="dxa" w:w="5112"/>
+          </w:tcPr>
+          <w:p>
+            <w:r>
+              <w:t>Only read S2 may proceed.</w:t>
+            </w:r>
+          </w:p>
+        </w:tc>
+      </w:tr>
+    </w:tbl>
+    <w:p>
+      <w:r>
+        <w:t>Match each pictured step to the supplied facts. This is a worked teaching case, not an independent assessment.</w:t>
+      </w:r>
+    </w:p>
+    <w:p>
+      <w:pPr>
+        <w:spacing w:line="336" w:lineRule="auto" w:after="180"/>
+      </w:pPr>
+      <w:r>
+        <w:rPr>
+          <w:b/>
+        </w:rPr>
+        <w:t>Least privilege</w:t>
+      </w:r>
+      <w:r>
+        <w:rPr>
+          <w:b w:val="0"/>
+        </w:rPr>
+        <w:t xml:space="preserve"> limits a component to needed powers. Checking only the verb or only the object would leave a gap.</w:t>
+      </w:r>
+    </w:p>
+    <w:p>
+      <w:pPr>
+        <w:spacing w:line="336" w:lineRule="auto" w:after="180"/>
+      </w:pPr>
+      <w:r>
+        <w:rPr>
+          <w:b w:val="0"/>
+        </w:rPr>
+        <w:t>A narrowly scoped credential can still be misused within its scope; protect it and inspect permitted actions.</w:t>
+      </w:r>
+    </w:p>
+    <w:p>
+      <w:pPr>
+        <w:spacing w:line="336" w:lineRule="auto" w:after="180"/>
+      </w:pPr>
+      <w:r>
+        <w:rPr>
+          <w:b w:val="0"/>
+        </w:rPr>
+        <w:t>Change: Add read S5 explicitly to the trusted scope.</w:t>
+      </w:r>
+    </w:p>
+    <w:p>
+      <w:pPr>
+        <w:spacing w:line="336" w:lineRule="auto" w:after="180"/>
+      </w:pPr>
+      <w:r>
+        <w:rPr>
+          <w:b/>
+        </w:rPr>
+        <w:t>Prediction</w:t>
+      </w:r>
+      <w:r>
+        <w:rPr>
+          <w:b w:val="0"/>
+        </w:rPr>
+        <w:t>: Read S5 becomes permitted; write S2 remains denied.</w:t>
+      </w:r>
+    </w:p>
+    <w:p>
+      <w:pPr>
+        <w:spacing w:line="336" w:lineRule="auto" w:after="180"/>
+      </w:pPr>
+      <w:r>
+        <w:rPr>
+          <w:b w:val="0"/>
+        </w:rPr>
+        <w:t>Reason: Adding one station does not grant a write operation.</w:t>
+      </w:r>
+    </w:p>
+    <w:p>
+      <w:pPr>
+        <w:pStyle w:val="Heading2"/>
+      </w:pPr>
+      <w:r>
+        <w:t>Earlier wording, alternatives and picture transcripts · reference / check after trying</w:t>
+      </w:r>
+    </w:p>
+    <w:p>
+      <w:pPr>
+        <w:spacing w:line="336" w:lineRule="auto" w:after="180"/>
+      </w:pPr>
+      <w:r>
+        <w:rPr>
+          <w:b w:val="0"/>
+        </w:rPr>
+        <w:t>Begin by writing the question the procedure is intended to answer. Identify the information already supplied, the information it will produce and the information still missing.</w:t>
+      </w:r>
+    </w:p>
+    <w:p>
+      <w:pPr>
+        <w:spacing w:line="336" w:lineRule="auto" w:after="180"/>
+      </w:pPr>
+      <w:r>
+        <w:rPr>
+          <w:b w:val="0"/>
+        </w:rPr>
+        <w:t>These are constructed classroom examples; they do not require live accounts, private records or an external service. Do not treat a plausible explanation as a measured outcome.</w:t>
       </w:r>
     </w:p>
     <w:p>
@@ -927,99 +2058,30 @@
         <w:pStyle w:val="Heading3"/>
       </w:pPr>
       <w:r>
-        <w:t>Least privilege and tool scopes — evidence trace</w:t>
-      </w:r>
-    </w:p>
-    <w:tbl>
-      <w:tblPr>
-        <w:tblStyle w:val="LightShading-Accent1"/>
-        <w:tblW w:type="auto" w:w="0"/>
-        <w:tblLook w:firstColumn="1" w:firstRow="1" w:lastColumn="0" w:lastRow="0" w:noHBand="0" w:noVBand="1" w:val="04A0"/>
-      </w:tblPr>
-      <w:tblGrid>
-        <w:gridCol w:w="3408"/>
-        <w:gridCol w:w="3408"/>
-        <w:gridCol w:w="3408"/>
-      </w:tblGrid>
-      <w:tr>
-        <w:trPr>
-          <w:tblHeader/>
-        </w:trPr>
-        <w:tc>
-          <w:tcPr>
-            <w:tcW w:type="dxa" w:w="3408"/>
-          </w:tcPr>
-          <w:p>
-            <w:r>
-              <w:t>Input and scope</w:t>
-            </w:r>
-          </w:p>
-        </w:tc>
-        <w:tc>
-          <w:tcPr>
-            <w:tcW w:type="dxa" w:w="3408"/>
-          </w:tcPr>
-          <w:p>
-            <w:r>
-              <w:t>Check or calculation</w:t>
-            </w:r>
-          </w:p>
-        </w:tc>
-        <w:tc>
-          <w:tcPr>
-            <w:tcW w:type="dxa" w:w="3408"/>
-          </w:tcPr>
-          <w:p>
-            <w:r>
-              <w:t>Conclusion and limit</w:t>
-            </w:r>
-          </w:p>
-        </w:tc>
-      </w:tr>
-      <w:tr>
-        <w:tc>
-          <w:tcPr>
-            <w:tcW w:type="dxa" w:w="3408"/>
-          </w:tcPr>
-          <w:p>
-            <w:r>
-              <w:t>Tool token permits lookup(public-room). A proposed call writes teacher notes.</w:t>
-            </w:r>
-          </w:p>
-        </w:tc>
-        <w:tc>
-          <w:tcPr>
-            <w:tcW w:type="dxa" w:w="3408"/>
-          </w:tcPr>
-          <w:p>
-            <w:r>
-              <w:t>A reporting assistant may lookup public rooms but may not write records, send messages or read teacher notes. Check actor, operation and resource before executing a proposed call.</w:t>
-            </w:r>
-          </w:p>
-        </w:tc>
-        <w:tc>
-          <w:tcPr>
-            <w:tcW w:type="dxa" w:w="3408"/>
-          </w:tcPr>
-          <w:p>
-            <w:r>
-              <w:t>Both operation and resource exceed scope; deny before execution, regardless of generated confidence.</w:t>
-            </w:r>
-          </w:p>
-        </w:tc>
-      </w:tr>
-    </w:tbl>
-    <w:p>
-      <w:r>
-        <w:t>The figure connects this chapter's worked input, declared procedure and result. Read the complete worked reasoning for qualifiers and intermediate steps; the abbreviated labels do not replace that reasoning.</w:t>
+        <w:t>Model the reasoning aloud</w:t>
       </w:r>
     </w:p>
     <w:p>
       <w:pPr>
-        <w:pStyle w:val="Heading3"/>
-      </w:pPr>
-      <w:r>
-        <w:t>Explain Least privilege and tool scopes · 3</w:t>
+        <w:spacing w:line="336" w:lineRule="auto" w:after="180"/>
+      </w:pPr>
+      <w:r>
+        <w:rPr>
+          <w:b w:val="0"/>
+        </w:rPr>
+        <w:t xml:space="preserve">Use the complete worked example below before asking learners to complete W2. Reveal a small part, invite a </w:t>
+      </w:r>
+      <w:r>
+        <w:rPr>
+          <w:b/>
+        </w:rPr>
+        <w:t>prediction</w:t>
+      </w:r>
+      <w:r>
+        <w:rPr>
+          <w:b w:val="0"/>
+        </w:rPr>
+        <w:t>, then explain the deciding step.</w:t>
       </w:r>
     </w:p>
     <w:p>
@@ -1030,172 +2092,7 @@
         <w:rPr>
           <w:b w:val="0"/>
         </w:rPr>
-        <w:t>Guided: Both operation and resource exceed scope; deny before execution, regardless of generated confidence. Qualification: A generated plan cannot expand the token or actor scope.</w:t>
-      </w:r>
-    </w:p>
-    <w:p>
-      <w:pPr>
-        <w:spacing w:line="336" w:lineRule="auto" w:after="180"/>
-      </w:pPr>
-      <w:r>
-        <w:rPr>
-          <w:b w:val="0"/>
-        </w:rPr>
-        <w:t xml:space="preserve">Exit: accept a concrete variation with its predicted outcome and a stated condition that would challenge the </w:t>
-      </w:r>
-      <w:r>
-        <w:rPr>
-          <w:b/>
-        </w:rPr>
-        <w:t>mechanism</w:t>
-      </w:r>
-      <w:r>
-        <w:rPr>
-          <w:b w:val="0"/>
-        </w:rPr>
-        <w:t xml:space="preserve">; reject a claim resting on unmeasured </w:t>
-      </w:r>
-      <w:r>
-        <w:rPr>
-          <w:b/>
-        </w:rPr>
-        <w:t>evidence</w:t>
-      </w:r>
-      <w:r>
-        <w:rPr>
-          <w:b w:val="0"/>
-        </w:rPr>
-        <w:t>.</w:t>
-      </w:r>
-    </w:p>
-    <w:p>
-      <w:pPr>
-        <w:pStyle w:val="Heading3"/>
-      </w:pPr>
-      <w:r>
-        <w:t>Model the reasoning aloud</w:t>
-      </w:r>
-    </w:p>
-    <w:p>
-      <w:pPr>
-        <w:spacing w:line="336" w:lineRule="auto" w:after="180"/>
-      </w:pPr>
-      <w:r>
-        <w:rPr>
-          <w:b w:val="0"/>
-        </w:rPr>
-        <w:t xml:space="preserve">Use the complete worked example below before asking learners to complete W2. Reveal a small part, invite a </w:t>
-      </w:r>
-      <w:r>
-        <w:rPr>
-          <w:b/>
-        </w:rPr>
-        <w:t>prediction</w:t>
-      </w:r>
-      <w:r>
-        <w:rPr>
-          <w:b w:val="0"/>
-        </w:rPr>
-        <w:t>, then explain the deciding step.</w:t>
-      </w:r>
-    </w:p>
-    <w:p>
-      <w:pPr>
-        <w:spacing w:line="336" w:lineRule="auto" w:after="180"/>
-      </w:pPr>
-      <w:r>
-        <w:rPr>
-          <w:b w:val="0"/>
-        </w:rPr>
         <w:t>These teacher notes contain solutions; do not reveal the independent case answer during modelling.</w:t>
-      </w:r>
-    </w:p>
-    <w:p>
-      <w:pPr>
-        <w:spacing w:line="336" w:lineRule="auto" w:after="180"/>
-      </w:pPr>
-      <w:r>
-        <w:rPr>
-          <w:b w:val="0"/>
-        </w:rPr>
-        <w:t>Tool token permits lookup(public-room). A proposed call writes teacher notes.</w:t>
-      </w:r>
-    </w:p>
-    <w:p>
-      <w:pPr>
-        <w:spacing w:line="336" w:lineRule="auto" w:after="180"/>
-      </w:pPr>
-      <w:r>
-        <w:rPr>
-          <w:b w:val="0"/>
-        </w:rPr>
-        <w:t>Both operation and resource exceed scope; deny before execution, regardless of generated confidence.</w:t>
-      </w:r>
-    </w:p>
-    <w:p>
-      <w:pPr>
-        <w:pStyle w:val="Heading3"/>
-      </w:pPr>
-      <w:r>
-        <w:t>Model the reasoning aloud · 4</w:t>
-      </w:r>
-    </w:p>
-    <w:p>
-      <w:pPr>
-        <w:spacing w:line="336" w:lineRule="auto" w:after="180"/>
-      </w:pPr>
-      <w:r>
-        <w:rPr>
-          <w:b w:val="0"/>
-        </w:rPr>
-        <w:t xml:space="preserve">Compare the intermediate </w:t>
-      </w:r>
-      <w:r>
-        <w:rPr>
-          <w:b/>
-        </w:rPr>
-        <w:t>evidence</w:t>
-      </w:r>
-      <w:r>
-        <w:rPr>
-          <w:b w:val="0"/>
-        </w:rPr>
-        <w:t xml:space="preserve"> with the final statement. Explain why each number or decision follows from the stated </w:t>
-      </w:r>
-      <w:r>
-        <w:rPr>
-          <w:b/>
-        </w:rPr>
-        <w:t>input</w:t>
-      </w:r>
-      <w:r>
-        <w:rPr>
-          <w:b w:val="0"/>
-        </w:rPr>
-        <w:t>s.</w:t>
-      </w:r>
-    </w:p>
-    <w:p>
-      <w:pPr>
-        <w:spacing w:line="336" w:lineRule="auto" w:after="180"/>
-      </w:pPr>
-      <w:r>
-        <w:rPr>
-          <w:b w:val="0"/>
-        </w:rPr>
-        <w:t xml:space="preserve">The conclusion belongs to this scenario and procedure; changing the </w:t>
-      </w:r>
-      <w:r>
-        <w:rPr>
-          <w:b/>
-        </w:rPr>
-        <w:t>input</w:t>
-      </w:r>
-      <w:r>
-        <w:rPr>
-          <w:b w:val="0"/>
-        </w:rPr>
-        <w:t>s, evaluation population or authority can change what it establishes. Retain the raw record so a later revision can be compared honestly.</w:t>
       </w:r>
     </w:p>
     <w:tbl>
@@ -1321,41 +2218,10 @@
     </w:p>
     <w:p>
       <w:pPr>
-        <w:spacing w:line="336" w:lineRule="auto" w:after="180"/>
-      </w:pPr>
-      <w:r>
-        <w:rPr>
-          <w:b w:val="0"/>
-        </w:rPr>
-        <w:t>A narrowly scoped weather tool. A school bot holds a token allowing only reading station S2.</w:t>
-      </w:r>
-    </w:p>
-    <w:p>
-      <w:pPr>
         <w:pStyle w:val="Heading3"/>
       </w:pPr>
       <w:r>
         <w:t>The facts we will use</w:t>
-      </w:r>
-    </w:p>
-    <w:p>
-      <w:pPr>
-        <w:pStyle w:val="Heading3"/>
-      </w:pPr>
-      <w:r>
-        <w:t>Supplied facts</w:t>
-      </w:r>
-    </w:p>
-    <w:p>
-      <w:pPr>
-        <w:spacing w:line="336" w:lineRule="auto" w:after="180"/>
-        <w:shd w:fill="F1F6FC"/>
-      </w:pPr>
-      <w:r>
-        <w:rPr>
-          <w:b w:val="0"/>
-        </w:rPr>
-        <w:t>Requested calls: read S2, write S2, read S5. Trusted scope is read on S2 only.</w:t>
       </w:r>
     </w:p>
     <w:p>
@@ -1363,7 +2229,7 @@
         <w:drawing>
           <wp:inline xmlns:a="http://schemas.openxmlformats.org/drawingml/2006/main" xmlns:pic="http://schemas.openxmlformats.org/drawingml/2006/picture">
             <wp:extent cx="5486400" cy="5185229"/>
-            <wp:docPr id="1" name="Picture 1" descr="Least privilege and tool scopes. Match scope: Read S2 matches both the allowed operation and station.. Reject extra powers: Write S2 has the wrong operation; read S5 has the wrong station.. Run permitted call: Only read S2 may proceed."/>
+            <wp:docPr id="2" name="Picture 2" descr="Least privilege and tool scopes. Match scope: Read S2 matches both the allowed operation and station.. Reject extra powers: Write S2 has the wrong operation; read S5 has the wrong station.. Run permitted call: Only read S2 may proceed."/>
             <wp:cNvGraphicFramePr>
               <a:graphicFrameLocks noChangeAspect="1"/>
             </wp:cNvGraphicFramePr>
@@ -1375,7 +2241,7 @@
                     <pic:cNvPicPr/>
                   </pic:nvPicPr>
                   <pic:blipFill>
-                    <a:blip r:embed="rId9"/>
+                    <a:blip r:embed="rId10"/>
                     <a:stretch>
                       <a:fillRect/>
                     </a:stretch>
@@ -1399,114 +2265,7 @@
         <w:pStyle w:val="Heading3"/>
       </w:pPr>
       <w:r>
-        <w:t>Read the picture one step at a time</w:t>
-      </w:r>
-    </w:p>
-    <w:tbl>
-      <w:tblPr>
-        <w:tblStyle w:val="LightShading-Accent1"/>
-        <w:tblW w:type="auto" w:w="0"/>
-        <w:tblLook w:firstColumn="1" w:firstRow="1" w:lastColumn="0" w:lastRow="0" w:noHBand="0" w:noVBand="1" w:val="04A0"/>
-      </w:tblPr>
-      <w:tblGrid>
-        <w:gridCol w:w="5112"/>
-        <w:gridCol w:w="5112"/>
-      </w:tblGrid>
-      <w:tr>
-        <w:trPr>
-          <w:tblHeader/>
-        </w:trPr>
-        <w:tc>
-          <w:tcPr>
-            <w:tcW w:type="dxa" w:w="5112"/>
-          </w:tcPr>
-          <w:p>
-            <w:r>
-              <w:t>Step</w:t>
-            </w:r>
-          </w:p>
-        </w:tc>
-        <w:tc>
-          <w:tcPr>
-            <w:tcW w:type="dxa" w:w="5112"/>
-          </w:tcPr>
-          <w:p>
-            <w:r>
-              <w:t>What happens and why</w:t>
-            </w:r>
-          </w:p>
-        </w:tc>
-      </w:tr>
-      <w:tr>
-        <w:tc>
-          <w:tcPr>
-            <w:tcW w:type="dxa" w:w="5112"/>
-          </w:tcPr>
-          <w:p>
-            <w:r>
-              <w:t>1. Match scope</w:t>
-            </w:r>
-          </w:p>
-        </w:tc>
-        <w:tc>
-          <w:tcPr>
-            <w:tcW w:type="dxa" w:w="5112"/>
-          </w:tcPr>
-          <w:p>
-            <w:r>
-              <w:t>Read S2 matches both the allowed operation and station.</w:t>
-            </w:r>
-          </w:p>
-        </w:tc>
-      </w:tr>
-      <w:tr>
-        <w:tc>
-          <w:tcPr>
-            <w:tcW w:type="dxa" w:w="5112"/>
-          </w:tcPr>
-          <w:p>
-            <w:r>
-              <w:t>2. Reject extra powers</w:t>
-            </w:r>
-          </w:p>
-        </w:tc>
-        <w:tc>
-          <w:tcPr>
-            <w:tcW w:type="dxa" w:w="5112"/>
-          </w:tcPr>
-          <w:p>
-            <w:r>
-              <w:t>Write S2 has the wrong operation; read S5 has the wrong station.</w:t>
-            </w:r>
-          </w:p>
-        </w:tc>
-      </w:tr>
-      <w:tr>
-        <w:tc>
-          <w:tcPr>
-            <w:tcW w:type="dxa" w:w="5112"/>
-          </w:tcPr>
-          <w:p>
-            <w:r>
-              <w:t>3. Run permitted call</w:t>
-            </w:r>
-          </w:p>
-        </w:tc>
-        <w:tc>
-          <w:tcPr>
-            <w:tcW w:type="dxa" w:w="5112"/>
-          </w:tcPr>
-          <w:p>
-            <w:r>
-              <w:t>Only read S2 may proceed.</w:t>
-            </w:r>
-          </w:p>
-        </w:tc>
-      </w:tr>
-    </w:tbl>
-    <w:p>
-      <w:r>
-        <w:t>Match each pictured step to the supplied facts. This is a worked teaching case, not an independent assessment.</w:t>
+        <w:t>Why this result follows</w:t>
       </w:r>
     </w:p>
     <w:p>
@@ -1514,7 +2273,7 @@
         <w:pStyle w:val="Heading3"/>
       </w:pPr>
       <w:r>
-        <w:t>Why this result follows</w:t>
+        <w:t>What this example does not establish</w:t>
       </w:r>
     </w:p>
     <w:p>
@@ -1522,143 +2281,180 @@
         <w:pStyle w:val="Heading3"/>
       </w:pPr>
       <w:r>
-        <w:t>Why the result follows</w:t>
+        <w:t>Change one thing in the pictured case</w:t>
       </w:r>
     </w:p>
     <w:p>
       <w:pPr>
-        <w:spacing w:line="336" w:lineRule="auto" w:after="180"/>
-        <w:shd w:fill="F1F6FC"/>
-      </w:pPr>
-      <w:r>
-        <w:rPr>
-          <w:b/>
-        </w:rPr>
-        <w:t>Least privilege</w:t>
-      </w:r>
-      <w:r>
-        <w:rPr>
-          <w:b w:val="0"/>
-        </w:rPr>
-        <w:t xml:space="preserve"> limits a component to needed powers. Checking only the verb or only the object would leave a gap.</w:t>
+        <w:pStyle w:val="Heading3"/>
+      </w:pPr>
+      <w:r>
+        <w:t>Ask while showing the picture</w:t>
       </w:r>
     </w:p>
     <w:p>
       <w:pPr>
-        <w:pStyle w:val="Heading3"/>
-      </w:pPr>
-      <w:r>
-        <w:t>What this example does not establish</w:t>
+        <w:spacing w:line="336" w:lineRule="auto" w:after="180"/>
+      </w:pPr>
+      <w:r>
+        <w:rPr>
+          <w:b w:val="0"/>
+        </w:rPr>
+        <w:t xml:space="preserve">Cover the result. Ask learners to name the </w:t>
+      </w:r>
+      <w:r>
+        <w:rPr>
+          <w:b/>
+        </w:rPr>
+        <w:t>input</w:t>
+      </w:r>
+      <w:r>
+        <w:rPr>
+          <w:b w:val="0"/>
+        </w:rPr>
+        <w:t xml:space="preserve">s and predict the next step. Uncover one step, connect the icon to the actual procedure, and explain its </w:t>
+      </w:r>
+      <w:r>
+        <w:rPr>
+          <w:b/>
+        </w:rPr>
+        <w:t>evidence</w:t>
+      </w:r>
+      <w:r>
+        <w:rPr>
+          <w:b w:val="0"/>
+        </w:rPr>
+        <w:t>. Then change the supplied condition and compare.</w:t>
       </w:r>
     </w:p>
     <w:p>
       <w:pPr>
-        <w:pStyle w:val="Heading3"/>
-      </w:pPr>
-      <w:r>
-        <w:t>Keep the stated limit</w:t>
+        <w:spacing w:line="336" w:lineRule="auto" w:after="180"/>
+      </w:pPr>
+      <w:r>
+        <w:rPr>
+          <w:b w:val="0"/>
+        </w:rPr>
+        <w:t>The picture is a representation; it does not document execution of a real AI model.</w:t>
       </w:r>
     </w:p>
     <w:p>
       <w:pPr>
-        <w:spacing w:line="336" w:lineRule="auto" w:after="180"/>
-        <w:shd w:fill="FFF5E6"/>
-      </w:pPr>
-      <w:r>
-        <w:rPr>
-          <w:b w:val="0"/>
-        </w:rPr>
-        <w:t>A narrowly scoped credential can still be misused within its scope; protect it and inspect permitted actions.</w:t>
+        <w:pStyle w:val="Heading1"/>
+      </w:pPr>
+      <w:r>
+        <w:t>03. Model a step,then remove help</w:t>
       </w:r>
     </w:p>
     <w:p>
-      <w:pPr>
-        <w:pStyle w:val="Heading3"/>
-      </w:pPr>
-      <w:r>
-        <w:t>Change one thing in the pictured case</w:t>
+      <w:r>
+        <w:t>Collect each learner’s reasoning before showing a key.</w:t>
       </w:r>
     </w:p>
     <w:p>
       <w:pPr>
-        <w:pStyle w:val="Heading3"/>
-      </w:pPr>
-      <w:r>
-        <w:t>Change one thing</w:t>
+        <w:pStyle w:val="Heading2"/>
+      </w:pPr>
+      <w:r>
+        <w:t>Current completion task and checked reasoning</w:t>
       </w:r>
     </w:p>
     <w:p>
       <w:pPr>
         <w:spacing w:line="336" w:lineRule="auto" w:after="180"/>
-        <w:shd w:fill="F5F1FB"/>
       </w:pPr>
       <w:r>
         <w:rPr>
           <w:b w:val="0"/>
         </w:rPr>
-        <w:t>Change: Add read S5 explicitly to the trusted scope.</w:t>
+        <w:t>Completion task: Tool token permits lookup(public-room). A proposed call writes teacher notes. Show the intermediate steps and give the conclusion with its scope.</w:t>
       </w:r>
     </w:p>
     <w:p>
       <w:pPr>
-        <w:pStyle w:val="Heading3"/>
-      </w:pPr>
-      <w:r>
-        <w:t>Predicted result</w:t>
+        <w:spacing w:line="336" w:lineRule="auto" w:after="180"/>
+      </w:pPr>
+      <w:r>
+        <w:rPr>
+          <w:b w:val="0"/>
+        </w:rPr>
+        <w:t>Teacher check: Teacher explanation: Both operation and resource exceed scope; deny before execution, regardless of generated confidence.</w:t>
       </w:r>
     </w:p>
     <w:p>
       <w:pPr>
         <w:spacing w:line="336" w:lineRule="auto" w:after="180"/>
-        <w:shd w:fill="F1F6FC"/>
-      </w:pPr>
+      </w:pPr>
+      <w:r>
+        <w:rPr>
+          <w:b w:val="0"/>
+        </w:rPr>
+        <w:t xml:space="preserve">Start by identifying the given </w:t>
+      </w:r>
       <w:r>
         <w:rPr>
           <w:b/>
         </w:rPr>
-        <w:t>Prediction</w:t>
+        <w:t>input</w:t>
       </w:r>
       <w:r>
         <w:rPr>
           <w:b w:val="0"/>
         </w:rPr>
-        <w:t>: Read S5 becomes permitted; write S2 remains denied.</w:t>
+        <w:t>s together. Leave the intermediate steps blank. If needed, model one step, then withdraw that help on the next step. Move to a full trace only when the partial trace is understood.</w:t>
       </w:r>
     </w:p>
     <w:p>
       <w:pPr>
-        <w:pStyle w:val="Heading3"/>
-      </w:pPr>
-      <w:r>
-        <w:t>Why the result follows</w:t>
+        <w:spacing w:line="336" w:lineRule="auto" w:after="180"/>
+      </w:pPr>
+      <w:r>
+        <w:rPr>
+          <w:b w:val="0"/>
+        </w:rPr>
+        <w:t>For partners, alternate explainer and checker; collect a response from every learner before discussion.</w:t>
       </w:r>
     </w:p>
     <w:p>
       <w:pPr>
-        <w:spacing w:line="336" w:lineRule="auto" w:after="180"/>
-        <w:shd w:fill="F1F6FC"/>
-      </w:pPr>
-      <w:r>
-        <w:rPr>
-          <w:b w:val="0"/>
-        </w:rPr>
-        <w:t>Reason: Adding one station does not grant a write operation.</w:t>
+        <w:pStyle w:val="Heading2"/>
+      </w:pPr>
+      <w:r>
+        <w:t>Individual misconception check</w:t>
       </w:r>
     </w:p>
     <w:p>
       <w:pPr>
-        <w:pStyle w:val="Heading3"/>
-      </w:pPr>
-      <w:r>
-        <w:t>Ask while showing the picture</w:t>
+        <w:spacing w:line="336" w:lineRule="auto" w:after="180"/>
+      </w:pPr>
+      <w:r>
+        <w:rPr>
+          <w:b w:val="0"/>
+        </w:rPr>
+        <w:t xml:space="preserve">Use the worked case for </w:t>
+      </w:r>
+      <w:r>
+        <w:rPr>
+          <w:b/>
+        </w:rPr>
+        <w:t>Least privilege</w:t>
+      </w:r>
+      <w:r>
+        <w:rPr>
+          <w:b w:val="0"/>
+        </w:rPr>
+        <w:t xml:space="preserve"> and tool scopes. Proposed explanation: “The worked result establishes every future case”. Decide whether this explanation is supported.</w:t>
       </w:r>
     </w:p>
     <w:p>
       <w:pPr>
-        <w:pStyle w:val="Heading3"/>
-      </w:pPr>
-      <w:r>
-        <w:t>Ask while showing the picture · 5</w:t>
+        <w:spacing w:line="336" w:lineRule="auto" w:after="180"/>
+      </w:pPr>
+      <w:r>
+        <w:rPr>
+          <w:b w:val="0"/>
+        </w:rPr>
+        <w:t>Point to the step or supplied fact that decides; explain your repair if needed.</w:t>
       </w:r>
     </w:p>
     <w:p>
@@ -1669,31 +2465,7 @@
         <w:rPr>
           <w:b w:val="0"/>
         </w:rPr>
-        <w:t xml:space="preserve">Cover the result. Ask learners to name the </w:t>
-      </w:r>
-      <w:r>
-        <w:rPr>
-          <w:b/>
-        </w:rPr>
-        <w:t>input</w:t>
-      </w:r>
-      <w:r>
-        <w:rPr>
-          <w:b w:val="0"/>
-        </w:rPr>
-        <w:t xml:space="preserve">s and predict the next step. Uncover one step, connect the icon to the actual procedure, and explain its </w:t>
-      </w:r>
-      <w:r>
-        <w:rPr>
-          <w:b/>
-        </w:rPr>
-        <w:t>evidence</w:t>
-      </w:r>
-      <w:r>
-        <w:rPr>
-          <w:b w:val="0"/>
-        </w:rPr>
-        <w:t>. Then change the supplied condition and compare.</w:t>
+        <w:t>Expected correction: A generated plan cannot expand the token or actor scope.</w:t>
       </w:r>
     </w:p>
     <w:p>
@@ -1704,20 +2476,190 @@
         <w:rPr>
           <w:b w:val="0"/>
         </w:rPr>
-        <w:t>The picture is a representation; it does not document execution of a real AI model.</w:t>
+        <w:t>Collect explanations, not only yes/no votes. If a misunderstanding is common, re-model the relevant step for the class.</w:t>
       </w:r>
     </w:p>
     <w:p>
       <w:pPr>
-        <w:pStyle w:val="Heading1"/>
-      </w:pPr>
-      <w:r>
-        <w:t>03. Demonstrate and guide practice</w:t>
+        <w:spacing w:line="336" w:lineRule="auto" w:after="180"/>
+      </w:pPr>
+      <w:r>
+        <w:rPr>
+          <w:b w:val="0"/>
+        </w:rPr>
+        <w:t>If it affects a few learners, give a short targeted group explanation while others solve a more demanding variation.</w:t>
       </w:r>
     </w:p>
     <w:p>
-      <w:r>
-        <w:t>Demonstrate Least privilege and tool scopes, reduce support deliberately and check individual reasoning before discussing answers.</w:t>
+      <w:pPr>
+        <w:pStyle w:val="Heading2"/>
+      </w:pPr>
+      <w:r>
+        <w:t>Pictured reasoning and changed case</w:t>
+      </w:r>
+    </w:p>
+    <w:p>
+      <w:pPr>
+        <w:spacing w:line="336" w:lineRule="auto" w:after="180"/>
+      </w:pPr>
+      <w:r>
+        <w:rPr>
+          <w:b w:val="0"/>
+        </w:rPr>
+        <w:t>Classify read S2, write S2 and read S5 as permitted or denied. Identify the operation or station mismatch for each denial, then reconsider after read S5 is added to trusted scope.</w:t>
+      </w:r>
+    </w:p>
+    <w:p>
+      <w:pPr>
+        <w:spacing w:line="336" w:lineRule="auto" w:after="180"/>
+      </w:pPr>
+      <w:r>
+        <w:rPr>
+          <w:b w:val="0"/>
+        </w:rPr>
+        <w:t>Read S2 matches both the allowed operation and station. Write S2 has the wrong operation; read S5 has the wrong station. Only read S2 may proceed. Changed case: Read S5 becomes permitted; write S2 remains denied.</w:t>
+      </w:r>
+    </w:p>
+    <w:p>
+      <w:pPr>
+        <w:spacing w:line="336" w:lineRule="auto" w:after="180"/>
+      </w:pPr>
+      <w:r>
+        <w:rPr>
+          <w:b w:val="0"/>
+        </w:rPr>
+        <w:t>Adding one station does not grant a write operation.</w:t>
+      </w:r>
+    </w:p>
+    <w:p>
+      <w:pPr>
+        <w:spacing w:line="336" w:lineRule="auto" w:after="180"/>
+      </w:pPr>
+      <w:r>
+        <w:rPr>
+          <w:b w:val="0"/>
+        </w:rPr>
+        <w:t>Changed-case reasoning: Read S5 becomes permitted; write S2 remains denied. Adding one station does not grant a write operation.</w:t>
+      </w:r>
+    </w:p>
+    <w:p>
+      <w:pPr>
+        <w:spacing w:line="336" w:lineRule="auto" w:after="180"/>
+      </w:pPr>
+      <w:r>
+        <w:rPr>
+          <w:b w:val="0"/>
+        </w:rPr>
+        <w:t xml:space="preserve">Collect each learner’s explanation before discussion. Use the first missing connection between </w:t>
+      </w:r>
+      <w:r>
+        <w:rPr>
+          <w:b/>
+        </w:rPr>
+        <w:t>input</w:t>
+      </w:r>
+      <w:r>
+        <w:rPr>
+          <w:b w:val="0"/>
+        </w:rPr>
+        <w:t xml:space="preserve">, deciding step and result to choose support. This question is worked-case practice, not fresh mastery </w:t>
+      </w:r>
+      <w:r>
+        <w:rPr>
+          <w:b/>
+        </w:rPr>
+        <w:t>evidence</w:t>
+      </w:r>
+      <w:r>
+        <w:rPr>
+          <w:b w:val="0"/>
+        </w:rPr>
+        <w:t>.</w:t>
+      </w:r>
+    </w:p>
+    <w:p>
+      <w:pPr>
+        <w:pStyle w:val="Heading2"/>
+      </w:pPr>
+      <w:r>
+        <w:t>Accessible support and extension</w:t>
+      </w:r>
+    </w:p>
+    <w:p>
+      <w:pPr>
+        <w:spacing w:line="336" w:lineRule="auto" w:after="180"/>
+      </w:pPr>
+      <w:r>
+        <w:rPr>
+          <w:b w:val="0"/>
+        </w:rPr>
+        <w:t xml:space="preserve">Use See how it works and Follow a worked example. Collect a </w:t>
+      </w:r>
+      <w:r>
+        <w:rPr>
+          <w:b/>
+        </w:rPr>
+        <w:t>prediction</w:t>
+      </w:r>
+      <w:r>
+        <w:rPr>
+          <w:b w:val="0"/>
+        </w:rPr>
+        <w:t xml:space="preserve"> before revealing its result; ask the learner to point to each intermediate fact.</w:t>
+      </w:r>
+    </w:p>
+    <w:p>
+      <w:pPr>
+        <w:spacing w:line="336" w:lineRule="auto" w:after="180"/>
+      </w:pPr>
+      <w:r>
+        <w:rPr>
+          <w:b w:val="0"/>
+        </w:rPr>
+        <w:t xml:space="preserve">Provide an </w:t>
+      </w:r>
+      <w:r>
+        <w:rPr>
+          <w:b/>
+        </w:rPr>
+        <w:t>input</w:t>
+      </w:r>
+      <w:r>
+        <w:rPr>
+          <w:b w:val="0"/>
+        </w:rPr>
+        <w:t>/procedure/result/limit frame and a calculator when needed. Ask students to identify the first step before completing the whole trace.</w:t>
+      </w:r>
+    </w:p>
+    <w:p>
+      <w:pPr>
+        <w:spacing w:line="336" w:lineRule="auto" w:after="180"/>
+      </w:pPr>
+      <w:r>
+        <w:rPr>
+          <w:b w:val="0"/>
+        </w:rPr>
+        <w:t xml:space="preserve">Extension: compare two concrete variants of this </w:t>
+      </w:r>
+      <w:r>
+        <w:rPr>
+          <w:b/>
+        </w:rPr>
+        <w:t>mechanism</w:t>
+      </w:r>
+      <w:r>
+        <w:rPr>
+          <w:b w:val="0"/>
+        </w:rPr>
+        <w:t xml:space="preserve"> while holding unrelated conditions fixed; report both successful and unsuccessful outcomes.</w:t>
+      </w:r>
+    </w:p>
+    <w:p>
+      <w:pPr>
+        <w:pStyle w:val="Heading2"/>
+      </w:pPr>
+      <w:r>
+        <w:t>Earlier wording, alternatives and picture transcripts · reference / check after trying</w:t>
       </w:r>
     </w:p>
     <w:tbl>
@@ -1934,71 +2876,26 @@
     </w:tbl>
     <w:p>
       <w:pPr>
-        <w:spacing w:line="336" w:lineRule="auto" w:after="180"/>
-      </w:pPr>
-      <w:r>
-        <w:rPr>
-          <w:b w:val="0"/>
-        </w:rPr>
-        <w:t xml:space="preserve">Use See how it works and Follow a worked example. Collect a </w:t>
-      </w:r>
-      <w:r>
-        <w:rPr>
-          <w:b/>
-        </w:rPr>
-        <w:t>prediction</w:t>
-      </w:r>
-      <w:r>
-        <w:rPr>
-          <w:b w:val="0"/>
-        </w:rPr>
-        <w:t xml:space="preserve"> before revealing its result; ask the learner to point to each intermediate fact.</w:t>
+        <w:pStyle w:val="Heading3"/>
+      </w:pPr>
+      <w:r>
+        <w:t>Reduce help deliberately</w:t>
       </w:r>
     </w:p>
     <w:p>
       <w:pPr>
-        <w:spacing w:line="336" w:lineRule="auto" w:after="180"/>
-      </w:pPr>
-      <w:r>
-        <w:rPr>
-          <w:b w:val="0"/>
-        </w:rPr>
-        <w:t xml:space="preserve">Provide an </w:t>
-      </w:r>
-      <w:r>
-        <w:rPr>
-          <w:b/>
-        </w:rPr>
-        <w:t>input</w:t>
-      </w:r>
-      <w:r>
-        <w:rPr>
-          <w:b w:val="0"/>
-        </w:rPr>
-        <w:t>/procedure/result/limit frame and a calculator when needed. Ask students to identify the first step before completing the whole trace.</w:t>
+        <w:pStyle w:val="Heading3"/>
+      </w:pPr>
+      <w:r>
+        <w:t>Individual reasoning check</w:t>
       </w:r>
     </w:p>
     <w:p>
       <w:pPr>
-        <w:spacing w:line="336" w:lineRule="auto" w:after="180"/>
-      </w:pPr>
-      <w:r>
-        <w:rPr>
-          <w:b w:val="0"/>
-        </w:rPr>
-        <w:t xml:space="preserve">Extension: compare two concrete variants of this </w:t>
-      </w:r>
-      <w:r>
-        <w:rPr>
-          <w:b/>
-        </w:rPr>
-        <w:t>mechanism</w:t>
-      </w:r>
-      <w:r>
-        <w:rPr>
-          <w:b w:val="0"/>
-        </w:rPr>
-        <w:t xml:space="preserve"> while holding unrelated conditions fixed; report both successful and unsuccessful outcomes.</w:t>
+        <w:pStyle w:val="Heading3"/>
+      </w:pPr>
+      <w:r>
+        <w:t>Pictorial practice question</w:t>
       </w:r>
     </w:p>
     <w:p>
@@ -2006,47 +2903,39 @@
         <w:pStyle w:val="Heading3"/>
       </w:pPr>
       <w:r>
-        <w:t>Reduce help deliberately</w:t>
+        <w:t>Reasoned teacher answer</w:t>
       </w:r>
     </w:p>
     <w:p>
       <w:pPr>
-        <w:pStyle w:val="Heading3"/>
-      </w:pPr>
-      <w:r>
-        <w:t>Completion practice</w:t>
+        <w:pStyle w:val="Heading1"/>
+      </w:pPr>
+      <w:r>
+        <w:t>04. Run the complete supplied investigation</w:t>
       </w:r>
     </w:p>
     <w:p>
-      <w:pPr>
-        <w:spacing w:line="336" w:lineRule="auto" w:after="180"/>
-        <w:shd w:fill="F5F1FB"/>
-      </w:pPr>
-      <w:r>
-        <w:rPr>
-          <w:b w:val="0"/>
-        </w:rPr>
-        <w:t>Completion task: Tool token permits lookup(public-room). A proposed call writes teacher notes. Show the intermediate steps and give the conclusion with its scope.</w:t>
+      <w:r>
+        <w:t>Separate predictions,actual runs and paper traces.</w:t>
       </w:r>
     </w:p>
     <w:p>
       <w:pPr>
-        <w:pStyle w:val="Heading3"/>
-      </w:pPr>
-      <w:r>
-        <w:t>Reasoning to listen for</w:t>
+        <w:pStyle w:val="Heading2"/>
+      </w:pPr>
+      <w:r>
+        <w:t>Complete inputs,expected results and limits</w:t>
       </w:r>
     </w:p>
     <w:p>
       <w:pPr>
         <w:spacing w:line="336" w:lineRule="auto" w:after="180"/>
-        <w:shd w:fill="F1F6FC"/>
       </w:pPr>
       <w:r>
         <w:rPr>
           <w:b w:val="0"/>
         </w:rPr>
-        <w:t>Teacher check: Teacher explanation: Both operation and resource exceed scope; deny before execution, regardless of generated confidence.</w:t>
+        <w:t>Main write teacher-notes denied before stub because both operation and resource exceed scope. Weather read S2 passes, write S2 fails operation, read S5 fails resource until trusted scope adds that exact read pair; actor limits still apply. Selected catalogue: read K7/read L4 permitted; write K7 operation denied; read M8 resource denied. Retrieved text is not authority and cannot broaden scope.</w:t>
       </w:r>
     </w:p>
     <w:p>
@@ -2057,38 +2946,26 @@
         <w:rPr>
           <w:b w:val="0"/>
         </w:rPr>
-        <w:t xml:space="preserve">Start by identifying the given </w:t>
-      </w:r>
-      <w:r>
-        <w:rPr>
-          <w:b/>
-        </w:rPr>
-        <w:t>input</w:t>
-      </w:r>
-      <w:r>
-        <w:rPr>
-          <w:b w:val="0"/>
-        </w:rPr>
-        <w:t>s together. Leave the intermediate steps blank. If needed, model one step, then withdraw that help on the next step. Move to a full trace only when the partial trace is understood.</w:t>
+        <w:t>Use the selected catalogue key rather than the earlier inventory wording.</w:t>
       </w:r>
     </w:p>
     <w:p>
       <w:pPr>
-        <w:spacing w:line="336" w:lineRule="auto" w:after="180"/>
-      </w:pPr>
-      <w:r>
-        <w:rPr>
-          <w:b w:val="0"/>
-        </w:rPr>
-        <w:t>For partners, alternate explainer and checker; collect a response from every learner before discussion.</w:t>
+        <w:pStyle w:val="Heading2"/>
+      </w:pPr>
+      <w:r>
+        <w:t>Diagnose the current misconceptions</w:t>
       </w:r>
     </w:p>
     <w:p>
       <w:pPr>
-        <w:pStyle w:val="Heading3"/>
-      </w:pPr>
-      <w:r>
-        <w:t>Individual reasoning check</w:t>
+        <w:spacing w:line="336" w:lineRule="auto" w:after="180"/>
+      </w:pPr>
+      <w:r>
+        <w:rPr>
+          <w:b w:val="0"/>
+        </w:rPr>
+        <w:t>The worked result establishes every future case: A generated plan cannot expand the token or actor scope.</w:t>
       </w:r>
     </w:p>
     <w:p>
@@ -2099,19 +2976,31 @@
         <w:rPr>
           <w:b w:val="0"/>
         </w:rPr>
-        <w:t xml:space="preserve">Use the worked case for </w:t>
+        <w:t xml:space="preserve">A missing </w:t>
       </w:r>
       <w:r>
         <w:rPr>
           <w:b/>
         </w:rPr>
-        <w:t>Least privilege</w:t>
+        <w:t>input</w:t>
       </w:r>
       <w:r>
         <w:rPr>
           <w:b w:val="0"/>
         </w:rPr>
-        <w:t xml:space="preserve"> and tool scopes. Proposed explanation: “The worked result establishes every future case”. Decide whether this explanation is supported.</w:t>
+        <w:t xml:space="preserve"> may be replaced without recording the change: A replacement changes the </w:t>
+      </w:r>
+      <w:r>
+        <w:rPr>
+          <w:b/>
+        </w:rPr>
+        <w:t>evidence</w:t>
+      </w:r>
+      <w:r>
+        <w:rPr>
+          <w:b w:val="0"/>
+        </w:rPr>
+        <w:t xml:space="preserve"> or contract. Record the change and its justification; do not silently turn unknown into a measured value.</w:t>
       </w:r>
     </w:p>
     <w:p>
@@ -2122,269 +3011,62 @@
         <w:rPr>
           <w:b w:val="0"/>
         </w:rPr>
-        <w:t>Point to the step or supplied fact that decides; explain your repair if needed.</w:t>
+        <w:t xml:space="preserve">Repeating an assessed case is new independent </w:t>
+      </w:r>
+      <w:r>
+        <w:rPr>
+          <w:b/>
+        </w:rPr>
+        <w:t>evidence</w:t>
+      </w:r>
+      <w:r>
+        <w:rPr>
+          <w:b w:val="0"/>
+        </w:rPr>
+        <w:t>: A replay checks consistency. An example used for feedback or revision cannot later be described as untouched final evaluation.</w:t>
       </w:r>
     </w:p>
     <w:p>
       <w:pPr>
-        <w:pStyle w:val="Heading3"/>
-      </w:pPr>
-      <w:r>
-        <w:t>Expected repair</w:t>
+        <w:spacing w:line="336" w:lineRule="auto" w:after="180"/>
+      </w:pPr>
+      <w:r>
+        <w:rPr>
+          <w:b w:val="0"/>
+        </w:rPr>
+        <w:t xml:space="preserve">Use Run the investigation for the </w:t>
+      </w:r>
+      <w:r>
+        <w:rPr>
+          <w:b/>
+        </w:rPr>
+        <w:t>evidence</w:t>
+      </w:r>
+      <w:r>
+        <w:rPr>
+          <w:b w:val="0"/>
+        </w:rPr>
+        <w:t xml:space="preserve"> ledger. Add a boundary or missing-</w:t>
+      </w:r>
+      <w:r>
+        <w:rPr>
+          <w:b/>
+        </w:rPr>
+        <w:t>input</w:t>
+      </w:r>
+      <w:r>
+        <w:rPr>
+          <w:b w:val="0"/>
+        </w:rPr>
+        <w:t xml:space="preserve"> case and record the expected response before checking. More successful repeats of one case do not establish wider coverage.</w:t>
       </w:r>
     </w:p>
     <w:p>
       <w:pPr>
-        <w:spacing w:line="336" w:lineRule="auto" w:after="180"/>
-        <w:shd w:fill="F1F6FC"/>
-      </w:pPr>
-      <w:r>
-        <w:rPr>
-          <w:b w:val="0"/>
-        </w:rPr>
-        <w:t>Expected correction: A generated plan cannot expand the token or actor scope.</w:t>
-      </w:r>
-    </w:p>
-    <w:p>
-      <w:pPr>
-        <w:spacing w:line="336" w:lineRule="auto" w:after="180"/>
-      </w:pPr>
-      <w:r>
-        <w:rPr>
-          <w:b w:val="0"/>
-        </w:rPr>
-        <w:t>Collect explanations, not only yes/no votes. If a misunderstanding is common, re-model the relevant step for the class.</w:t>
-      </w:r>
-    </w:p>
-    <w:p>
-      <w:pPr>
-        <w:spacing w:line="336" w:lineRule="auto" w:after="180"/>
-      </w:pPr>
-      <w:r>
-        <w:rPr>
-          <w:b w:val="0"/>
-        </w:rPr>
-        <w:t>If it affects a few learners, give a short targeted group explanation while others solve a more demanding variation.</w:t>
-      </w:r>
-    </w:p>
-    <w:p>
-      <w:pPr>
-        <w:pStyle w:val="Heading3"/>
-      </w:pPr>
-      <w:r>
-        <w:t>Pictorial practice question</w:t>
-      </w:r>
-    </w:p>
-    <w:p>
-      <w:pPr>
-        <w:spacing w:line="336" w:lineRule="auto" w:after="180"/>
-      </w:pPr>
-      <w:r>
-        <w:rPr>
-          <w:b w:val="0"/>
-        </w:rPr>
-        <w:t>Classify read S2, write S2 and read S5 as permitted or denied. Identify the operation or station mismatch for each denial, then reconsider after read S5 is added to trusted scope.</w:t>
-      </w:r>
-    </w:p>
-    <w:p>
-      <w:pPr>
-        <w:pStyle w:val="Heading3"/>
-      </w:pPr>
-      <w:r>
-        <w:t>Reasoned teacher answer</w:t>
-      </w:r>
-    </w:p>
-    <w:p>
-      <w:pPr>
-        <w:spacing w:line="336" w:lineRule="auto" w:after="180"/>
-      </w:pPr>
-      <w:r>
-        <w:rPr>
-          <w:b w:val="0"/>
-        </w:rPr>
-        <w:t>Read S2 matches both the allowed operation and station. Write S2 has the wrong operation; read S5 has the wrong station. Only read S2 may proceed. Changed case: Read S5 becomes permitted; write S2 remains denied.</w:t>
-      </w:r>
-    </w:p>
-    <w:p>
-      <w:pPr>
-        <w:spacing w:line="336" w:lineRule="auto" w:after="180"/>
-      </w:pPr>
-      <w:r>
-        <w:rPr>
-          <w:b w:val="0"/>
-        </w:rPr>
-        <w:t>Adding one station does not grant a write operation.</w:t>
-      </w:r>
-    </w:p>
-    <w:p>
-      <w:pPr>
-        <w:spacing w:line="336" w:lineRule="auto" w:after="180"/>
-      </w:pPr>
-      <w:r>
-        <w:rPr>
-          <w:b w:val="0"/>
-        </w:rPr>
-        <w:t>Changed-case reasoning: Read S5 becomes permitted; write S2 remains denied. Adding one station does not grant a write operation.</w:t>
-      </w:r>
-    </w:p>
-    <w:p>
-      <w:pPr>
-        <w:spacing w:line="336" w:lineRule="auto" w:after="180"/>
-      </w:pPr>
-      <w:r>
-        <w:rPr>
-          <w:b w:val="0"/>
-        </w:rPr>
-        <w:t xml:space="preserve">Collect each learner’s explanation before discussion. Use the first missing connection between </w:t>
-      </w:r>
-      <w:r>
-        <w:rPr>
-          <w:b/>
-        </w:rPr>
-        <w:t>input</w:t>
-      </w:r>
-      <w:r>
-        <w:rPr>
-          <w:b w:val="0"/>
-        </w:rPr>
-        <w:t xml:space="preserve">, deciding step and result to choose support. This question is worked-case practice, not fresh mastery </w:t>
-      </w:r>
-      <w:r>
-        <w:rPr>
-          <w:b/>
-        </w:rPr>
-        <w:t>evidence</w:t>
-      </w:r>
-      <w:r>
-        <w:rPr>
-          <w:b w:val="0"/>
-        </w:rPr>
-        <w:t>.</w:t>
-      </w:r>
-    </w:p>
-    <w:p>
-      <w:pPr>
-        <w:pStyle w:val="Heading1"/>
-      </w:pPr>
-      <w:r>
-        <w:t>04. Run the investigation and diagnose misconceptions</w:t>
-      </w:r>
-    </w:p>
-    <w:p>
-      <w:r>
-        <w:t>Run the Least privilege and tool scopes investigation and use the first unsupported step to choose a teaching response.</w:t>
-      </w:r>
-    </w:p>
-    <w:p>
-      <w:pPr>
-        <w:spacing w:line="336" w:lineRule="auto" w:after="180"/>
-      </w:pPr>
-      <w:r>
-        <w:rPr>
-          <w:b w:val="0"/>
-        </w:rPr>
-        <w:t>The worked result establishes every future case: A generated plan cannot expand the token or actor scope.</w:t>
-      </w:r>
-    </w:p>
-    <w:p>
-      <w:pPr>
-        <w:spacing w:line="336" w:lineRule="auto" w:after="180"/>
-      </w:pPr>
-      <w:r>
-        <w:rPr>
-          <w:b w:val="0"/>
-        </w:rPr>
-        <w:t xml:space="preserve">A missing </w:t>
-      </w:r>
-      <w:r>
-        <w:rPr>
-          <w:b/>
-        </w:rPr>
-        <w:t>input</w:t>
-      </w:r>
-      <w:r>
-        <w:rPr>
-          <w:b w:val="0"/>
-        </w:rPr>
-        <w:t xml:space="preserve"> may be replaced without recording the change: A replacement changes the </w:t>
-      </w:r>
-      <w:r>
-        <w:rPr>
-          <w:b/>
-        </w:rPr>
-        <w:t>evidence</w:t>
-      </w:r>
-      <w:r>
-        <w:rPr>
-          <w:b w:val="0"/>
-        </w:rPr>
-        <w:t xml:space="preserve"> or contract. Record the change and its justification; do not silently turn unknown into a measured value.</w:t>
-      </w:r>
-    </w:p>
-    <w:p>
-      <w:pPr>
-        <w:spacing w:line="336" w:lineRule="auto" w:after="180"/>
-      </w:pPr>
-      <w:r>
-        <w:rPr>
-          <w:b w:val="0"/>
-        </w:rPr>
-        <w:t xml:space="preserve">Repeating an assessed case is new independent </w:t>
-      </w:r>
-      <w:r>
-        <w:rPr>
-          <w:b/>
-        </w:rPr>
-        <w:t>evidence</w:t>
-      </w:r>
-      <w:r>
-        <w:rPr>
-          <w:b w:val="0"/>
-        </w:rPr>
-        <w:t>: A replay checks consistency. An example used for feedback or revision cannot later be described as untouched final evaluation.</w:t>
-      </w:r>
-    </w:p>
-    <w:p>
-      <w:pPr>
-        <w:spacing w:line="336" w:lineRule="auto" w:after="180"/>
-      </w:pPr>
-      <w:r>
-        <w:rPr>
-          <w:b w:val="0"/>
-        </w:rPr>
-        <w:t xml:space="preserve">Use Run the investigation for the </w:t>
-      </w:r>
-      <w:r>
-        <w:rPr>
-          <w:b/>
-        </w:rPr>
-        <w:t>evidence</w:t>
-      </w:r>
-      <w:r>
-        <w:rPr>
-          <w:b w:val="0"/>
-        </w:rPr>
-        <w:t xml:space="preserve"> ledger. Add a boundary or missing-</w:t>
-      </w:r>
-      <w:r>
-        <w:rPr>
-          <w:b/>
-        </w:rPr>
-        <w:t>input</w:t>
-      </w:r>
-      <w:r>
-        <w:rPr>
-          <w:b w:val="0"/>
-        </w:rPr>
-        <w:t xml:space="preserve"> case and record the expected response before checking. More successful repeats of one case do not establish wider coverage.</w:t>
-      </w:r>
-    </w:p>
-    <w:p>
-      <w:pPr>
-        <w:pStyle w:val="Heading3"/>
-      </w:pPr>
-      <w:r>
-        <w:t>Match the support to the first error</w:t>
+        <w:pStyle w:val="Heading2"/>
+      </w:pPr>
+      <w:r>
+        <w:t>Choose accessible support</w:t>
       </w:r>
     </w:p>
     <w:tbl>
@@ -2557,573 +3239,69 @@
     </w:p>
     <w:p>
       <w:pPr>
-        <w:pStyle w:val="Heading1"/>
-      </w:pPr>
-      <w:r>
-        <w:t>05. Assess and explain the answers</w:t>
+        <w:pStyle w:val="Heading2"/>
+      </w:pPr>
+      <w:r>
+        <w:t>Earlier wording, alternatives and picture transcripts · reference / check after trying</w:t>
       </w:r>
     </w:p>
     <w:p>
-      <w:r>
-        <w:t>Use the Least privilege and tool scopes questions, teacher keys and criteria after the relevant attempts. Previously discussed cases are practice; protect the separately selected independent task.</w:t>
+      <w:pPr>
+        <w:pStyle w:val="Heading3"/>
+      </w:pPr>
+      <w:r>
+        <w:t>Match the support to the first error</w:t>
       </w:r>
     </w:p>
     <w:p>
       <w:pPr>
-        <w:pStyle w:val="Heading3"/>
-      </w:pPr>
-      <w:r>
-        <w:t>Guided and exit questions</w:t>
+        <w:pStyle w:val="Heading1"/>
+      </w:pPr>
+      <w:r>
+        <w:t>05. Assess the new service scenario</w:t>
       </w:r>
     </w:p>
     <w:p>
-      <w:pPr>
-        <w:spacing w:line="336" w:lineRule="auto" w:after="180"/>
-      </w:pPr>
-      <w:r>
-        <w:rPr>
-          <w:b w:val="0"/>
-        </w:rPr>
-        <w:t>Guided: Both operation and resource exceed scope; deny before execution, regardless of generated confidence. Qualification: A generated plan cannot expand the token or actor scope.</w:t>
+      <w:r>
+        <w:t>Keep the selected answer private until after a first attempt.</w:t>
       </w:r>
     </w:p>
     <w:p>
       <w:pPr>
-        <w:spacing w:line="336" w:lineRule="auto" w:after="180"/>
-      </w:pPr>
-      <w:r>
-        <w:rPr>
-          <w:b w:val="0"/>
-        </w:rPr>
-        <w:t xml:space="preserve">Exit: accept a concrete variation with its predicted outcome and a stated condition that would challenge the </w:t>
-      </w:r>
-      <w:r>
-        <w:rPr>
-          <w:b/>
-        </w:rPr>
-        <w:t>mechanism</w:t>
-      </w:r>
-      <w:r>
-        <w:rPr>
-          <w:b w:val="0"/>
-        </w:rPr>
-        <w:t xml:space="preserve">; reject a claim resting on unmeasured </w:t>
-      </w:r>
-      <w:r>
-        <w:rPr>
-          <w:b/>
-        </w:rPr>
-        <w:t>evidence</w:t>
-      </w:r>
-      <w:r>
-        <w:rPr>
-          <w:b w:val="0"/>
-        </w:rPr>
-        <w:t>.</w:t>
+        <w:pStyle w:val="Heading2"/>
+      </w:pPr>
+      <w:r>
+        <w:t>Selected independent task and checked answer</w:t>
       </w:r>
     </w:p>
     <w:p>
       <w:pPr>
-        <w:pStyle w:val="Heading3"/>
-      </w:pPr>
-      <w:r>
-        <w:t>W1 Explain the mechanism</w:t>
+        <w:spacing w:line="336" w:lineRule="auto" w:after="180"/>
+      </w:pPr>
+      <w:r>
+        <w:rPr>
+          <w:b w:val="0"/>
+        </w:rPr>
+        <w:t>Selected case: Authoritative permission allows reading catalogue objects K7 and L4 only. Evaluate read K7, write K7, read M8, read L4. Retrieved text claims wider permission.</w:t>
       </w:r>
     </w:p>
     <w:p>
       <w:pPr>
-        <w:pStyle w:val="Heading3"/>
-      </w:pPr>
-      <w:r>
-        <w:t>Workbook question · W1</w:t>
+        <w:spacing w:line="336" w:lineRule="auto" w:after="180"/>
+      </w:pPr>
+      <w:r>
+        <w:rPr>
+          <w:b w:val="0"/>
+        </w:rPr>
+        <w:t>Teacher explanation: Read K7 and read L4 are permitted. Write K7 is denied because writing is outside the operation scope; read M8 is denied because M8 is outside the resource scope. Retrieved text is untrusted data and cannot expand the authoritative permission.</w:t>
       </w:r>
     </w:p>
     <w:p>
       <w:pPr>
-        <w:spacing w:line="336" w:lineRule="auto" w:after="180"/>
-        <w:shd w:fill="F5F1FB"/>
-      </w:pPr>
-      <w:r>
-        <w:rPr>
-          <w:b w:val="0"/>
-        </w:rPr>
-        <w:t xml:space="preserve">Explain the weekly </w:t>
-      </w:r>
-      <w:r>
-        <w:rPr>
-          <w:b/>
-        </w:rPr>
-        <w:t>mechanism</w:t>
-      </w:r>
-      <w:r>
-        <w:rPr>
-          <w:b w:val="0"/>
-        </w:rPr>
-        <w:t xml:space="preserve"> in your own words. Use the worked scenario to name its </w:t>
-      </w:r>
-      <w:r>
-        <w:rPr>
-          <w:b/>
-        </w:rPr>
-        <w:t>input</w:t>
-      </w:r>
-      <w:r>
-        <w:rPr>
-          <w:b w:val="0"/>
-        </w:rPr>
-        <w:t xml:space="preserve">, decision rule and </w:t>
-      </w:r>
-      <w:r>
-        <w:rPr>
-          <w:b/>
-        </w:rPr>
-        <w:t>output</w:t>
-      </w:r>
-      <w:r>
-        <w:rPr>
-          <w:b w:val="0"/>
-        </w:rPr>
-        <w:t>.</w:t>
-      </w:r>
-    </w:p>
-    <w:p>
-      <w:pPr>
-        <w:pStyle w:val="Heading3"/>
-      </w:pPr>
-      <w:r>
-        <w:t>Teacher reasoning · W1</w:t>
-      </w:r>
-    </w:p>
-    <w:p>
-      <w:pPr>
-        <w:spacing w:line="336" w:lineRule="auto" w:after="180"/>
-        <w:shd w:fill="F1F6FC"/>
-      </w:pPr>
-      <w:r>
-        <w:rPr>
-          <w:b w:val="0"/>
-        </w:rPr>
-        <w:t xml:space="preserve">Teacher explanation: </w:t>
-      </w:r>
-      <w:r>
-        <w:rPr>
-          <w:b/>
-        </w:rPr>
-        <w:t>Least privilege</w:t>
-      </w:r>
-      <w:r>
-        <w:rPr>
-          <w:b w:val="0"/>
-        </w:rPr>
-        <w:t xml:space="preserve"> grants only capabilities required by the task. Tool access should include resource and operation scope, not merely a broad tool name.</w:t>
-      </w:r>
-    </w:p>
-    <w:p>
-      <w:pPr>
-        <w:spacing w:line="336" w:lineRule="auto" w:after="180"/>
-        <w:shd w:fill="F1F6FC"/>
-      </w:pPr>
-      <w:r>
-        <w:rPr>
-          <w:b w:val="0"/>
-        </w:rPr>
-        <w:t>A reporting assistant may lookup public rooms but may not write records, send messages or read teacher notes. Check actor, operation and resource before executing a proposed call.</w:t>
-      </w:r>
-    </w:p>
-    <w:p>
-      <w:pPr>
-        <w:pStyle w:val="Heading3"/>
-      </w:pPr>
-      <w:r>
-        <w:t>W2 Trace the worked case</w:t>
-      </w:r>
-    </w:p>
-    <w:p>
-      <w:pPr>
-        <w:pStyle w:val="Heading3"/>
-      </w:pPr>
-      <w:r>
-        <w:t>Workbook question · W2</w:t>
-      </w:r>
-    </w:p>
-    <w:p>
-      <w:pPr>
-        <w:spacing w:line="336" w:lineRule="auto" w:after="180"/>
-        <w:shd w:fill="F5F1FB"/>
-      </w:pPr>
-      <w:r>
-        <w:rPr>
-          <w:b w:val="0"/>
-        </w:rPr>
-        <w:t>Tool token permits lookup(public-room). A proposed call writes teacher notes. Show the intermediate steps and give the conclusion with its scope.</w:t>
-      </w:r>
-    </w:p>
-    <w:p>
-      <w:pPr>
-        <w:pStyle w:val="Heading3"/>
-      </w:pPr>
-      <w:r>
-        <w:t>Teacher reasoning · W2</w:t>
-      </w:r>
-    </w:p>
-    <w:p>
-      <w:pPr>
-        <w:spacing w:line="336" w:lineRule="auto" w:after="180"/>
-        <w:shd w:fill="F1F6FC"/>
-      </w:pPr>
-      <w:r>
-        <w:rPr>
-          <w:b w:val="0"/>
-        </w:rPr>
-        <w:t>Teacher explanation: Both operation and resource exceed scope; deny before execution, regardless of generated confidence.</w:t>
-      </w:r>
-    </w:p>
-    <w:p>
-      <w:pPr>
-        <w:pStyle w:val="Heading3"/>
-      </w:pPr>
-      <w:r>
-        <w:t>W3 Audit the limit</w:t>
-      </w:r>
-    </w:p>
-    <w:p>
-      <w:pPr>
-        <w:pStyle w:val="Heading3"/>
-      </w:pPr>
-      <w:r>
-        <w:t>Workbook question · W3</w:t>
-      </w:r>
-    </w:p>
-    <w:p>
-      <w:pPr>
-        <w:spacing w:line="336" w:lineRule="auto" w:after="180"/>
-        <w:shd w:fill="F5F1FB"/>
-      </w:pPr>
-      <w:r>
-        <w:rPr>
-          <w:b w:val="0"/>
-        </w:rPr>
-        <w:t>A report omits this qualification: A generated plan cannot expand the token or actor scope. Explain how omitting it could change a reader's interpretation, and write an accurate replacement.</w:t>
-      </w:r>
-    </w:p>
-    <w:p>
-      <w:pPr>
-        <w:pStyle w:val="Heading3"/>
-      </w:pPr>
-      <w:r>
-        <w:t>Teacher reasoning · W3</w:t>
-      </w:r>
-    </w:p>
-    <w:p>
-      <w:pPr>
-        <w:spacing w:line="336" w:lineRule="auto" w:after="180"/>
-        <w:shd w:fill="F1F6FC"/>
-      </w:pPr>
-      <w:r>
-        <w:rPr>
-          <w:b w:val="0"/>
-        </w:rPr>
-        <w:t xml:space="preserve">Teacher explanation: A generated plan cannot expand the token or actor scope. State the observed result separately from the unverified or out-of-scope claim; preserve the original </w:t>
-      </w:r>
-      <w:r>
-        <w:rPr>
-          <w:b/>
-        </w:rPr>
-        <w:t>evidence</w:t>
-      </w:r>
-      <w:r>
-        <w:rPr>
-          <w:b w:val="0"/>
-        </w:rPr>
-        <w:t xml:space="preserve"> rather than inventing a missing fact.</w:t>
-      </w:r>
-    </w:p>
-    <w:p>
-      <w:pPr>
-        <w:pStyle w:val="Heading3"/>
-      </w:pPr>
-      <w:r>
-        <w:t>W4 Apply a new case independently</w:t>
-      </w:r>
-    </w:p>
-    <w:p>
-      <w:pPr>
-        <w:pStyle w:val="Heading3"/>
-      </w:pPr>
-      <w:r>
-        <w:t>Workbook question · W4</w:t>
-      </w:r>
-    </w:p>
-    <w:p>
-      <w:pPr>
-        <w:spacing w:line="336" w:lineRule="auto" w:after="180"/>
-        <w:shd w:fill="F5F1FB"/>
-      </w:pPr>
-      <w:r>
-        <w:rPr>
-          <w:b w:val="0"/>
-        </w:rPr>
-        <w:t>Scope allows read inventory items A, B. Calls read A, read C, write B. Decide.</w:t>
-      </w:r>
-    </w:p>
-    <w:p>
-      <w:pPr>
-        <w:pStyle w:val="Heading3"/>
-      </w:pPr>
-      <w:r>
-        <w:t>Teacher reasoning · W4</w:t>
-      </w:r>
-    </w:p>
-    <w:p>
-      <w:pPr>
-        <w:spacing w:line="336" w:lineRule="auto" w:after="180"/>
-        <w:shd w:fill="F1F6FC"/>
-      </w:pPr>
-      <w:r>
-        <w:rPr>
-          <w:b w:val="0"/>
-        </w:rPr>
-        <w:t xml:space="preserve">Teacher explanation: read A permitted; read C denied by </w:t>
-      </w:r>
-      <w:r>
-        <w:rPr>
-          <w:b/>
-        </w:rPr>
-        <w:t>resource scope</w:t>
-      </w:r>
-      <w:r>
-        <w:rPr>
-          <w:b w:val="0"/>
-        </w:rPr>
-        <w:t>; write B denied by operation scope.</w:t>
-      </w:r>
-    </w:p>
-    <w:p>
-      <w:pPr>
-        <w:pStyle w:val="Heading3"/>
-      </w:pPr>
-      <w:r>
-        <w:t>W5 Design a revealing follow-up</w:t>
-      </w:r>
-    </w:p>
-    <w:p>
-      <w:pPr>
-        <w:pStyle w:val="Heading3"/>
-      </w:pPr>
-      <w:r>
-        <w:t>Workbook question · W5</w:t>
-      </w:r>
-    </w:p>
-    <w:p>
-      <w:pPr>
-        <w:spacing w:line="336" w:lineRule="auto" w:after="180"/>
-        <w:shd w:fill="F5F1FB"/>
-      </w:pPr>
-      <w:r>
-        <w:rPr>
-          <w:b w:val="0"/>
-        </w:rPr>
-        <w:t>For the worked scenario, propose one additional case that could reveal a failure, describe its expected outcome before running it, and explain what would need to remain fixed for a fair comparison.</w:t>
-      </w:r>
-    </w:p>
-    <w:p>
-      <w:pPr>
-        <w:spacing w:line="336" w:lineRule="auto" w:after="180"/>
-        <w:shd w:fill="F5F1FB"/>
-      </w:pPr>
-      <w:r>
-        <w:rPr>
-          <w:b w:val="0"/>
-        </w:rPr>
-        <w:t>Do not reuse W4 as a new final test after receiving feedback.</w:t>
-      </w:r>
-    </w:p>
-    <w:p>
-      <w:pPr>
-        <w:pStyle w:val="Heading3"/>
-      </w:pPr>
-      <w:r>
-        <w:t>Teacher reasoning · W5</w:t>
-      </w:r>
-    </w:p>
-    <w:p>
-      <w:pPr>
-        <w:spacing w:line="336" w:lineRule="auto" w:after="180"/>
-        <w:shd w:fill="F1F6FC"/>
-      </w:pPr>
-      <w:r>
-        <w:rPr>
-          <w:b w:val="0"/>
-        </w:rPr>
-        <w:t xml:space="preserve">Teacher explanation: Accept a concrete variant of the worked </w:t>
-      </w:r>
-      <w:r>
-        <w:rPr>
-          <w:b/>
-        </w:rPr>
-        <w:t>input</w:t>
-      </w:r>
-      <w:r>
-        <w:rPr>
-          <w:b w:val="0"/>
-        </w:rPr>
-        <w:t xml:space="preserve"> or a missing/conflicting/boundary condition, with an expectation derived from the declared procedure.</w:t>
-      </w:r>
-    </w:p>
-    <w:p>
-      <w:pPr>
-        <w:spacing w:line="336" w:lineRule="auto" w:after="180"/>
-        <w:shd w:fill="F1F6FC"/>
-      </w:pPr>
-      <w:r>
-        <w:rPr>
-          <w:b w:val="0"/>
-        </w:rPr>
-        <w:t xml:space="preserve">Require preserved settings, original </w:t>
-      </w:r>
-      <w:r>
-        <w:rPr>
-          <w:b/>
-        </w:rPr>
-        <w:t>output</w:t>
-      </w:r>
-      <w:r>
-        <w:rPr>
-          <w:b w:val="0"/>
-        </w:rPr>
-        <w:t xml:space="preserve">s and data roles. A generated plan cannot expand the token or actor scope. The new case should test this particular </w:t>
-      </w:r>
-      <w:r>
-        <w:rPr>
-          <w:b/>
-        </w:rPr>
-        <w:t>mechanism</w:t>
-      </w:r>
-      <w:r>
-        <w:rPr>
-          <w:b w:val="0"/>
-        </w:rPr>
-        <w:t xml:space="preserve"> rather than merely restate the original result.</w:t>
-      </w:r>
-    </w:p>
-    <w:p>
-      <w:pPr>
-        <w:pStyle w:val="Heading3"/>
-      </w:pPr>
-      <w:r>
-        <w:t>Independent assessment and fresh retry</w:t>
-      </w:r>
-    </w:p>
-    <w:p>
-      <w:pPr>
-        <w:pStyle w:val="Heading3"/>
-      </w:pPr>
-      <w:r>
-        <w:t>Teacher key · Independent assessment and fresh retry</w:t>
-      </w:r>
-    </w:p>
-    <w:p>
-      <w:pPr>
-        <w:spacing w:line="336" w:lineRule="auto" w:after="180"/>
-        <w:shd w:fill="F1F6FC"/>
-      </w:pPr>
-      <w:r>
-        <w:rPr>
-          <w:b w:val="0"/>
-        </w:rPr>
-        <w:t xml:space="preserve">W4: read A permitted; read C denied by </w:t>
-      </w:r>
-      <w:r>
-        <w:rPr>
-          <w:b/>
-        </w:rPr>
-        <w:t>resource scope</w:t>
-      </w:r>
-      <w:r>
-        <w:rPr>
-          <w:b w:val="0"/>
-        </w:rPr>
-        <w:t>; write B denied by operation scope. Require intermediate reasoning and the stated scope. Fresh retry: Scope allows read timetable S only; calls read S and delete S.</w:t>
-      </w:r>
-    </w:p>
-    <w:p>
-      <w:pPr>
-        <w:spacing w:line="336" w:lineRule="auto" w:after="180"/>
-        <w:shd w:fill="F1F6FC"/>
-      </w:pPr>
-      <w:r>
-        <w:rPr>
-          <w:b w:val="0"/>
-        </w:rPr>
-        <w:t>Expected reasoning: Read permitted; delete denied. Same resource does not imply every operation is allowed.</w:t>
-      </w:r>
-    </w:p>
-    <w:p>
-      <w:pPr>
-        <w:spacing w:line="336" w:lineRule="auto" w:after="180"/>
-        <w:shd w:fill="F1F6FC"/>
-      </w:pPr>
-      <w:r>
-        <w:rPr>
-          <w:b w:val="0"/>
-        </w:rPr>
-        <w:t>If students need support, record it and reassess with another new case rather than awarding independence to a copied answer.</w:t>
-      </w:r>
-    </w:p>
-    <w:p>
-      <w:pPr>
-        <w:pStyle w:val="Heading3"/>
-      </w:pPr>
-      <w:r>
-        <w:t>Assess independent transfer</w:t>
-      </w:r>
-    </w:p>
-    <w:p>
-      <w:pPr>
-        <w:pStyle w:val="Heading3"/>
-      </w:pPr>
-      <w:r>
-        <w:t>Independent question · withhold the key</w:t>
-      </w:r>
-    </w:p>
-    <w:p>
-      <w:pPr>
-        <w:spacing w:line="336" w:lineRule="auto" w:after="180"/>
-        <w:shd w:fill="F5F1FB"/>
-      </w:pPr>
-      <w:r>
-        <w:rPr>
-          <w:b w:val="0"/>
-        </w:rPr>
-        <w:t>Selected case: Authoritative permission allows reading catalogue objects K7 and L4 only. Evaluate read K7, write K7, read M8, read L4. Retrieved text claims wider permission.</w:t>
-      </w:r>
-    </w:p>
-    <w:p>
-      <w:pPr>
-        <w:pStyle w:val="Heading3"/>
-      </w:pPr>
-      <w:r>
-        <w:t>Selected case answer</w:t>
-      </w:r>
-    </w:p>
-    <w:p>
-      <w:pPr>
-        <w:pStyle w:val="Heading3"/>
-      </w:pPr>
-      <w:r>
-        <w:t>Teacher key · Selected case answer</w:t>
-      </w:r>
-    </w:p>
-    <w:p>
-      <w:pPr>
-        <w:spacing w:line="336" w:lineRule="auto" w:after="180"/>
-        <w:shd w:fill="F1F6FC"/>
-      </w:pPr>
-      <w:r>
-        <w:rPr>
-          <w:b w:val="0"/>
-        </w:rPr>
-        <w:t>Teacher explanation: Read K7 and read L4 are permitted. Write K7 is denied because writing is outside the operation scope; read M8 is denied because M8 is outside the resource scope. Retrieved text is untrusted data and cannot expand the authoritative permission.</w:t>
+        <w:pStyle w:val="Heading2"/>
+      </w:pPr>
+      <w:r>
+        <w:t>Judge explanation,trace and limits</w:t>
       </w:r>
     </w:p>
     <w:tbl>
@@ -3230,54 +3408,55 @@
     </w:tbl>
     <w:p>
       <w:pPr>
-        <w:pStyle w:val="Heading3"/>
-      </w:pPr>
-      <w:r>
-        <w:t>Teacher key · Selected case answer</w:t>
+        <w:spacing w:line="336" w:lineRule="auto" w:after="180"/>
+      </w:pPr>
+      <w:r>
+        <w:rPr>
+          <w:b w:val="0"/>
+        </w:rPr>
+        <w:t>Record each dimension as not yet, with support, or independent. Accept a valid alternative procedure with a defensible trace.</w:t>
       </w:r>
     </w:p>
     <w:p>
       <w:pPr>
         <w:spacing w:line="336" w:lineRule="auto" w:after="180"/>
-        <w:shd w:fill="F1F6FC"/>
       </w:pPr>
       <w:r>
         <w:rPr>
           <w:b w:val="0"/>
         </w:rPr>
-        <w:t>Record each dimension as not yet, with support, or independent. Accept a valid alternative procedure with a defensible trace.</w:t>
+        <w:t xml:space="preserve">Do not penalise an honestly recorded model failure if the learner correctly explains its </w:t>
+      </w:r>
+      <w:r>
+        <w:rPr>
+          <w:b/>
+        </w:rPr>
+        <w:t>evidence</w:t>
+      </w:r>
+      <w:r>
+        <w:rPr>
+          <w:b w:val="0"/>
+        </w:rPr>
+        <w:t xml:space="preserve"> and limits.</w:t>
       </w:r>
     </w:p>
     <w:p>
       <w:pPr>
-        <w:spacing w:line="336" w:lineRule="auto" w:after="180"/>
-        <w:shd w:fill="F1F6FC"/>
-      </w:pPr>
-      <w:r>
-        <w:rPr>
-          <w:b w:val="0"/>
-        </w:rPr>
-        <w:t xml:space="preserve">Do not penalise an honestly recorded model failure if the learner correctly explains its </w:t>
-      </w:r>
-      <w:r>
-        <w:rPr>
-          <w:b/>
-        </w:rPr>
-        <w:t>evidence</w:t>
-      </w:r>
-      <w:r>
-        <w:rPr>
-          <w:b w:val="0"/>
-        </w:rPr>
-        <w:t xml:space="preserve"> and limits.</w:t>
+        <w:pStyle w:val="Heading2"/>
+      </w:pPr>
+      <w:r>
+        <w:t>Give one usable repair</w:t>
       </w:r>
     </w:p>
     <w:p>
       <w:pPr>
-        <w:pStyle w:val="Heading3"/>
-      </w:pPr>
-      <w:r>
-        <w:t>Feedback that the learner uses</w:t>
+        <w:spacing w:line="336" w:lineRule="auto" w:after="180"/>
+      </w:pPr>
+      <w:r>
+        <w:rPr>
+          <w:b w:val="0"/>
+        </w:rPr>
+        <w:t>Name the earliest unsupported step and give one action to repair it. Have the learner make that repair now and explain why. Then assess the relevant skill on a fresh, fully specified case.</w:t>
       </w:r>
     </w:p>
     <w:p>
@@ -3288,31 +3467,85 @@
         <w:rPr>
           <w:b w:val="0"/>
         </w:rPr>
-        <w:t>Name the earliest unsupported step and give one action to repair it. Have the learner make that repair now and explain why. Then assess the relevant skill on a fresh, fully specified case.</w:t>
+        <w:t>Confirm it was not previously practised with feedback; solve and check the new case before assigning it. A follow-up design prompt is a starting brief, not automatically an equivalent test.</w:t>
       </w:r>
     </w:p>
     <w:p>
       <w:pPr>
-        <w:spacing w:line="336" w:lineRule="auto" w:after="180"/>
-      </w:pPr>
-      <w:r>
-        <w:rPr>
-          <w:b w:val="0"/>
-        </w:rPr>
-        <w:t>Confirm it was not previously practised with feedback; solve and check the new case before assigning it. A follow-up design prompt is a starting brief, not automatically an equivalent test.</w:t>
+        <w:pStyle w:val="Heading2"/>
+      </w:pPr>
+      <w:r>
+        <w:t>W1 Explain the mechanism</w:t>
       </w:r>
     </w:p>
     <w:p>
       <w:pPr>
-        <w:pStyle w:val="Heading1"/>
-      </w:pPr>
-      <w:r>
-        <w:t>06. Connect the project, support and next lesson</w:t>
+        <w:spacing w:line="336" w:lineRule="auto" w:after="180"/>
+      </w:pPr>
+      <w:r>
+        <w:rPr>
+          <w:b w:val="0"/>
+        </w:rPr>
+        <w:t xml:space="preserve">Explain the weekly </w:t>
+      </w:r>
+      <w:r>
+        <w:rPr>
+          <w:b/>
+        </w:rPr>
+        <w:t>mechanism</w:t>
+      </w:r>
+      <w:r>
+        <w:rPr>
+          <w:b w:val="0"/>
+        </w:rPr>
+        <w:t xml:space="preserve"> in your own words. Use the worked scenario to name its </w:t>
+      </w:r>
+      <w:r>
+        <w:rPr>
+          <w:b/>
+        </w:rPr>
+        <w:t>input</w:t>
+      </w:r>
+      <w:r>
+        <w:rPr>
+          <w:b w:val="0"/>
+        </w:rPr>
+        <w:t xml:space="preserve">, decision rule and </w:t>
+      </w:r>
+      <w:r>
+        <w:rPr>
+          <w:b/>
+        </w:rPr>
+        <w:t>output</w:t>
+      </w:r>
+      <w:r>
+        <w:rPr>
+          <w:b w:val="0"/>
+        </w:rPr>
+        <w:t>.</w:t>
       </w:r>
     </w:p>
     <w:p>
-      <w:r>
-        <w:t>Connect Least privilege and tool scopes to Grounded Learning Service, adapt support and plan a later changed-case check.</w:t>
+      <w:pPr>
+        <w:spacing w:line="336" w:lineRule="auto" w:after="180"/>
+      </w:pPr>
+      <w:r>
+        <w:rPr>
+          <w:b w:val="0"/>
+        </w:rPr>
+        <w:t xml:space="preserve">Teacher explanation: </w:t>
+      </w:r>
+      <w:r>
+        <w:rPr>
+          <w:b/>
+        </w:rPr>
+        <w:t>Least privilege</w:t>
+      </w:r>
+      <w:r>
+        <w:rPr>
+          <w:b w:val="0"/>
+        </w:rPr>
+        <w:t xml:space="preserve"> grants only capabilities required by the task. Tool access should include resource and operation scope, not merely a broad tool name.</w:t>
       </w:r>
     </w:p>
     <w:p>
@@ -3323,90 +3556,15 @@
         <w:rPr>
           <w:b w:val="0"/>
         </w:rPr>
-        <w:t xml:space="preserve">Add a labelled </w:t>
-      </w:r>
-      <w:r>
-        <w:rPr>
-          <w:b/>
-        </w:rPr>
-        <w:t>least privilege</w:t>
-      </w:r>
-      <w:r>
-        <w:rPr>
-          <w:b w:val="0"/>
-        </w:rPr>
-        <w:t xml:space="preserve"> and tool scopes </w:t>
-      </w:r>
-      <w:r>
-        <w:rPr>
-          <w:b/>
-        </w:rPr>
-        <w:t>evidence</w:t>
-      </w:r>
-      <w:r>
-        <w:rPr>
-          <w:b w:val="0"/>
-        </w:rPr>
-        <w:t xml:space="preserve"> sheet to Grounded Learning Service. Show how you can explain the </w:t>
-      </w:r>
-      <w:r>
-        <w:rPr>
-          <w:b/>
-        </w:rPr>
-        <w:t>mechanism</w:t>
-      </w:r>
-      <w:r>
-        <w:rPr>
-          <w:b w:val="0"/>
-        </w:rPr>
-        <w:t xml:space="preserve"> and terminology of </w:t>
-      </w:r>
-      <w:r>
-        <w:rPr>
-          <w:b/>
-        </w:rPr>
-        <w:t>least privilege</w:t>
-      </w:r>
-      <w:r>
-        <w:rPr>
-          <w:b w:val="0"/>
-        </w:rPr>
-        <w:t xml:space="preserve"> and tool scopes.</w:t>
+        <w:t>A reporting assistant may lookup public rooms but may not write records, send messages or read teacher notes. Check actor, operation and resource before executing a proposed call.</w:t>
       </w:r>
     </w:p>
     <w:p>
       <w:pPr>
-        <w:spacing w:line="336" w:lineRule="auto" w:after="180"/>
-      </w:pPr>
-      <w:r>
-        <w:rPr>
-          <w:b w:val="0"/>
-        </w:rPr>
-        <w:t xml:space="preserve">Use the supplied fictional case and keep its </w:t>
-      </w:r>
-      <w:r>
-        <w:rPr>
-          <w:b/>
-        </w:rPr>
-        <w:t>input</w:t>
-      </w:r>
-      <w:r>
-        <w:rPr>
-          <w:b w:val="0"/>
-        </w:rPr>
-        <w:t xml:space="preserve">s, intermediate steps, calculation or </w:t>
-      </w:r>
-      <w:r>
-        <w:rPr>
-          <w:b/>
-        </w:rPr>
-        <w:t>prediction</w:t>
-      </w:r>
-      <w:r>
-        <w:rPr>
-          <w:b w:val="0"/>
-        </w:rPr>
-        <w:t>, and limitation. Connect this record to last week’s record; a matching answer without a trace is insufficient.</w:t>
+        <w:pStyle w:val="Heading2"/>
+      </w:pPr>
+      <w:r>
+        <w:t>W2 Trace the worked case</w:t>
       </w:r>
     </w:p>
     <w:p>
@@ -3417,19 +3575,7 @@
         <w:rPr>
           <w:b w:val="0"/>
         </w:rPr>
-        <w:t xml:space="preserve">Provide an </w:t>
-      </w:r>
-      <w:r>
-        <w:rPr>
-          <w:b/>
-        </w:rPr>
-        <w:t>input</w:t>
-      </w:r>
-      <w:r>
-        <w:rPr>
-          <w:b w:val="0"/>
-        </w:rPr>
-        <w:t>/procedure/result/limit frame and a calculator when needed. Ask students to identify the first step before completing the whole trace.</w:t>
+        <w:t>Tool token permits lookup(public-room). A proposed call writes teacher notes. Show the intermediate steps and give the conclusion with its scope.</w:t>
       </w:r>
     </w:p>
     <w:p>
@@ -3440,42 +3586,15 @@
         <w:rPr>
           <w:b w:val="0"/>
         </w:rPr>
-        <w:t xml:space="preserve">Extension: compare two concrete variants of this </w:t>
-      </w:r>
-      <w:r>
-        <w:rPr>
-          <w:b/>
-        </w:rPr>
-        <w:t>mechanism</w:t>
-      </w:r>
-      <w:r>
-        <w:rPr>
-          <w:b w:val="0"/>
-        </w:rPr>
-        <w:t xml:space="preserve"> while holding unrelated conditions fixed; report both successful and unsuccessful outcomes.</w:t>
+        <w:t>Teacher explanation: Both operation and resource exceed scope; deny before execution, regardless of generated confidence.</w:t>
       </w:r>
     </w:p>
     <w:p>
       <w:pPr>
-        <w:spacing w:line="336" w:lineRule="auto" w:after="180"/>
-      </w:pPr>
-      <w:r>
-        <w:rPr>
-          <w:b w:val="0"/>
-        </w:rPr>
-        <w:t xml:space="preserve">Next connection: Testing pure components. Preserve the current case record and retrieve its </w:t>
-      </w:r>
-      <w:r>
-        <w:rPr>
-          <w:b/>
-        </w:rPr>
-        <w:t>evidence</w:t>
-      </w:r>
-      <w:r>
-        <w:rPr>
-          <w:b w:val="0"/>
-        </w:rPr>
-        <w:t xml:space="preserve"> boundary before moving on.</w:t>
+        <w:pStyle w:val="Heading2"/>
+      </w:pPr>
+      <w:r>
+        <w:t>W3 Audit the limit</w:t>
       </w:r>
     </w:p>
     <w:p>
@@ -3486,15 +3605,557 @@
         <w:rPr>
           <w:b w:val="0"/>
         </w:rPr>
-        <w:t>Retain the project ledger and assess a changed case after support. Check the relevant prerequisite before carrying this component forward.</w:t>
+        <w:t>A report omits this qualification: A generated plan cannot expand the token or actor scope. Explain how omitting it could change a reader's interpretation, and write an accurate replacement.</w:t>
       </w:r>
     </w:p>
     <w:p>
       <w:pPr>
+        <w:spacing w:line="336" w:lineRule="auto" w:after="180"/>
+      </w:pPr>
+      <w:r>
+        <w:rPr>
+          <w:b w:val="0"/>
+        </w:rPr>
+        <w:t xml:space="preserve">Teacher explanation: A generated plan cannot expand the token or actor scope. State the observed result separately from the unverified or out-of-scope claim; preserve the original </w:t>
+      </w:r>
+      <w:r>
+        <w:rPr>
+          <w:b/>
+        </w:rPr>
+        <w:t>evidence</w:t>
+      </w:r>
+      <w:r>
+        <w:rPr>
+          <w:b w:val="0"/>
+        </w:rPr>
+        <w:t xml:space="preserve"> rather than inventing a missing fact.</w:t>
+      </w:r>
+    </w:p>
+    <w:p>
+      <w:pPr>
+        <w:pStyle w:val="Heading2"/>
+      </w:pPr>
+      <w:r>
+        <w:t>W5 Design a revealing follow-up</w:t>
+      </w:r>
+    </w:p>
+    <w:p>
+      <w:pPr>
+        <w:spacing w:line="336" w:lineRule="auto" w:after="180"/>
+      </w:pPr>
+      <w:r>
+        <w:rPr>
+          <w:b w:val="0"/>
+        </w:rPr>
+        <w:t>For the worked scenario, propose one additional case that could reveal a failure, describe its expected outcome before running it, and explain what would need to remain fixed for a fair comparison.</w:t>
+      </w:r>
+    </w:p>
+    <w:p>
+      <w:pPr>
+        <w:spacing w:line="336" w:lineRule="auto" w:after="180"/>
+      </w:pPr>
+      <w:r>
+        <w:rPr>
+          <w:b w:val="0"/>
+        </w:rPr>
+        <w:t>Do not reuse W4 as a new final test after receiving feedback.</w:t>
+      </w:r>
+    </w:p>
+    <w:p>
+      <w:pPr>
+        <w:spacing w:line="336" w:lineRule="auto" w:after="180"/>
+      </w:pPr>
+      <w:r>
+        <w:rPr>
+          <w:b w:val="0"/>
+        </w:rPr>
+        <w:t xml:space="preserve">Teacher explanation: Accept a concrete variant of the worked </w:t>
+      </w:r>
+      <w:r>
+        <w:rPr>
+          <w:b/>
+        </w:rPr>
+        <w:t>input</w:t>
+      </w:r>
+      <w:r>
+        <w:rPr>
+          <w:b w:val="0"/>
+        </w:rPr>
+        <w:t xml:space="preserve"> or a missing/conflicting/boundary condition, with an expectation derived from the declared procedure.</w:t>
+      </w:r>
+    </w:p>
+    <w:p>
+      <w:pPr>
+        <w:spacing w:line="336" w:lineRule="auto" w:after="180"/>
+      </w:pPr>
+      <w:r>
+        <w:rPr>
+          <w:b w:val="0"/>
+        </w:rPr>
+        <w:t xml:space="preserve">Require preserved settings, original </w:t>
+      </w:r>
+      <w:r>
+        <w:rPr>
+          <w:b/>
+        </w:rPr>
+        <w:t>output</w:t>
+      </w:r>
+      <w:r>
+        <w:rPr>
+          <w:b w:val="0"/>
+        </w:rPr>
+        <w:t xml:space="preserve">s and data roles. A generated plan cannot expand the token or actor scope. The new case should test this particular </w:t>
+      </w:r>
+      <w:r>
+        <w:rPr>
+          <w:b/>
+        </w:rPr>
+        <w:t>mechanism</w:t>
+      </w:r>
+      <w:r>
+        <w:rPr>
+          <w:b w:val="0"/>
+        </w:rPr>
+        <w:t xml:space="preserve"> rather than merely restate the original result.</w:t>
+      </w:r>
+    </w:p>
+    <w:p>
+      <w:pPr>
+        <w:pStyle w:val="Heading2"/>
+      </w:pPr>
+      <w:r>
+        <w:t>Earlier wording, alternatives and picture transcripts · reference / check after trying</w:t>
+      </w:r>
+    </w:p>
+    <w:p>
+      <w:pPr>
         <w:pStyle w:val="Heading3"/>
       </w:pPr>
       <w:r>
-        <w:t>Plan the delayed return</w:t>
+        <w:t>Guided and exit questions</w:t>
+      </w:r>
+    </w:p>
+    <w:p>
+      <w:pPr>
+        <w:spacing w:line="336" w:lineRule="auto" w:after="180"/>
+      </w:pPr>
+      <w:r>
+        <w:rPr>
+          <w:b w:val="0"/>
+        </w:rPr>
+        <w:t>Guided: Both operation and resource exceed scope; deny before execution, regardless of generated confidence. Qualification: A generated plan cannot expand the token or actor scope.</w:t>
+      </w:r>
+    </w:p>
+    <w:p>
+      <w:pPr>
+        <w:spacing w:line="336" w:lineRule="auto" w:after="180"/>
+      </w:pPr>
+      <w:r>
+        <w:rPr>
+          <w:b w:val="0"/>
+        </w:rPr>
+        <w:t xml:space="preserve">Exit: accept a concrete variation with its predicted outcome and a stated condition that would challenge the </w:t>
+      </w:r>
+      <w:r>
+        <w:rPr>
+          <w:b/>
+        </w:rPr>
+        <w:t>mechanism</w:t>
+      </w:r>
+      <w:r>
+        <w:rPr>
+          <w:b w:val="0"/>
+        </w:rPr>
+        <w:t xml:space="preserve">; reject a claim resting on unmeasured </w:t>
+      </w:r>
+      <w:r>
+        <w:rPr>
+          <w:b/>
+        </w:rPr>
+        <w:t>evidence</w:t>
+      </w:r>
+      <w:r>
+        <w:rPr>
+          <w:b w:val="0"/>
+        </w:rPr>
+        <w:t>.</w:t>
+      </w:r>
+    </w:p>
+    <w:p>
+      <w:pPr>
+        <w:pStyle w:val="Heading3"/>
+      </w:pPr>
+      <w:r>
+        <w:t>W1 Explain the mechanism</w:t>
+      </w:r>
+    </w:p>
+    <w:p>
+      <w:pPr>
+        <w:pStyle w:val="Heading3"/>
+      </w:pPr>
+      <w:r>
+        <w:t>W2 Trace the worked case</w:t>
+      </w:r>
+    </w:p>
+    <w:p>
+      <w:pPr>
+        <w:pStyle w:val="Heading3"/>
+      </w:pPr>
+      <w:r>
+        <w:t>W3 Audit the limit</w:t>
+      </w:r>
+    </w:p>
+    <w:p>
+      <w:pPr>
+        <w:pStyle w:val="Heading3"/>
+      </w:pPr>
+      <w:r>
+        <w:t>W4 Apply a new case independently</w:t>
+      </w:r>
+    </w:p>
+    <w:p>
+      <w:pPr>
+        <w:spacing w:line="336" w:lineRule="auto" w:after="180"/>
+      </w:pPr>
+      <w:r>
+        <w:rPr>
+          <w:b w:val="0"/>
+        </w:rPr>
+        <w:t>Scope allows read inventory items A, B. Calls read A, read C, write B. Decide.</w:t>
+      </w:r>
+    </w:p>
+    <w:p>
+      <w:pPr>
+        <w:spacing w:line="336" w:lineRule="auto" w:after="180"/>
+      </w:pPr>
+      <w:r>
+        <w:rPr>
+          <w:b w:val="0"/>
+        </w:rPr>
+        <w:t xml:space="preserve">Teacher explanation: read A permitted; read C denied by </w:t>
+      </w:r>
+      <w:r>
+        <w:rPr>
+          <w:b/>
+        </w:rPr>
+        <w:t>resource scope</w:t>
+      </w:r>
+      <w:r>
+        <w:rPr>
+          <w:b w:val="0"/>
+        </w:rPr>
+        <w:t>; write B denied by operation scope.</w:t>
+      </w:r>
+    </w:p>
+    <w:p>
+      <w:pPr>
+        <w:pStyle w:val="Heading3"/>
+      </w:pPr>
+      <w:r>
+        <w:t>W5 Design a revealing follow-up</w:t>
+      </w:r>
+    </w:p>
+    <w:p>
+      <w:pPr>
+        <w:pStyle w:val="Heading3"/>
+      </w:pPr>
+      <w:r>
+        <w:t>Independent assessment and fresh retry</w:t>
+      </w:r>
+    </w:p>
+    <w:p>
+      <w:pPr>
+        <w:spacing w:line="336" w:lineRule="auto" w:after="180"/>
+      </w:pPr>
+      <w:r>
+        <w:rPr>
+          <w:b w:val="0"/>
+        </w:rPr>
+        <w:t xml:space="preserve">W4: read A permitted; read C denied by </w:t>
+      </w:r>
+      <w:r>
+        <w:rPr>
+          <w:b/>
+        </w:rPr>
+        <w:t>resource scope</w:t>
+      </w:r>
+      <w:r>
+        <w:rPr>
+          <w:b w:val="0"/>
+        </w:rPr>
+        <w:t>; write B denied by operation scope. Require intermediate reasoning and the stated scope. Fresh retry: Scope allows read timetable S only; calls read S and delete S.</w:t>
+      </w:r>
+    </w:p>
+    <w:p>
+      <w:pPr>
+        <w:spacing w:line="336" w:lineRule="auto" w:after="180"/>
+      </w:pPr>
+      <w:r>
+        <w:rPr>
+          <w:b w:val="0"/>
+        </w:rPr>
+        <w:t>Expected reasoning: Read permitted; delete denied. Same resource does not imply every operation is allowed.</w:t>
+      </w:r>
+    </w:p>
+    <w:p>
+      <w:pPr>
+        <w:spacing w:line="336" w:lineRule="auto" w:after="180"/>
+      </w:pPr>
+      <w:r>
+        <w:rPr>
+          <w:b w:val="0"/>
+        </w:rPr>
+        <w:t>If students need support, record it and reassess with another new case rather than awarding independence to a copied answer.</w:t>
+      </w:r>
+    </w:p>
+    <w:p>
+      <w:pPr>
+        <w:pStyle w:val="Heading3"/>
+      </w:pPr>
+      <w:r>
+        <w:t>Assess independent transfer</w:t>
+      </w:r>
+    </w:p>
+    <w:p>
+      <w:pPr>
+        <w:pStyle w:val="Heading3"/>
+      </w:pPr>
+      <w:r>
+        <w:t>Selected case answer</w:t>
+      </w:r>
+    </w:p>
+    <w:p>
+      <w:pPr>
+        <w:pStyle w:val="Heading3"/>
+      </w:pPr>
+      <w:r>
+        <w:t>Feedback that the learner uses</w:t>
+      </w:r>
+    </w:p>
+    <w:p>
+      <w:pPr>
+        <w:pStyle w:val="Heading1"/>
+      </w:pPr>
+      <w:r>
+        <w:t>06. Connect, support and revisit service design</w:t>
+      </w:r>
+    </w:p>
+    <w:p>
+      <w:r>
+        <w:t>Use saved evidence and boundary decisions to choose the next step.</w:t>
+      </w:r>
+    </w:p>
+    <w:p>
+      <w:pPr>
+        <w:pStyle w:val="Heading2"/>
+      </w:pPr>
+      <w:r>
+        <w:t>Project and next-week bridge</w:t>
+      </w:r>
+    </w:p>
+    <w:p>
+      <w:pPr>
+        <w:spacing w:line="336" w:lineRule="auto" w:after="180"/>
+      </w:pPr>
+      <w:r>
+        <w:rPr>
+          <w:b w:val="0"/>
+        </w:rPr>
+        <w:t xml:space="preserve">Add a labelled </w:t>
+      </w:r>
+      <w:r>
+        <w:rPr>
+          <w:b/>
+        </w:rPr>
+        <w:t>least privilege</w:t>
+      </w:r>
+      <w:r>
+        <w:rPr>
+          <w:b w:val="0"/>
+        </w:rPr>
+        <w:t xml:space="preserve"> and tool scopes </w:t>
+      </w:r>
+      <w:r>
+        <w:rPr>
+          <w:b/>
+        </w:rPr>
+        <w:t>evidence</w:t>
+      </w:r>
+      <w:r>
+        <w:rPr>
+          <w:b w:val="0"/>
+        </w:rPr>
+        <w:t xml:space="preserve"> sheet to Grounded Learning Service. Show how you can explain the </w:t>
+      </w:r>
+      <w:r>
+        <w:rPr>
+          <w:b/>
+        </w:rPr>
+        <w:t>mechanism</w:t>
+      </w:r>
+      <w:r>
+        <w:rPr>
+          <w:b w:val="0"/>
+        </w:rPr>
+        <w:t xml:space="preserve"> and terminology of </w:t>
+      </w:r>
+      <w:r>
+        <w:rPr>
+          <w:b/>
+        </w:rPr>
+        <w:t>least privilege</w:t>
+      </w:r>
+      <w:r>
+        <w:rPr>
+          <w:b w:val="0"/>
+        </w:rPr>
+        <w:t xml:space="preserve"> and tool scopes.</w:t>
+      </w:r>
+    </w:p>
+    <w:p>
+      <w:pPr>
+        <w:spacing w:line="336" w:lineRule="auto" w:after="180"/>
+      </w:pPr>
+      <w:r>
+        <w:rPr>
+          <w:b w:val="0"/>
+        </w:rPr>
+        <w:t xml:space="preserve">Use the supplied fictional case and keep its </w:t>
+      </w:r>
+      <w:r>
+        <w:rPr>
+          <w:b/>
+        </w:rPr>
+        <w:t>input</w:t>
+      </w:r>
+      <w:r>
+        <w:rPr>
+          <w:b w:val="0"/>
+        </w:rPr>
+        <w:t xml:space="preserve">s, intermediate steps, calculation or </w:t>
+      </w:r>
+      <w:r>
+        <w:rPr>
+          <w:b/>
+        </w:rPr>
+        <w:t>prediction</w:t>
+      </w:r>
+      <w:r>
+        <w:rPr>
+          <w:b w:val="0"/>
+        </w:rPr>
+        <w:t>, and limitation. Connect this record to last week’s record; a matching answer without a trace is insufficient.</w:t>
+      </w:r>
+    </w:p>
+    <w:p>
+      <w:pPr>
+        <w:spacing w:line="336" w:lineRule="auto" w:after="180"/>
+      </w:pPr>
+      <w:r>
+        <w:rPr>
+          <w:b w:val="0"/>
+        </w:rPr>
+        <w:t xml:space="preserve">Provide an </w:t>
+      </w:r>
+      <w:r>
+        <w:rPr>
+          <w:b/>
+        </w:rPr>
+        <w:t>input</w:t>
+      </w:r>
+      <w:r>
+        <w:rPr>
+          <w:b w:val="0"/>
+        </w:rPr>
+        <w:t>/procedure/result/limit frame and a calculator when needed. Ask students to identify the first step before completing the whole trace.</w:t>
+      </w:r>
+    </w:p>
+    <w:p>
+      <w:pPr>
+        <w:spacing w:line="336" w:lineRule="auto" w:after="180"/>
+      </w:pPr>
+      <w:r>
+        <w:rPr>
+          <w:b w:val="0"/>
+        </w:rPr>
+        <w:t xml:space="preserve">Extension: compare two concrete variants of this </w:t>
+      </w:r>
+      <w:r>
+        <w:rPr>
+          <w:b/>
+        </w:rPr>
+        <w:t>mechanism</w:t>
+      </w:r>
+      <w:r>
+        <w:rPr>
+          <w:b w:val="0"/>
+        </w:rPr>
+        <w:t xml:space="preserve"> while holding unrelated conditions fixed; report both successful and unsuccessful outcomes.</w:t>
+      </w:r>
+    </w:p>
+    <w:p>
+      <w:pPr>
+        <w:spacing w:line="336" w:lineRule="auto" w:after="180"/>
+      </w:pPr>
+      <w:r>
+        <w:rPr>
+          <w:b w:val="0"/>
+        </w:rPr>
+        <w:t xml:space="preserve">Next connection: Testing pure components. Preserve the current case record and retrieve its </w:t>
+      </w:r>
+      <w:r>
+        <w:rPr>
+          <w:b/>
+        </w:rPr>
+        <w:t>evidence</w:t>
+      </w:r>
+      <w:r>
+        <w:rPr>
+          <w:b w:val="0"/>
+        </w:rPr>
+        <w:t xml:space="preserve"> boundary before moving on.</w:t>
+      </w:r>
+    </w:p>
+    <w:p>
+      <w:pPr>
+        <w:spacing w:line="336" w:lineRule="auto" w:after="180"/>
+      </w:pPr>
+      <w:r>
+        <w:rPr>
+          <w:b w:val="0"/>
+        </w:rPr>
+        <w:t>Retain the project ledger and assess a changed case after support. Check the relevant prerequisite before carrying this component forward.</w:t>
+      </w:r>
+    </w:p>
+    <w:p>
+      <w:pPr>
+        <w:spacing w:line="336" w:lineRule="auto" w:after="180"/>
+      </w:pPr>
+      <w:r>
+        <w:rPr>
+          <w:b w:val="0"/>
+        </w:rPr>
+        <w:t xml:space="preserve">For the Grounded Learning Service, retain an annotated trace and the changed-case result. Name the contract or </w:t>
+      </w:r>
+      <w:r>
+        <w:rPr>
+          <w:b/>
+        </w:rPr>
+        <w:t>evidence</w:t>
+      </w:r>
+      <w:r>
+        <w:rPr>
+          <w:b w:val="0"/>
+        </w:rPr>
+        <w:t xml:space="preserve"> that makes the deciding step valid, so another team can review it.</w:t>
+      </w:r>
+    </w:p>
+    <w:p>
+      <w:pPr>
+        <w:pStyle w:val="Heading2"/>
+      </w:pPr>
+      <w:r>
+        <w:t>Delayed return and support record</w:t>
       </w:r>
     </w:p>
     <w:p>
@@ -3711,60 +4372,60 @@
     </w:p>
     <w:p>
       <w:pPr>
-        <w:pStyle w:val="Heading3"/>
-      </w:pPr>
-      <w:r>
-        <w:t>Project evidence from this case</w:t>
+        <w:pStyle w:val="Heading2"/>
+      </w:pPr>
+      <w:r>
+        <w:t>Earlier wording, alternatives and picture transcripts · reference / check after trying</w:t>
       </w:r>
     </w:p>
     <w:p>
       <w:pPr>
-        <w:spacing w:line="336" w:lineRule="auto" w:after="180"/>
-      </w:pPr>
-      <w:r>
-        <w:rPr>
-          <w:b w:val="0"/>
-        </w:rPr>
-        <w:t xml:space="preserve">For the Grounded Learning Service, retain an annotated trace and the changed-case result. Name the contract or </w:t>
-      </w:r>
-      <w:r>
-        <w:rPr>
-          <w:b/>
-        </w:rPr>
-        <w:t>evidence</w:t>
-      </w:r>
-      <w:r>
-        <w:rPr>
-          <w:b w:val="0"/>
-        </w:rPr>
-        <w:t xml:space="preserve"> that makes the deciding step valid, so another team can review it.</w:t>
+        <w:pStyle w:val="Heading3"/>
+      </w:pPr>
+      <w:r>
+        <w:t>Plan the delayed return</w:t>
       </w:r>
     </w:p>
     <w:p>
       <w:pPr>
-        <w:pStyle w:val="Heading1"/>
-      </w:pPr>
-      <w:r>
-        <w:t>07. Prepare, teach and assess</w:t>
+        <w:pStyle w:val="Heading3"/>
+      </w:pPr>
+      <w:r>
+        <w:t>Project evidence from this case</w:t>
       </w:r>
     </w:p>
     <w:p>
-      <w:r>
-        <w:t>Use this preparation summary alongside the detailed Least privilege and tool scopes lesson; it is a checklist rather than a replacement for the full sequence.</w:t>
+      <w:pPr>
+        <w:pStyle w:val="Heading1"/>
+      </w:pPr>
+      <w:r>
+        <w:t>Reference bank and extra practice</w:t>
       </w:r>
     </w:p>
     <w:p>
       <w:pPr>
-        <w:pStyle w:val="Heading3"/>
-      </w:pPr>
-      <w:r>
-        <w:t>Teaching target</w:t>
+        <w:pStyle w:val="Heading1"/>
+      </w:pPr>
+      <w:r>
+        <w:t>07. Reference · Alternative planning checklist</w:t>
       </w:r>
     </w:p>
     <w:p>
+      <w:r>
+        <w:t>Use alongside the main route when helpful.</w:t>
+      </w:r>
+    </w:p>
+    <w:p>
+      <w:pPr>
+        <w:pStyle w:val="Heading2"/>
+      </w:pPr>
+      <w:r>
+        <w:t>Planning,assessment and project reminders</w:t>
+      </w:r>
+    </w:p>
+    <w:p>
       <w:pPr>
         <w:spacing w:line="336" w:lineRule="auto" w:after="180"/>
-        <w:shd w:fill="EDF7F3"/>
       </w:pPr>
       <w:r>
         <w:rPr>
@@ -3976,22 +4637,36 @@
     </w:p>
     <w:p>
       <w:pPr>
-        <w:pStyle w:val="Heading3"/>
-      </w:pPr>
-      <w:r>
-        <w:t>Supported practice answer</w:t>
+        <w:spacing w:line="336" w:lineRule="auto" w:after="180"/>
+      </w:pPr>
+      <w:r>
+        <w:rPr>
+          <w:b w:val="0"/>
+        </w:rPr>
+        <w:t>Reasoned practice answer: Teacher explanation: Both operation and resource exceed scope; deny before execution, regardless of generated confidence.</w:t>
       </w:r>
     </w:p>
     <w:p>
       <w:pPr>
         <w:spacing w:line="336" w:lineRule="auto" w:after="180"/>
-        <w:shd w:fill="F1F6FC"/>
       </w:pPr>
       <w:r>
         <w:rPr>
           <w:b w:val="0"/>
         </w:rPr>
-        <w:t>Reasoned practice answer: Teacher explanation: Both operation and resource exceed scope; deny before execution, regardless of generated confidence.</w:t>
+        <w:t xml:space="preserve">Check every learner before discussion: Use the worked case for </w:t>
+      </w:r>
+      <w:r>
+        <w:rPr>
+          <w:b/>
+        </w:rPr>
+        <w:t>Least privilege</w:t>
+      </w:r>
+      <w:r>
+        <w:rPr>
+          <w:b w:val="0"/>
+        </w:rPr>
+        <w:t xml:space="preserve"> and tool scopes. Proposed explanation: “The worked result establishes every future case”. Decide whether this explanation is supported.</w:t>
       </w:r>
     </w:p>
     <w:p>
@@ -4002,19 +4677,7 @@
         <w:rPr>
           <w:b w:val="0"/>
         </w:rPr>
-        <w:t xml:space="preserve">Check every learner before discussion: Use the worked case for </w:t>
-      </w:r>
-      <w:r>
-        <w:rPr>
-          <w:b/>
-        </w:rPr>
-        <w:t>Least privilege</w:t>
-      </w:r>
-      <w:r>
-        <w:rPr>
-          <w:b w:val="0"/>
-        </w:rPr>
-        <w:t xml:space="preserve"> and tool scopes. Proposed explanation: “The worked result establishes every future case”. Decide whether this explanation is supported.</w:t>
+        <w:t>Point to the step or supplied fact that decides; explain your repair if needed.</w:t>
       </w:r>
     </w:p>
     <w:p>
@@ -4025,117 +4688,69 @@
         <w:rPr>
           <w:b w:val="0"/>
         </w:rPr>
-        <w:t>Point to the step or supplied fact that decides; explain your repair if needed.</w:t>
+        <w:t>Misconception repair: A generated plan cannot expand the token or actor scope.</w:t>
       </w:r>
     </w:p>
     <w:p>
       <w:pPr>
-        <w:pStyle w:val="Heading3"/>
-      </w:pPr>
-      <w:r>
-        <w:t>Repair the misconception</w:t>
+        <w:spacing w:line="336" w:lineRule="auto" w:after="180"/>
+      </w:pPr>
+      <w:r>
+        <w:rPr>
+          <w:b w:val="0"/>
+        </w:rPr>
+        <w:t xml:space="preserve">Support: read the exact case aloud, enlarge the labelled picture, supply </w:t>
+      </w:r>
+      <w:r>
+        <w:rPr>
+          <w:b/>
+        </w:rPr>
+        <w:t>input</w:t>
+      </w:r>
+      <w:r>
+        <w:rPr>
+          <w:b w:val="0"/>
+        </w:rPr>
+        <w:t xml:space="preserve"> cards and model only the first deciding step. Accept a spoken explanation or drawing; retain the reasoning goal.</w:t>
       </w:r>
     </w:p>
     <w:p>
       <w:pPr>
         <w:spacing w:line="336" w:lineRule="auto" w:after="180"/>
-        <w:shd w:fill="FFF5E6"/>
       </w:pPr>
       <w:r>
         <w:rPr>
           <w:b w:val="0"/>
         </w:rPr>
-        <w:t>Misconception repair: A generated plan cannot expand the token or actor scope.</w:t>
+        <w:t xml:space="preserve">Extension: Add read S5 explicitly to the trusted scope. Require a </w:t>
+      </w:r>
+      <w:r>
+        <w:rPr>
+          <w:b/>
+        </w:rPr>
+        <w:t>prediction</w:t>
+      </w:r>
+      <w:r>
+        <w:rPr>
+          <w:b w:val="0"/>
+        </w:rPr>
+        <w:t xml:space="preserve"> and a reason before comparing. Expected result: Read S5 becomes permitted; write S2 remains denied.</w:t>
       </w:r>
     </w:p>
     <w:p>
       <w:pPr>
-        <w:pStyle w:val="Heading3"/>
-      </w:pPr>
-      <w:r>
-        <w:t>Support without giving away the answer</w:t>
+        <w:spacing w:line="336" w:lineRule="auto" w:after="180"/>
+      </w:pPr>
+      <w:r>
+        <w:rPr>
+          <w:b w:val="0"/>
+        </w:rPr>
+        <w:t>Reason: Adding one station does not grant a write operation.</w:t>
       </w:r>
     </w:p>
     <w:p>
       <w:pPr>
         <w:spacing w:line="336" w:lineRule="auto" w:after="180"/>
-        <w:shd w:fill="F1F6F8"/>
-      </w:pPr>
-      <w:r>
-        <w:rPr>
-          <w:b w:val="0"/>
-        </w:rPr>
-        <w:t xml:space="preserve">Support: read the exact case aloud, enlarge the labelled picture, supply </w:t>
-      </w:r>
-      <w:r>
-        <w:rPr>
-          <w:b/>
-        </w:rPr>
-        <w:t>input</w:t>
-      </w:r>
-      <w:r>
-        <w:rPr>
-          <w:b w:val="0"/>
-        </w:rPr>
-        <w:t xml:space="preserve"> cards and model only the first deciding step. Accept a spoken explanation or drawing; retain the reasoning goal.</w:t>
-      </w:r>
-    </w:p>
-    <w:p>
-      <w:pPr>
-        <w:pStyle w:val="Heading3"/>
-      </w:pPr>
-      <w:r>
-        <w:t>Extend the reasoning</w:t>
-      </w:r>
-    </w:p>
-    <w:p>
-      <w:pPr>
-        <w:spacing w:line="336" w:lineRule="auto" w:after="180"/>
-        <w:shd w:fill="F5F1FB"/>
-      </w:pPr>
-      <w:r>
-        <w:rPr>
-          <w:b w:val="0"/>
-        </w:rPr>
-        <w:t xml:space="preserve">Extension: Add read S5 explicitly to the trusted scope. Require a </w:t>
-      </w:r>
-      <w:r>
-        <w:rPr>
-          <w:b/>
-        </w:rPr>
-        <w:t>prediction</w:t>
-      </w:r>
-      <w:r>
-        <w:rPr>
-          <w:b w:val="0"/>
-        </w:rPr>
-        <w:t xml:space="preserve"> and a reason before comparing. Expected result: Read S5 becomes permitted; write S2 remains denied.</w:t>
-      </w:r>
-    </w:p>
-    <w:p>
-      <w:pPr>
-        <w:spacing w:line="336" w:lineRule="auto" w:after="180"/>
-        <w:shd w:fill="F5F1FB"/>
-      </w:pPr>
-      <w:r>
-        <w:rPr>
-          <w:b w:val="0"/>
-        </w:rPr>
-        <w:t>Reason: Adding one station does not grant a write operation.</w:t>
-      </w:r>
-    </w:p>
-    <w:p>
-      <w:pPr>
-        <w:pStyle w:val="Heading3"/>
-      </w:pPr>
-      <w:r>
-        <w:t>Protect the independent attempt</w:t>
-      </w:r>
-    </w:p>
-    <w:p>
-      <w:pPr>
-        <w:spacing w:line="336" w:lineRule="auto" w:after="180"/>
-        <w:shd w:fill="FFF5E6"/>
       </w:pPr>
       <w:r>
         <w:rPr>
@@ -4330,70 +4945,69 @@
     </w:tbl>
     <w:p>
       <w:pPr>
-        <w:pStyle w:val="Heading3"/>
-      </w:pPr>
-      <w:r>
-        <w:t>Project checkpoint</w:t>
+        <w:spacing w:line="336" w:lineRule="auto" w:after="180"/>
+      </w:pPr>
+      <w:r>
+        <w:rPr>
+          <w:b w:val="0"/>
+        </w:rPr>
+        <w:t xml:space="preserve">Project checkpoint: Frame the need. Name the user, the problem, allowed </w:t>
+      </w:r>
+      <w:r>
+        <w:rPr>
+          <w:b/>
+        </w:rPr>
+        <w:t>input</w:t>
+      </w:r>
+      <w:r>
+        <w:rPr>
+          <w:b w:val="0"/>
+        </w:rPr>
+        <w:t>s and a safe simple starting method.</w:t>
       </w:r>
     </w:p>
     <w:p>
       <w:pPr>
         <w:spacing w:line="336" w:lineRule="auto" w:after="180"/>
-        <w:shd w:fill="EDF7F3"/>
       </w:pPr>
       <w:r>
         <w:rPr>
           <w:b w:val="0"/>
         </w:rPr>
-        <w:t xml:space="preserve">Project checkpoint: Frame the need. Name the user, the problem, allowed </w:t>
+        <w:t xml:space="preserve">Use the weekly teacher answer for topic-specific reasoning. A saved progress tick is an activity record; judge mastery from the learner’s explanation and </w:t>
       </w:r>
       <w:r>
         <w:rPr>
           <w:b/>
         </w:rPr>
-        <w:t>input</w:t>
+        <w:t>evidence</w:t>
       </w:r>
       <w:r>
         <w:rPr>
           <w:b w:val="0"/>
         </w:rPr>
-        <w:t>s and a safe simple starting method.</w:t>
+        <w:t>.</w:t>
       </w:r>
     </w:p>
     <w:p>
       <w:pPr>
-        <w:spacing w:line="336" w:lineRule="auto" w:after="180"/>
-      </w:pPr>
-      <w:r>
-        <w:rPr>
-          <w:b w:val="0"/>
-        </w:rPr>
-        <w:t xml:space="preserve">Use the weekly teacher answer for topic-specific reasoning. A saved progress tick is an activity record; judge mastery from the learner’s explanation and </w:t>
-      </w:r>
-      <w:r>
-        <w:rPr>
-          <w:b/>
-        </w:rPr>
-        <w:t>evidence</w:t>
-      </w:r>
-      <w:r>
-        <w:rPr>
-          <w:b w:val="0"/>
-        </w:rPr>
-        <w:t>.</w:t>
+        <w:pStyle w:val="Heading1"/>
+      </w:pPr>
+      <w:r>
+        <w:t>08. Reference · Feedback,labs and repair paths</w:t>
       </w:r>
     </w:p>
     <w:p>
-      <w:pPr>
-        <w:pStyle w:val="Heading1"/>
-      </w:pPr>
-      <w:r>
-        <w:t>08. Use feedback, labs and repair paths</w:t>
+      <w:r>
+        <w:t>Retain the first attempt and the evidence used for a repair.</w:t>
       </w:r>
     </w:p>
     <w:p>
-      <w:r>
-        <w:t>Use feedback, earlier review and portfolios purposefully. Apply the coding routine only when this lesson has an executable lab.</w:t>
+      <w:pPr>
+        <w:pStyle w:val="Heading2"/>
+      </w:pPr>
+      <w:r>
+        <w:t>Feedback and record guidance</w:t>
       </w:r>
     </w:p>
     <w:p>
@@ -4431,40 +5045,42 @@
       </w:r>
     </w:p>
     <w:p>
-      <w:pPr>
-        <w:pStyle w:val="Heading3"/>
-      </w:pPr>
-      <w:r>
-        <w:t>For later coding lessons</w:t>
+      <w:r>
+        <w:t>This week has no code block. Use this routine when a later lesson includes an executable lab.</w:t>
       </w:r>
     </w:p>
     <w:p>
-      <w:r>
-        <w:t>This week has no code block. Use this routine when a later lesson includes an executable lab.</w:t>
+      <w:pPr>
+        <w:spacing w:line="336" w:lineRule="auto" w:after="180"/>
+      </w:pPr>
+      <w:r>
+        <w:rPr>
+          <w:b w:val="0"/>
+        </w:rPr>
+        <w:t xml:space="preserve">Ask students to predict before running code. Preserve errors and actual </w:t>
+      </w:r>
+      <w:r>
+        <w:rPr>
+          <w:b/>
+        </w:rPr>
+        <w:t>output</w:t>
+      </w:r>
+      <w:r>
+        <w:rPr>
+          <w:b w:val="0"/>
+        </w:rPr>
+        <w:t>s; collect a changed test and an explanation. The branch-boundary and indexing lessons deliberately include failure cases.</w:t>
       </w:r>
     </w:p>
     <w:p>
       <w:pPr>
         <w:spacing w:line="336" w:lineRule="auto" w:after="180"/>
-        <w:shd w:fill="F1F6F8"/>
       </w:pPr>
       <w:r>
         <w:rPr>
           <w:b w:val="0"/>
         </w:rPr>
-        <w:t xml:space="preserve">Ask students to predict before running code. Preserve errors and actual </w:t>
-      </w:r>
-      <w:r>
-        <w:rPr>
-          <w:b/>
-        </w:rPr>
-        <w:t>output</w:t>
-      </w:r>
-      <w:r>
-        <w:rPr>
-          <w:b w:val="0"/>
-        </w:rPr>
-        <w:t>s; collect a changed test and an explanation. The branch-boundary and indexing lessons deliberately include failure cases.</w:t>
+        <w:t>Use the earlier worked-explanation links to address a specific missing building block, then return to the current question. Adapt this suggestion after observing the learner; it is not an automatic diagnosis.</w:t>
       </w:r>
     </w:p>
     <w:p>
@@ -4475,71 +5091,37 @@
         <w:rPr>
           <w:b w:val="0"/>
         </w:rPr>
-        <w:t>Use the earlier worked-explanation links to address a specific missing building block, then return to the current question. Adapt this suggestion after observing the learner; it is not an automatic diagnosis.</w:t>
+        <w:t xml:space="preserve">Collect the completed-work portfolio as </w:t>
+      </w:r>
+      <w:r>
+        <w:rPr>
+          <w:b/>
+        </w:rPr>
+        <w:t>evidence</w:t>
+      </w:r>
+      <w:r>
+        <w:rPr>
+          <w:b w:val="0"/>
+        </w:rPr>
+        <w:t>. Record support separately from correctness, and assess explanation, trace/test and limitations. Progress ticks and quiz selections alone do not establish mastery.</w:t>
       </w:r>
     </w:p>
     <w:p>
       <w:pPr>
-        <w:spacing w:line="336" w:lineRule="auto" w:after="180"/>
-      </w:pPr>
-      <w:r>
-        <w:rPr>
-          <w:b w:val="0"/>
-        </w:rPr>
-        <w:t xml:space="preserve">Collect the completed-work portfolio as </w:t>
-      </w:r>
-      <w:r>
-        <w:rPr>
-          <w:b/>
-        </w:rPr>
-        <w:t>evidence</w:t>
-      </w:r>
-      <w:r>
-        <w:rPr>
-          <w:b w:val="0"/>
-        </w:rPr>
-        <w:t>. Record support separately from correctness, and assess explanation, trace/test and limitations. Progress ticks and quiz selections alone do not establish mastery.</w:t>
+        <w:pStyle w:val="Heading1"/>
+      </w:pPr>
+      <w:r>
+        <w:t>09. Reference · Teach with the six pictures</w:t>
       </w:r>
     </w:p>
     <w:p>
-      <w:pPr>
-        <w:pStyle w:val="Heading1"/>
-      </w:pPr>
-      <w:r>
-        <w:t>09. Visual concept journey</w:t>
+      <w:r>
+        <w:t>Choose one picture for a particular reasoning move.</w:t>
       </w:r>
     </w:p>
     <w:p>
-      <w:r>
-        <w:t>Show one Least privilege and tool scopes graphic at a time, request a prediction and discuss its trace before the independent assessment.</w:t>
-      </w:r>
-    </w:p>
-    <w:p>
-      <w:pPr>
-        <w:spacing w:line="336" w:lineRule="auto" w:after="180"/>
-      </w:pPr>
-      <w:r>
-        <w:rPr>
-          <w:b w:val="0"/>
-        </w:rPr>
-        <w:t xml:space="preserve">Use one picture at a time. Hide a worked result before asking for a </w:t>
-      </w:r>
-      <w:r>
-        <w:rPr>
-          <w:b/>
-        </w:rPr>
-        <w:t>prediction</w:t>
-      </w:r>
-      <w:r>
-        <w:rPr>
-          <w:b w:val="0"/>
-        </w:rPr>
-        <w:t>, then reveal it for feedback. These are supported teaching cases; retain the separate independent assessment for a fresh first attempt.</w:t>
-      </w:r>
-    </w:p>
-    <w:p>
-      <w:pPr>
-        <w:pStyle w:val="Heading3"/>
+      <w:pPr>
+        <w:pStyle w:val="Heading2"/>
       </w:pPr>
       <w:r>
         <w:t>01. Least privilege and tool scopes: the case</w:t>
@@ -4550,7 +5132,7 @@
         <w:drawing>
           <wp:inline xmlns:a="http://schemas.openxmlformats.org/drawingml/2006/main" xmlns:pic="http://schemas.openxmlformats.org/drawingml/2006/picture">
             <wp:extent cx="5486400" cy="2834640"/>
-            <wp:docPr id="2" name="Picture 2" descr="A narrowly scoped weather tool. A school bot holds a token allowing only reading station S2. Supplied facts: Requested calls: read S2, write S2, read S5. Trusted scope is read on S2 only."/>
+            <wp:docPr id="3" name="Picture 3" descr="A narrowly scoped weather tool. A school bot holds a token allowing only reading station S2. Supplied facts: Requested calls: read S2, write S2, read S5. Trusted scope is read on S2 only."/>
             <wp:cNvGraphicFramePr>
               <a:graphicFrameLocks noChangeAspect="1"/>
             </wp:cNvGraphicFramePr>
@@ -4562,7 +5144,7 @@
                     <pic:cNvPicPr/>
                   </pic:nvPicPr>
                   <pic:blipFill>
-                    <a:blip r:embed="rId10"/>
+                    <a:blip r:embed="rId11"/>
                     <a:stretch>
                       <a:fillRect/>
                     </a:stretch>
@@ -4595,7 +5177,6 @@
     <w:p>
       <w:pPr>
         <w:spacing w:line="336" w:lineRule="auto" w:after="180"/>
-        <w:shd w:fill="F5F1FB"/>
       </w:pPr>
       <w:r>
         <w:rPr>
@@ -4606,27 +5187,18 @@
     </w:p>
     <w:p>
       <w:pPr>
-        <w:pStyle w:val="Heading3"/>
-      </w:pPr>
-      <w:r>
-        <w:t>Discuss while showing the picture</w:t>
+        <w:spacing w:line="336" w:lineRule="auto" w:after="180"/>
+      </w:pPr>
+      <w:r>
+        <w:rPr>
+          <w:b w:val="0"/>
+        </w:rPr>
+        <w:t>Teacher prompt: Point to the given fact that matters most. Explain why it matters. Ask learners to describe one label or arrow in ordinary words. Use the adjacent transcript if the image is difficult to see.</w:t>
       </w:r>
     </w:p>
     <w:p>
       <w:pPr>
-        <w:spacing w:line="336" w:lineRule="auto" w:after="180"/>
-        <w:shd w:fill="F1F6F8"/>
-      </w:pPr>
-      <w:r>
-        <w:rPr>
-          <w:b w:val="0"/>
-        </w:rPr>
-        <w:t>Teacher prompt: Point to the given fact that matters most. Explain why it matters. Ask learners to describe one label or arrow in ordinary words. Use the adjacent transcript if the image is difficult to see.</w:t>
-      </w:r>
-    </w:p>
-    <w:p>
-      <w:pPr>
-        <w:pStyle w:val="Heading3"/>
+        <w:pStyle w:val="Heading2"/>
       </w:pPr>
       <w:r>
         <w:t>02. Follow the deciding steps</w:t>
@@ -4637,7 +5209,7 @@
         <w:drawing>
           <wp:inline xmlns:a="http://schemas.openxmlformats.org/drawingml/2006/main" xmlns:pic="http://schemas.openxmlformats.org/drawingml/2006/picture">
             <wp:extent cx="5486400" cy="3182112"/>
-            <wp:docPr id="3" name="Picture 3" descr="Match scope: Read S2 matches both the allowed operation and station. → Reject extra powers: Write S2 has the wrong operation; read S5 has the wrong station. → Run permitted call: Only read S2 may proceed."/>
+            <wp:docPr id="4" name="Picture 4" descr="Match scope: Read S2 matches both the allowed operation and station. → Reject extra powers: Write S2 has the wrong operation; read S5 has the wrong station. → Run permitted call: Only read S2 may proceed."/>
             <wp:cNvGraphicFramePr>
               <a:graphicFrameLocks noChangeAspect="1"/>
             </wp:cNvGraphicFramePr>
@@ -4649,7 +5221,7 @@
                     <pic:cNvPicPr/>
                   </pic:nvPicPr>
                   <pic:blipFill>
-                    <a:blip r:embed="rId11"/>
+                    <a:blip r:embed="rId9"/>
                     <a:stretch>
                       <a:fillRect/>
                     </a:stretch>
@@ -4682,7 +5254,6 @@
     <w:p>
       <w:pPr>
         <w:spacing w:line="336" w:lineRule="auto" w:after="180"/>
-        <w:shd w:fill="F5F1FB"/>
       </w:pPr>
       <w:r>
         <w:rPr>
@@ -4705,39 +5276,30 @@
     </w:p>
     <w:p>
       <w:pPr>
-        <w:pStyle w:val="Heading3"/>
-      </w:pPr>
-      <w:r>
-        <w:t>Discuss while showing the picture</w:t>
+        <w:spacing w:line="336" w:lineRule="auto" w:after="180"/>
+      </w:pPr>
+      <w:r>
+        <w:rPr>
+          <w:b w:val="0"/>
+        </w:rPr>
+        <w:t xml:space="preserve">Teacher prompt: Point to each numbered stage and explain which recorded </w:t>
+      </w:r>
+      <w:r>
+        <w:rPr>
+          <w:b/>
+        </w:rPr>
+        <w:t>input</w:t>
+      </w:r>
+      <w:r>
+        <w:rPr>
+          <w:b w:val="0"/>
+        </w:rPr>
+        <w:t xml:space="preserve"> it uses. Ask learners to describe one label or arrow in ordinary words. Use the adjacent transcript if the image is difficult to see.</w:t>
       </w:r>
     </w:p>
     <w:p>
       <w:pPr>
-        <w:spacing w:line="336" w:lineRule="auto" w:after="180"/>
-        <w:shd w:fill="F1F6F8"/>
-      </w:pPr>
-      <w:r>
-        <w:rPr>
-          <w:b w:val="0"/>
-        </w:rPr>
-        <w:t xml:space="preserve">Teacher prompt: Point to each numbered stage and explain which recorded </w:t>
-      </w:r>
-      <w:r>
-        <w:rPr>
-          <w:b/>
-        </w:rPr>
-        <w:t>input</w:t>
-      </w:r>
-      <w:r>
-        <w:rPr>
-          <w:b w:val="0"/>
-        </w:rPr>
-        <w:t xml:space="preserve"> it uses. Ask learners to describe one label or arrow in ordinary words. Use the adjacent transcript if the image is difficult to see.</w:t>
-      </w:r>
-    </w:p>
-    <w:p>
-      <w:pPr>
-        <w:pStyle w:val="Heading3"/>
+        <w:pStyle w:val="Heading2"/>
       </w:pPr>
       <w:r>
         <w:t>03. Least privilege and tool scopes — evidence trace</w:t>
@@ -4748,7 +5310,7 @@
         <w:drawing>
           <wp:inline xmlns:a="http://schemas.openxmlformats.org/drawingml/2006/main" xmlns:pic="http://schemas.openxmlformats.org/drawingml/2006/picture">
             <wp:extent cx="5486400" cy="2996184"/>
-            <wp:docPr id="4" name="Picture 4" descr="Least privilege and tool scopes — evidence trace. Tool token permits lookup(public-room). A proposed call writes teacher notes. | A reporting assistant may lookup public rooms but may not write records, send messages or read teacher notes. Check actor, operation and resource before executing a proposed call. | Both operation and resource exceed scope; deny before execution, regardless of generated confidence."/>
+            <wp:docPr id="5" name="Picture 5" descr="Least privilege and tool scopes — evidence trace. Tool token permits lookup(public-room). A proposed call writes teacher notes. | A reporting assistant may lookup public rooms but may not write records, send messages or read teacher notes. Check actor, operation and resource before executing a proposed call. | Both operation and resource exceed scope; deny before execution, regardless of generated confidence."/>
             <wp:cNvGraphicFramePr>
               <a:graphicFrameLocks noChangeAspect="1"/>
             </wp:cNvGraphicFramePr>
@@ -4833,7 +5395,6 @@
     <w:p>
       <w:pPr>
         <w:spacing w:line="336" w:lineRule="auto" w:after="180"/>
-        <w:shd w:fill="F5F1FB"/>
       </w:pPr>
       <w:r>
         <w:rPr>
@@ -4844,27 +5405,18 @@
     </w:p>
     <w:p>
       <w:pPr>
-        <w:pStyle w:val="Heading3"/>
-      </w:pPr>
-      <w:r>
-        <w:t>Discuss while showing the picture</w:t>
+        <w:spacing w:line="336" w:lineRule="auto" w:after="180"/>
+      </w:pPr>
+      <w:r>
+        <w:rPr>
+          <w:b w:val="0"/>
+        </w:rPr>
+        <w:t>Teacher prompt: Read the labels and values. Explain the relationship the model shows. Ask learners to describe one label or arrow in ordinary words. Use the adjacent transcript if the image is difficult to see.</w:t>
       </w:r>
     </w:p>
     <w:p>
       <w:pPr>
-        <w:spacing w:line="336" w:lineRule="auto" w:after="180"/>
-        <w:shd w:fill="F1F6F8"/>
-      </w:pPr>
-      <w:r>
-        <w:rPr>
-          <w:b w:val="0"/>
-        </w:rPr>
-        <w:t>Teacher prompt: Read the labels and values. Explain the relationship the model shows. Ask learners to describe one label or arrow in ordinary words. Use the adjacent transcript if the image is difficult to see.</w:t>
-      </w:r>
-    </w:p>
-    <w:p>
-      <w:pPr>
-        <w:pStyle w:val="Heading3"/>
+        <w:pStyle w:val="Heading2"/>
       </w:pPr>
       <w:r>
         <w:t>04. Change one thing. Trace what follows.</w:t>
@@ -4875,7 +5427,7 @@
         <w:drawing>
           <wp:inline xmlns:a="http://schemas.openxmlformats.org/drawingml/2006/main" xmlns:pic="http://schemas.openxmlformats.org/drawingml/2006/picture">
             <wp:extent cx="5486400" cy="3026664"/>
-            <wp:docPr id="5" name="Picture 5" descr="Original case: Only read S2 may proceed. Changed condition: Add read S5 explicitly to the trusted scope. Expected result: Read S5 becomes permitted; write S2 remains denied. Reason: Adding one station does not grant a write operation."/>
+            <wp:docPr id="6" name="Picture 6" descr="Original case: Only read S2 may proceed. Changed condition: Add read S5 explicitly to the trusted scope. Expected result: Read S5 becomes permitted; write S2 remains denied. Reason: Adding one station does not grant a write operation."/>
             <wp:cNvGraphicFramePr>
               <a:graphicFrameLocks noChangeAspect="1"/>
             </wp:cNvGraphicFramePr>
@@ -4931,7 +5483,6 @@
     <w:p>
       <w:pPr>
         <w:spacing w:line="336" w:lineRule="auto" w:after="180"/>
-        <w:shd w:fill="F5F1FB"/>
       </w:pPr>
       <w:r>
         <w:rPr>
@@ -4942,39 +5493,29 @@
     </w:p>
     <w:p>
       <w:pPr>
-        <w:pStyle w:val="Heading3"/>
-      </w:pPr>
-      <w:r>
-        <w:t>Discuss while showing the picture</w:t>
+        <w:spacing w:line="336" w:lineRule="auto" w:after="180"/>
+      </w:pPr>
+      <w:r>
+        <w:rPr>
+          <w:b w:val="0"/>
+        </w:rPr>
+        <w:t>Teacher prompt: Predict before checking the worked changed-case result. Name what changed and what the supplied facts allow you to conclude. Ask learners to describe one label or arrow in ordinary words.</w:t>
       </w:r>
     </w:p>
     <w:p>
       <w:pPr>
         <w:spacing w:line="336" w:lineRule="auto" w:after="180"/>
-        <w:shd w:fill="F1F6F8"/>
       </w:pPr>
       <w:r>
         <w:rPr>
           <w:b w:val="0"/>
         </w:rPr>
-        <w:t>Teacher prompt: Predict before checking the worked changed-case result. Name what changed and what the supplied facts allow you to conclude. Ask learners to describe one label or arrow in ordinary words.</w:t>
+        <w:t>Use the adjacent transcript if the image is difficult to see. Changed-case reasoning: Adding one station does not grant a write operation.</w:t>
       </w:r>
     </w:p>
     <w:p>
       <w:pPr>
-        <w:spacing w:line="336" w:lineRule="auto" w:after="180"/>
-        <w:shd w:fill="F1F6F8"/>
-      </w:pPr>
-      <w:r>
-        <w:rPr>
-          <w:b w:val="0"/>
-        </w:rPr>
-        <w:t>Use the adjacent transcript if the image is difficult to see. Changed-case reasoning: Adding one station does not grant a write operation.</w:t>
-      </w:r>
-    </w:p>
-    <w:p>
-      <w:pPr>
-        <w:pStyle w:val="Heading3"/>
+        <w:pStyle w:val="Heading2"/>
       </w:pPr>
       <w:r>
         <w:t>05. Connect the explanation to its limit</w:t>
@@ -4985,7 +5526,7 @@
         <w:drawing>
           <wp:inline xmlns:a="http://schemas.openxmlformats.org/drawingml/2006/main" xmlns:pic="http://schemas.openxmlformats.org/drawingml/2006/picture">
             <wp:extent cx="5486400" cy="2834640"/>
-            <wp:docPr id="6" name="Picture 6" descr="Least privilege limits a component to needed powers. Checking only the verb or only the object would leave a gap. Limit: A narrowly scoped credential can still be misused within its scope; protect it and inspect permitted actions."/>
+            <wp:docPr id="7" name="Picture 7" descr="Least privilege limits a component to needed powers. Checking only the verb or only the object would leave a gap. Limit: A narrowly scoped credential can still be misused within its scope; protect it and inspect permitted actions."/>
             <wp:cNvGraphicFramePr>
               <a:graphicFrameLocks noChangeAspect="1"/>
             </wp:cNvGraphicFramePr>
@@ -5047,7 +5588,6 @@
     <w:p>
       <w:pPr>
         <w:spacing w:line="336" w:lineRule="auto" w:after="180"/>
-        <w:shd w:fill="F5F1FB"/>
       </w:pPr>
       <w:r>
         <w:rPr>
@@ -5058,39 +5598,29 @@
     </w:p>
     <w:p>
       <w:pPr>
-        <w:pStyle w:val="Heading3"/>
-      </w:pPr>
-      <w:r>
-        <w:t>Discuss while showing the picture</w:t>
+        <w:spacing w:line="336" w:lineRule="auto" w:after="180"/>
+      </w:pPr>
+      <w:r>
+        <w:rPr>
+          <w:b w:val="0"/>
+        </w:rPr>
+        <w:t>Teacher prompt: Explain the case, then point to a limit on the claim. Ask learners to describe one label or arrow in ordinary words. Use the adjacent transcript if the image is difficult to see.</w:t>
       </w:r>
     </w:p>
     <w:p>
       <w:pPr>
         <w:spacing w:line="336" w:lineRule="auto" w:after="180"/>
-        <w:shd w:fill="F1F6F8"/>
       </w:pPr>
       <w:r>
         <w:rPr>
           <w:b w:val="0"/>
         </w:rPr>
-        <w:t>Teacher prompt: Explain the case, then point to a limit on the claim. Ask learners to describe one label or arrow in ordinary words. Use the adjacent transcript if the image is difficult to see.</w:t>
+        <w:t>Keep the stated scope: A narrowly scoped credential can still be misused within its scope; protect it and inspect permitted actions.</w:t>
       </w:r>
     </w:p>
     <w:p>
       <w:pPr>
-        <w:spacing w:line="336" w:lineRule="auto" w:after="180"/>
-        <w:shd w:fill="F1F6F8"/>
-      </w:pPr>
-      <w:r>
-        <w:rPr>
-          <w:b w:val="0"/>
-        </w:rPr>
-        <w:t>Keep the stated scope: A narrowly scoped credential can still be misused within its scope; protect it and inspect permitted actions.</w:t>
-      </w:r>
-    </w:p>
-    <w:p>
-      <w:pPr>
-        <w:pStyle w:val="Heading3"/>
+        <w:pStyle w:val="Heading2"/>
       </w:pPr>
       <w:r>
         <w:t>06. Make the idea visible in your project</w:t>
@@ -5101,7 +5631,7 @@
         <w:drawing>
           <wp:inline xmlns:a="http://schemas.openxmlformats.org/drawingml/2006/main" xmlns:pic="http://schemas.openxmlformats.org/drawingml/2006/picture">
             <wp:extent cx="5486400" cy="3529584"/>
-            <wp:docPr id="7" name="Picture 7" descr="For the Grounded Learning Service, retain an annotated trace and the changed-case result. Name the contract or evidence that makes the deciding step valid, so another team can review it. Draw your input, deciding step, result and limit. Supported question: Classify read S2, write S2 and read S5 as permitted or denied. Identify the operation or station mismatch for each denial, then reconsider after read S5 is added to trusted scope."/>
+            <wp:docPr id="8" name="Picture 8" descr="For the Grounded Learning Service, retain an annotated trace and the changed-case result. Name the contract or evidence that makes the deciding step valid, so another team can review it. Draw your input, deciding step, result and limit. Supported question: Classify read S2, write S2 and read S5 as permitted or denied. Identify the operation or station mismatch for each denial, then reconsider after read S5 is added to trusted scope."/>
             <wp:cNvGraphicFramePr>
               <a:graphicFrameLocks noChangeAspect="1"/>
             </wp:cNvGraphicFramePr>
@@ -5192,7 +5722,6 @@
     <w:p>
       <w:pPr>
         <w:spacing w:line="336" w:lineRule="auto" w:after="180"/>
-        <w:shd w:fill="F5F1FB"/>
       </w:pPr>
       <w:r>
         <w:rPr>
@@ -5215,58 +5744,126 @@
     </w:p>
     <w:p>
       <w:pPr>
-        <w:pStyle w:val="Heading3"/>
-      </w:pPr>
-      <w:r>
-        <w:t>Discuss while showing the picture</w:t>
+        <w:spacing w:line="336" w:lineRule="auto" w:after="180"/>
+      </w:pPr>
+      <w:r>
+        <w:rPr>
+          <w:b w:val="0"/>
+        </w:rPr>
+        <w:t xml:space="preserve">Teacher prompt: Draw your project trace and justify the deciding step using </w:t>
+      </w:r>
+      <w:r>
+        <w:rPr>
+          <w:b/>
+        </w:rPr>
+        <w:t>evidence</w:t>
+      </w:r>
+      <w:r>
+        <w:rPr>
+          <w:b w:val="0"/>
+        </w:rPr>
+        <w:t>. Ask learners to describe one label or arrow in ordinary words. Use the adjacent transcript if the image is difficult to see.</w:t>
       </w:r>
     </w:p>
     <w:p>
       <w:pPr>
         <w:spacing w:line="336" w:lineRule="auto" w:after="180"/>
-        <w:shd w:fill="F1F6F8"/>
       </w:pPr>
       <w:r>
         <w:rPr>
           <w:b w:val="0"/>
         </w:rPr>
-        <w:t xml:space="preserve">Teacher prompt: Draw your project trace and justify the deciding step using </w:t>
-      </w:r>
-      <w:r>
-        <w:rPr>
-          <w:b/>
-        </w:rPr>
-        <w:t>evidence</w:t>
-      </w:r>
-      <w:r>
-        <w:rPr>
-          <w:b w:val="0"/>
-        </w:rPr>
-        <w:t>. Ask learners to describe one label or arrow in ordinary words. Use the adjacent transcript if the image is difficult to see.</w:t>
+        <w:t>Supported practice key: Read S2 matches both the allowed operation and station. Write S2 has the wrong operation; read S5 has the wrong station. Only read S2 may proceed.</w:t>
       </w:r>
     </w:p>
     <w:p>
       <w:pPr>
         <w:spacing w:line="336" w:lineRule="auto" w:after="180"/>
-        <w:shd w:fill="F1F6F8"/>
       </w:pPr>
       <w:r>
         <w:rPr>
           <w:b w:val="0"/>
         </w:rPr>
-        <w:t>Supported practice key: Read S2 matches both the allowed operation and station. Write S2 has the wrong operation; read S5 has the wrong station. Only read S2 may proceed.</w:t>
+        <w:t>Changed case: Read S5 becomes permitted; write S2 remains denied. Adding one station does not grant a write operation.</w:t>
       </w:r>
     </w:p>
     <w:p>
       <w:pPr>
+        <w:pStyle w:val="Heading2"/>
+      </w:pPr>
+      <w:r>
+        <w:t>Earlier wording, alternatives and picture transcripts · reference / check after trying</w:t>
+      </w:r>
+    </w:p>
+    <w:p>
+      <w:pPr>
         <w:spacing w:line="336" w:lineRule="auto" w:after="180"/>
-        <w:shd w:fill="F1F6F8"/>
       </w:pPr>
       <w:r>
         <w:rPr>
           <w:b w:val="0"/>
         </w:rPr>
-        <w:t>Changed case: Read S5 becomes permitted; write S2 remains denied. Adding one station does not grant a write operation.</w:t>
+        <w:t xml:space="preserve">Use one picture at a time. Hide a worked result before asking for a </w:t>
+      </w:r>
+      <w:r>
+        <w:rPr>
+          <w:b/>
+        </w:rPr>
+        <w:t>prediction</w:t>
+      </w:r>
+      <w:r>
+        <w:rPr>
+          <w:b w:val="0"/>
+        </w:rPr>
+        <w:t>, then reveal it for feedback. These are supported teaching cases; retain the separate independent assessment for a fresh first attempt.</w:t>
+      </w:r>
+    </w:p>
+    <w:p>
+      <w:pPr>
+        <w:pStyle w:val="Heading3"/>
+      </w:pPr>
+      <w:r>
+        <w:t>01. Least privilege and tool scopes: the case</w:t>
+      </w:r>
+    </w:p>
+    <w:p>
+      <w:pPr>
+        <w:pStyle w:val="Heading3"/>
+      </w:pPr>
+      <w:r>
+        <w:t>02. Follow the deciding steps</w:t>
+      </w:r>
+    </w:p>
+    <w:p>
+      <w:pPr>
+        <w:pStyle w:val="Heading3"/>
+      </w:pPr>
+      <w:r>
+        <w:t>03. Least privilege and tool scopes — evidence trace</w:t>
+      </w:r>
+    </w:p>
+    <w:p>
+      <w:pPr>
+        <w:pStyle w:val="Heading3"/>
+      </w:pPr>
+      <w:r>
+        <w:t>04. Change one thing. Trace what follows.</w:t>
+      </w:r>
+    </w:p>
+    <w:p>
+      <w:pPr>
+        <w:pStyle w:val="Heading3"/>
+      </w:pPr>
+      <w:r>
+        <w:t>05. Connect the explanation to its limit</w:t>
+      </w:r>
+    </w:p>
+    <w:p>
+      <w:pPr>
+        <w:pStyle w:val="Heading3"/>
+      </w:pPr>
+      <w:r>
+        <w:t>06. Make the idea visible in your project</w:t>
       </w:r>
     </w:p>
     <w:sectPr>
